--- a/klagomål/A 5455-2025 FSC-klagomål.docx
+++ b/klagomål/A 5455-2025 FSC-klagomål.docx
@@ -651,7 +651,7 @@
     <w:r>
       <w:tab/>
       <w:tab/>
-      <w:t>2025-12-19</w:t>
+      <w:t>2025-12-20</w:t>
       <w:br/>
       <w:br/>
     </w:r>

--- a/klagomål/A 5455-2025 FSC-klagomål.docx
+++ b/klagomål/A 5455-2025 FSC-klagomål.docx
@@ -651,7 +651,7 @@
     <w:r>
       <w:tab/>
       <w:tab/>
-      <w:t>2025-12-20</w:t>
+      <w:t>2025-12-21</w:t>
       <w:br/>
       <w:br/>
     </w:r>

--- a/klagomål/A 5455-2025 FSC-klagomål.docx
+++ b/klagomål/A 5455-2025 FSC-klagomål.docx
@@ -651,7 +651,7 @@
     <w:r>
       <w:tab/>
       <w:tab/>
-      <w:t>2025-12-21</w:t>
+      <w:t>2025-12-22</w:t>
       <w:br/>
       <w:br/>
     </w:r>

--- a/klagomål/A 5455-2025 FSC-klagomål.docx
+++ b/klagomål/A 5455-2025 FSC-klagomål.docx
@@ -651,7 +651,7 @@
     <w:r>
       <w:tab/>
       <w:tab/>
-      <w:t>2025-12-22</w:t>
+      <w:t>2025-12-26</w:t>
       <w:br/>
       <w:br/>
     </w:r>

--- a/klagomål/A 5455-2025 FSC-klagomål.docx
+++ b/klagomål/A 5455-2025 FSC-klagomål.docx
@@ -651,7 +651,7 @@
     <w:r>
       <w:tab/>
       <w:tab/>
-      <w:t>2026-01-07</w:t>
+      <w:t>2026-01-08</w:t>
       <w:br/>
       <w:br/>
     </w:r>

--- a/klagomål/A 5455-2025 FSC-klagomål.docx
+++ b/klagomål/A 5455-2025 FSC-klagomål.docx
@@ -651,7 +651,7 @@
     <w:r>
       <w:tab/>
       <w:tab/>
-      <w:t>2026-01-08</w:t>
+      <w:t>2026-01-09</w:t>
       <w:br/>
       <w:br/>
     </w:r>

--- a/klagomål/A 5455-2025 FSC-klagomål.docx
+++ b/klagomål/A 5455-2025 FSC-klagomål.docx
@@ -651,7 +651,7 @@
     <w:r>
       <w:tab/>
       <w:tab/>
-      <w:t>2026-01-09</w:t>
+      <w:t>2026-01-10</w:t>
       <w:br/>
       <w:br/>
     </w:r>

--- a/klagomål/A 5455-2025 FSC-klagomål.docx
+++ b/klagomål/A 5455-2025 FSC-klagomål.docx
@@ -651,7 +651,7 @@
     <w:r>
       <w:tab/>
       <w:tab/>
-      <w:t>2026-01-10</w:t>
+      <w:t>2026-01-11</w:t>
       <w:br/>
       <w:br/>
     </w:r>

--- a/klagomål/A 5455-2025 FSC-klagomål.docx
+++ b/klagomål/A 5455-2025 FSC-klagomål.docx
@@ -651,7 +651,7 @@
     <w:r>
       <w:tab/>
       <w:tab/>
-      <w:t>2026-01-11</w:t>
+      <w:t>2026-01-12</w:t>
       <w:br/>
       <w:br/>
     </w:r>

--- a/klagomål/A 5455-2025 FSC-klagomål.docx
+++ b/klagomål/A 5455-2025 FSC-klagomål.docx
@@ -651,7 +651,7 @@
     <w:r>
       <w:tab/>
       <w:tab/>
-      <w:t>2026-01-12</w:t>
+      <w:t>2026-01-13</w:t>
       <w:br/>
       <w:br/>
     </w:r>

--- a/klagomål/A 5455-2025 FSC-klagomål.docx
+++ b/klagomål/A 5455-2025 FSC-klagomål.docx
@@ -651,7 +651,7 @@
     <w:r>
       <w:tab/>
       <w:tab/>
-      <w:t>2026-01-13</w:t>
+      <w:t>2026-01-14</w:t>
       <w:br/>
       <w:br/>
     </w:r>

--- a/klagomål/A 5455-2025 FSC-klagomål.docx
+++ b/klagomål/A 5455-2025 FSC-klagomål.docx
@@ -651,7 +651,7 @@
     <w:r>
       <w:tab/>
       <w:tab/>
-      <w:t>2026-01-14</w:t>
+      <w:t>2026-01-15</w:t>
       <w:br/>
       <w:br/>
     </w:r>

--- a/klagomål/A 5455-2025 FSC-klagomål.docx
+++ b/klagomål/A 5455-2025 FSC-klagomål.docx
@@ -651,7 +651,7 @@
     <w:r>
       <w:tab/>
       <w:tab/>
-      <w:t>2026-01-15</w:t>
+      <w:t>2026-01-16</w:t>
       <w:br/>
       <w:br/>
     </w:r>

--- a/klagomål/A 5455-2025 FSC-klagomål.docx
+++ b/klagomål/A 5455-2025 FSC-klagomål.docx
@@ -651,7 +651,7 @@
     <w:r>
       <w:tab/>
       <w:tab/>
-      <w:t>2026-01-16</w:t>
+      <w:t>2026-01-17</w:t>
       <w:br/>
       <w:br/>
     </w:r>

--- a/klagomål/A 5455-2025 FSC-klagomål.docx
+++ b/klagomål/A 5455-2025 FSC-klagomål.docx
@@ -651,7 +651,7 @@
     <w:r>
       <w:tab/>
       <w:tab/>
-      <w:t>2026-01-17</w:t>
+      <w:t>2026-01-18</w:t>
       <w:br/>
       <w:br/>
     </w:r>

--- a/klagomål/A 5455-2025 FSC-klagomål.docx
+++ b/klagomål/A 5455-2025 FSC-klagomål.docx
@@ -651,7 +651,7 @@
     <w:r>
       <w:tab/>
       <w:tab/>
-      <w:t>2026-01-18</w:t>
+      <w:t>2026-01-19</w:t>
       <w:br/>
       <w:br/>
     </w:r>

--- a/klagomål/A 5455-2025 FSC-klagomål.docx
+++ b/klagomål/A 5455-2025 FSC-klagomål.docx
@@ -651,7 +651,7 @@
     <w:r>
       <w:tab/>
       <w:tab/>
-      <w:t>2026-01-19</w:t>
+      <w:t>2026-01-20</w:t>
       <w:br/>
       <w:br/>
     </w:r>

--- a/klagomål/A 5455-2025 FSC-klagomål.docx
+++ b/klagomål/A 5455-2025 FSC-klagomål.docx
@@ -651,7 +651,7 @@
     <w:r>
       <w:tab/>
       <w:tab/>
-      <w:t>2026-01-20</w:t>
+      <w:t>2026-01-21</w:t>
       <w:br/>
       <w:br/>
     </w:r>

--- a/klagomål/A 5455-2025 FSC-klagomål.docx
+++ b/klagomål/A 5455-2025 FSC-klagomål.docx
@@ -651,7 +651,7 @@
     <w:r>
       <w:tab/>
       <w:tab/>
-      <w:t>2026-01-21</w:t>
+      <w:t>2026-01-23</w:t>
       <w:br/>
       <w:br/>
     </w:r>

--- a/klagomål/A 5455-2025 FSC-klagomål.docx
+++ b/klagomål/A 5455-2025 FSC-klagomål.docx
@@ -651,7 +651,7 @@
     <w:r>
       <w:tab/>
       <w:tab/>
-      <w:t>2026-01-23</w:t>
+      <w:t>2026-01-24</w:t>
       <w:br/>
       <w:br/>
     </w:r>

--- a/klagomål/A 5455-2025 FSC-klagomål.docx
+++ b/klagomål/A 5455-2025 FSC-klagomål.docx
@@ -651,7 +651,7 @@
     <w:r>
       <w:tab/>
       <w:tab/>
-      <w:t>2026-01-24</w:t>
+      <w:t>2026-01-25</w:t>
       <w:br/>
       <w:br/>
     </w:r>

--- a/klagomål/A 5455-2025 FSC-klagomål.docx
+++ b/klagomål/A 5455-2025 FSC-klagomål.docx
@@ -651,7 +651,7 @@
     <w:r>
       <w:tab/>
       <w:tab/>
-      <w:t>2026-01-25</w:t>
+      <w:t>2026-01-26</w:t>
       <w:br/>
       <w:br/>
     </w:r>

--- a/klagomål/A 5455-2025 FSC-klagomål.docx
+++ b/klagomål/A 5455-2025 FSC-klagomål.docx
@@ -651,7 +651,7 @@
     <w:r>
       <w:tab/>
       <w:tab/>
-      <w:t>2026-01-26</w:t>
+      <w:t>2026-01-27</w:t>
       <w:br/>
       <w:br/>
     </w:r>

--- a/klagomål/A 5455-2025 FSC-klagomål.docx
+++ b/klagomål/A 5455-2025 FSC-klagomål.docx
@@ -651,7 +651,7 @@
     <w:r>
       <w:tab/>
       <w:tab/>
-      <w:t>2026-01-27</w:t>
+      <w:t>2026-01-28</w:t>
       <w:br/>
       <w:br/>
     </w:r>

--- a/klagomål/A 5455-2025 FSC-klagomål.docx
+++ b/klagomål/A 5455-2025 FSC-klagomål.docx
@@ -671,7 +671,7 @@
     <w:r>
       <w:tab/>
       <w:tab/>
-      <w:t>2026-02-28</w:t>
+      <w:t>2026-03-01</w:t>
       <w:br/>
       <w:br/>
     </w:r>

--- a/klagomål/A 5455-2025 FSC-klagomål.docx
+++ b/klagomål/A 5455-2025 FSC-klagomål.docx
@@ -671,7 +671,7 @@
     <w:r>
       <w:tab/>
       <w:tab/>
-      <w:t>2026-03-01</w:t>
+      <w:t>2026-03-02</w:t>
       <w:br/>
       <w:br/>
     </w:r>

--- a/klagomål/A 5455-2025 FSC-klagomål.docx
+++ b/klagomål/A 5455-2025 FSC-klagomål.docx
@@ -671,7 +671,7 @@
     <w:r>
       <w:tab/>
       <w:tab/>
-      <w:t>2026-03-02</w:t>
+      <w:t>2026-03-03</w:t>
       <w:br/>
       <w:br/>
     </w:r>

--- a/klagomål/A 5455-2025 FSC-klagomål.docx
+++ b/klagomål/A 5455-2025 FSC-klagomål.docx
@@ -671,7 +671,7 @@
     <w:r>
       <w:tab/>
       <w:tab/>
-      <w:t>2026-03-03</w:t>
+      <w:t>2026-03-04</w:t>
       <w:br/>
       <w:br/>
     </w:r>

--- a/klagomål/A 5455-2025 FSC-klagomål.docx
+++ b/klagomål/A 5455-2025 FSC-klagomål.docx
@@ -671,7 +671,7 @@
     <w:r>
       <w:tab/>
       <w:tab/>
-      <w:t>2026-03-04</w:t>
+      <w:t>2026-03-05</w:t>
       <w:br/>
       <w:br/>
     </w:r>

--- a/klagomål/A 5455-2025 FSC-klagomål.docx
+++ b/klagomål/A 5455-2025 FSC-klagomål.docx
@@ -671,7 +671,7 @@
     <w:r>
       <w:tab/>
       <w:tab/>
-      <w:t>2026-03-05</w:t>
+      <w:t>2026-03-06</w:t>
       <w:br/>
       <w:br/>
     </w:r>

--- a/klagomål/A 5455-2025 FSC-klagomål.docx
+++ b/klagomål/A 5455-2025 FSC-klagomål.docx
@@ -671,7 +671,7 @@
     <w:r>
       <w:tab/>
       <w:tab/>
-      <w:t>2026-03-06</w:t>
+      <w:t>2026-03-07</w:t>
       <w:br/>
       <w:br/>
     </w:r>

--- a/klagomål/A 5455-2025 FSC-klagomål.docx
+++ b/klagomål/A 5455-2025 FSC-klagomål.docx
@@ -671,7 +671,7 @@
     <w:r>
       <w:tab/>
       <w:tab/>
-      <w:t>2026-03-07</w:t>
+      <w:t>2026-03-08</w:t>
       <w:br/>
       <w:br/>
     </w:r>

--- a/klagomål/A 5455-2025 FSC-klagomål.docx
+++ b/klagomål/A 5455-2025 FSC-klagomål.docx
@@ -671,7 +671,7 @@
     <w:r>
       <w:tab/>
       <w:tab/>
-      <w:t>2026-03-08</w:t>
+      <w:t>2026-03-09</w:t>
       <w:br/>
       <w:br/>
     </w:r>

--- a/klagomål/A 5455-2025 FSC-klagomål.docx
+++ b/klagomål/A 5455-2025 FSC-klagomål.docx
@@ -671,7 +671,7 @@
     <w:r>
       <w:tab/>
       <w:tab/>
-      <w:t>2026-03-09</w:t>
+      <w:t>2026-03-10</w:t>
       <w:br/>
       <w:br/>
     </w:r>

--- a/klagomål/A 5455-2025 FSC-klagomål.docx
+++ b/klagomål/A 5455-2025 FSC-klagomål.docx
@@ -671,7 +671,7 @@
     <w:r>
       <w:tab/>
       <w:tab/>
-      <w:t>2026-03-10</w:t>
+      <w:t>2026-03-11</w:t>
       <w:br/>
       <w:br/>
     </w:r>

--- a/klagomål/A 5455-2025 FSC-klagomål.docx
+++ b/klagomål/A 5455-2025 FSC-klagomål.docx
@@ -671,7 +671,7 @@
     <w:r>
       <w:tab/>
       <w:tab/>
-      <w:t>2026-03-11</w:t>
+      <w:t>2026-03-12</w:t>
       <w:br/>
       <w:br/>
     </w:r>

--- a/klagomål/A 5455-2025 FSC-klagomål.docx
+++ b/klagomål/A 5455-2025 FSC-klagomål.docx
@@ -671,7 +671,7 @@
     <w:r>
       <w:tab/>
       <w:tab/>
-      <w:t>2026-03-12</w:t>
+      <w:t>2026-03-13</w:t>
       <w:br/>
       <w:br/>
     </w:r>

--- a/klagomål/A 5455-2025 FSC-klagomål.docx
+++ b/klagomål/A 5455-2025 FSC-klagomål.docx
@@ -671,7 +671,7 @@
     <w:r>
       <w:tab/>
       <w:tab/>
-      <w:t>2026-03-13</w:t>
+      <w:t>2026-03-16</w:t>
       <w:br/>
       <w:br/>
     </w:r>

--- a/klagomål/A 5455-2025 FSC-klagomål.docx
+++ b/klagomål/A 5455-2025 FSC-klagomål.docx
@@ -671,7 +671,7 @@
     <w:r>
       <w:tab/>
       <w:tab/>
-      <w:t>2026-03-16</w:t>
+      <w:t>2026-03-17</w:t>
       <w:br/>
       <w:br/>
     </w:r>

--- a/klagomål/A 5455-2025 FSC-klagomål.docx
+++ b/klagomål/A 5455-2025 FSC-klagomål.docx
@@ -671,7 +671,7 @@
     <w:r>
       <w:tab/>
       <w:tab/>
-      <w:t>2026-03-17</w:t>
+      <w:t>2026-03-18</w:t>
       <w:br/>
       <w:br/>
     </w:r>

--- a/klagomål/A 5455-2025 FSC-klagomål.docx
+++ b/klagomål/A 5455-2025 FSC-klagomål.docx
@@ -671,7 +671,7 @@
     <w:r>
       <w:tab/>
       <w:tab/>
-      <w:t>2026-03-18</w:t>
+      <w:t>2026-03-19</w:t>
       <w:br/>
       <w:br/>
     </w:r>

--- a/klagomål/A 5455-2025 FSC-klagomål.docx
+++ b/klagomål/A 5455-2025 FSC-klagomål.docx
@@ -671,7 +671,7 @@
     <w:r>
       <w:tab/>
       <w:tab/>
-      <w:t>2026-03-19</w:t>
+      <w:t>2026-03-20</w:t>
       <w:br/>
       <w:br/>
     </w:r>

--- a/klagomål/A 5455-2025 FSC-klagomål.docx
+++ b/klagomål/A 5455-2025 FSC-klagomål.docx
@@ -671,7 +671,7 @@
     <w:r>
       <w:tab/>
       <w:tab/>
-      <w:t>2026-03-20</w:t>
+      <w:t>2026-03-21</w:t>
       <w:br/>
       <w:br/>
     </w:r>

--- a/klagomål/A 5455-2025 FSC-klagomål.docx
+++ b/klagomål/A 5455-2025 FSC-klagomål.docx
@@ -671,7 +671,7 @@
     <w:r>
       <w:tab/>
       <w:tab/>
-      <w:t>2026-03-21</w:t>
+      <w:t>2026-03-22</w:t>
       <w:br/>
       <w:br/>
     </w:r>

--- a/klagomål/A 5455-2025 FSC-klagomål.docx
+++ b/klagomål/A 5455-2025 FSC-klagomål.docx
@@ -671,7 +671,7 @@
     <w:r>
       <w:tab/>
       <w:tab/>
-      <w:t>2026-03-22</w:t>
+      <w:t>2026-03-23</w:t>
       <w:br/>
       <w:br/>
     </w:r>

--- a/klagomål/A 5455-2025 FSC-klagomål.docx
+++ b/klagomål/A 5455-2025 FSC-klagomål.docx
@@ -671,7 +671,7 @@
     <w:r>
       <w:tab/>
       <w:tab/>
-      <w:t>2026-03-23</w:t>
+      <w:t>2026-03-24</w:t>
       <w:br/>
       <w:br/>
     </w:r>

--- a/klagomål/A 5455-2025 FSC-klagomål.docx
+++ b/klagomål/A 5455-2025 FSC-klagomål.docx
@@ -671,7 +671,7 @@
     <w:r>
       <w:tab/>
       <w:tab/>
-      <w:t>2026-03-24</w:t>
+      <w:t>2026-03-25</w:t>
       <w:br/>
       <w:br/>
     </w:r>

--- a/klagomål/A 5455-2025 FSC-klagomål.docx
+++ b/klagomål/A 5455-2025 FSC-klagomål.docx
@@ -671,7 +671,7 @@
     <w:r>
       <w:tab/>
       <w:tab/>
-      <w:t>2026-03-25</w:t>
+      <w:t>2026-03-26</w:t>
       <w:br/>
       <w:br/>
     </w:r>

--- a/klagomål/A 5455-2025 FSC-klagomål.docx
+++ b/klagomål/A 5455-2025 FSC-klagomål.docx
@@ -671,7 +671,7 @@
     <w:r>
       <w:tab/>
       <w:tab/>
-      <w:t>2026-03-26</w:t>
+      <w:t>2026-03-27</w:t>
       <w:br/>
       <w:br/>
     </w:r>

--- a/klagomål/A 5455-2025 FSC-klagomål.docx
+++ b/klagomål/A 5455-2025 FSC-klagomål.docx
@@ -671,7 +671,7 @@
     <w:r>
       <w:tab/>
       <w:tab/>
-      <w:t>2026-03-27</w:t>
+      <w:t>2026-03-28</w:t>
       <w:br/>
       <w:br/>
     </w:r>

--- a/klagomål/A 5455-2025 FSC-klagomål.docx
+++ b/klagomål/A 5455-2025 FSC-klagomål.docx
@@ -671,7 +671,7 @@
     <w:r>
       <w:tab/>
       <w:tab/>
-      <w:t>2026-03-28</w:t>
+      <w:t>2026-03-29</w:t>
       <w:br/>
       <w:br/>
     </w:r>

--- a/klagomål/A 5455-2025 FSC-klagomål.docx
+++ b/klagomål/A 5455-2025 FSC-klagomål.docx
@@ -671,7 +671,7 @@
     <w:r>
       <w:tab/>
       <w:tab/>
-      <w:t>2026-03-29</w:t>
+      <w:t>2026-03-30</w:t>
       <w:br/>
       <w:br/>
     </w:r>

--- a/klagomål/A 5455-2025 FSC-klagomål.docx
+++ b/klagomål/A 5455-2025 FSC-klagomål.docx
@@ -671,7 +671,7 @@
     <w:r>
       <w:tab/>
       <w:tab/>
-      <w:t>2026-03-30</w:t>
+      <w:t>2026-03-31</w:t>
       <w:br/>
       <w:br/>
     </w:r>

--- a/klagomål/A 5455-2025 FSC-klagomål.docx
+++ b/klagomål/A 5455-2025 FSC-klagomål.docx
@@ -671,7 +671,7 @@
     <w:r>
       <w:tab/>
       <w:tab/>
-      <w:t>2026-03-31</w:t>
+      <w:t>2026-04-01</w:t>
       <w:br/>
       <w:br/>
     </w:r>

--- a/klagomål/A 5455-2025 FSC-klagomål.docx
+++ b/klagomål/A 5455-2025 FSC-klagomål.docx
@@ -191,7 +191,7 @@
     </w:p>
     <w:p>
       <w:r>
-        <w:t>I avverkningsanmälan har följande 1 naturvårdsarter hittats: vedticka (S). Arter som är signalarter enligt Skogsstyrelsen har markerats med (S).</w:t>
+        <w:t>I avverkningsanmälan har följande 3 naturvårdsarter hittats: granticka (NT), bronshjon (S) och vedticka (S). Av dessa är 1 rödlistade. För rödlistade arter har rödlistekategorin angivits inom parentes. Arter som är signalarter enligt Skogsstyrelsen har markerats med (S).</w:t>
       </w:r>
     </w:p>
     <w:p>
@@ -244,6 +244,37 @@
       </w:pPr>
       <w:r>
         <w:t>Figur 1. Fyndplatser för naturvårdsarter i det avverkningsanmälda området (röd linje). Markörer utan svart kant är placerade på fyndplatsen. Markörer med svart kant är placerade vid sidan av fyndplatsen och har ett svart streck som visar fyndplatsens exakta position. Kartans mittpunktskoordinat är N 6629531, E 657536 i SWEREF 99 TM.</w:t>
+      </w:r>
+    </w:p>
+    <w:p>
+      <w:r>
+        <w:rPr>
+          <w:b/>
+        </w:rPr>
+        <w:t>Bronshjon</w:t>
+      </w:r>
+      <w:r>
+        <w:t xml:space="preserve"> är en skalbagge vars larvutveckling sker under grov bark på stammar av döda eller döende barrträd, främst gran, i mindre omfattning tall. Arten är knuten till äldre, naturskogslik granskog med inslag av torkande träd. Bronshjon är typisk art för </w:t>
+      </w:r>
+      <w:r>
+        <w:rPr>
+          <w:i/>
+        </w:rPr>
+        <w:t>9010 Taiga</w:t>
+      </w:r>
+      <w:r>
+        <w:t xml:space="preserve"> (SLU Artdatabanken, 2025).</w:t>
+      </w:r>
+    </w:p>
+    <w:p>
+      <w:r>
+        <w:rPr>
+          <w:b/>
+        </w:rPr>
+        <w:t>Granticka (NT)</w:t>
+      </w:r>
+      <w:r>
+        <w:t xml:space="preserve"> förekommer främst i äldre skogar med naturskogskaraktär, liksom i dimensionsavverkade och plockhuggna skogar. I äldre grannaturskog i norra Sverige är den alltjämt en förhållandevis vanlig karaktärsart, medan den längre söderut blir allt mer sällsynt. I Götaland och delar av Svealand är den en god signalart för skyddsvärda granskogsmiljöer. Arten bedöms ha minskat starkt under senare år på grund av skogsavverkningar, då den framför allt växer i äldre granskog med långvarig grankontinuitet. I urskogsliknande bestånd i norra Sverige kan ibland påträffas den mycket sällsynta tickan grantickeporing (VU), som lever på döda grantickor (SLU Artdatabanken, 2024; Nitare &amp; Skogsstyrelsen, 2019).</w:t>
       </w:r>
     </w:p>
     <w:p>
@@ -356,7 +387,7 @@
         <w:rPr>
           <w:i/>
         </w:rPr>
-        <w:t>I det avverkningsanmälda skogsområdet har 1 naturvårdsarter varav 0 rödlistade arter sina livsmiljöer och växtplatser.</w:t>
+        <w:t>I det avverkningsanmälda skogsområdet har 3 naturvårdsarter varav 1 rödlistade arter sina livsmiljöer och växtplatser.</w:t>
       </w:r>
     </w:p>
     <w:p>
@@ -671,7 +702,7 @@
     <w:r>
       <w:tab/>
       <w:tab/>
-      <w:t>2026-04-01</w:t>
+      <w:t>2026-04-02</w:t>
       <w:br/>
       <w:br/>
     </w:r>

--- a/klagomål/A 5455-2025 FSC-klagomål.docx
+++ b/klagomål/A 5455-2025 FSC-klagomål.docx
@@ -702,7 +702,7 @@
     <w:r>
       <w:tab/>
       <w:tab/>
-      <w:t>2026-04-02</w:t>
+      <w:t>2026-04-03</w:t>
       <w:br/>
       <w:br/>
     </w:r>

--- a/klagomål/A 5455-2025 FSC-klagomål.docx
+++ b/klagomål/A 5455-2025 FSC-klagomål.docx
@@ -702,7 +702,7 @@
     <w:r>
       <w:tab/>
       <w:tab/>
-      <w:t>2026-04-03</w:t>
+      <w:t>2026-04-04</w:t>
       <w:br/>
       <w:br/>
     </w:r>

--- a/klagomål/A 5455-2025 FSC-klagomål.docx
+++ b/klagomål/A 5455-2025 FSC-klagomål.docx
@@ -1865,7 +1865,7 @@
     <w:r>
       <w:tab/>
       <w:tab/>
-      <w:t>2026-04-14</w:t>
+      <w:t>2026-04-15</w:t>
       <w:br/>
       <w:br/>
     </w:r>

--- a/klagomål/A 5455-2025 FSC-klagomål.docx
+++ b/klagomål/A 5455-2025 FSC-klagomål.docx
@@ -1865,7 +1865,7 @@
     <w:r>
       <w:tab/>
       <w:tab/>
-      <w:t>2026-04-15</w:t>
+      <w:t>2026-04-16</w:t>
       <w:br/>
       <w:br/>
     </w:r>

--- a/klagomål/A 5455-2025 FSC-klagomål.docx
+++ b/klagomål/A 5455-2025 FSC-klagomål.docx
@@ -1865,7 +1865,7 @@
     <w:r>
       <w:tab/>
       <w:tab/>
-      <w:t>2026-04-16</w:t>
+      <w:t>2026-04-17</w:t>
       <w:br/>
       <w:br/>
     </w:r>

--- a/klagomål/A 5455-2025 FSC-klagomål.docx
+++ b/klagomål/A 5455-2025 FSC-klagomål.docx
@@ -1865,7 +1865,7 @@
     <w:r>
       <w:tab/>
       <w:tab/>
-      <w:t>2026-04-17</w:t>
+      <w:t>2026-04-18</w:t>
       <w:br/>
       <w:br/>
     </w:r>

--- a/klagomål/A 5455-2025 FSC-klagomål.docx
+++ b/klagomål/A 5455-2025 FSC-klagomål.docx
@@ -1865,7 +1865,7 @@
     <w:r>
       <w:tab/>
       <w:tab/>
-      <w:t>2026-04-18</w:t>
+      <w:t>2026-04-19</w:t>
       <w:br/>
       <w:br/>
     </w:r>

--- a/klagomål/A 5455-2025 FSC-klagomål.docx
+++ b/klagomål/A 5455-2025 FSC-klagomål.docx
@@ -1865,7 +1865,7 @@
     <w:r>
       <w:tab/>
       <w:tab/>
-      <w:t>2026-04-19</w:t>
+      <w:t>2026-04-20</w:t>
       <w:br/>
       <w:br/>
     </w:r>

--- a/klagomål/A 5455-2025 FSC-klagomål.docx
+++ b/klagomål/A 5455-2025 FSC-klagomål.docx
@@ -1865,7 +1865,7 @@
     <w:r>
       <w:tab/>
       <w:tab/>
-      <w:t>2026-04-20</w:t>
+      <w:t>2026-04-21</w:t>
       <w:br/>
       <w:br/>
     </w:r>

--- a/klagomål/A 5455-2025 FSC-klagomål.docx
+++ b/klagomål/A 5455-2025 FSC-klagomål.docx
@@ -1865,7 +1865,7 @@
     <w:r>
       <w:tab/>
       <w:tab/>
-      <w:t>2026-04-21</w:t>
+      <w:t>2026-04-22</w:t>
       <w:br/>
       <w:br/>
     </w:r>

--- a/klagomål/A 5455-2025 FSC-klagomål.docx
+++ b/klagomål/A 5455-2025 FSC-klagomål.docx
@@ -1865,7 +1865,7 @@
     <w:r>
       <w:tab/>
       <w:tab/>
-      <w:t>2026-04-22</w:t>
+      <w:t>2026-04-23</w:t>
       <w:br/>
       <w:br/>
     </w:r>

--- a/klagomål/A 5455-2025 FSC-klagomål.docx
+++ b/klagomål/A 5455-2025 FSC-klagomål.docx
@@ -1865,7 +1865,7 @@
     <w:r>
       <w:tab/>
       <w:tab/>
-      <w:t>2026-04-23</w:t>
+      <w:t>2026-04-24</w:t>
       <w:br/>
       <w:br/>
     </w:r>

--- a/klagomål/A 5455-2025 FSC-klagomål.docx
+++ b/klagomål/A 5455-2025 FSC-klagomål.docx
@@ -1865,7 +1865,7 @@
     <w:r>
       <w:tab/>
       <w:tab/>
-      <w:t>2026-04-24</w:t>
+      <w:t>2026-04-25</w:t>
       <w:br/>
       <w:br/>
     </w:r>

--- a/klagomål/A 5455-2025 FSC-klagomål.docx
+++ b/klagomål/A 5455-2025 FSC-klagomål.docx
@@ -1865,7 +1865,7 @@
     <w:r>
       <w:tab/>
       <w:tab/>
-      <w:t>2026-06-15</w:t>
+      <w:t>2026-06-16</w:t>
       <w:br/>
       <w:br/>
     </w:r>

--- a/klagomål/A 5455-2025 FSC-klagomål.docx
+++ b/klagomål/A 5455-2025 FSC-klagomål.docx
@@ -1865,7 +1865,7 @@
     <w:r>
       <w:tab/>
       <w:tab/>
-      <w:t>2026-06-16</w:t>
+      <w:t>2026-06-17</w:t>
       <w:br/>
       <w:br/>
     </w:r>

--- a/klagomål/A 5455-2025 FSC-klagomål.docx
+++ b/klagomål/A 5455-2025 FSC-klagomål.docx
@@ -1,6 +1,6 @@
 
 <file path=word/document.xml><?xml version="1.0" encoding="utf-8"?>
-<w:document xmlns:wpc="http://schemas.microsoft.com/office/word/2010/wordprocessingCanvas" xmlns:cx="http://schemas.microsoft.com/office/drawing/2014/chartex" xmlns:cx1="http://schemas.microsoft.com/office/drawing/2015/9/8/chartex" xmlns:cx2="http://schemas.microsoft.com/office/drawing/2015/10/21/chartex" xmlns:cx3="http://schemas.microsoft.com/office/drawing/2016/5/9/chartex" xmlns:cx4="http://schemas.microsoft.com/office/drawing/2016/5/10/chartex" xmlns:cx5="http://schemas.microsoft.com/office/drawing/2016/5/11/chartex" xmlns:cx6="http://schemas.microsoft.com/office/drawing/2016/5/12/chartex" xmlns:cx7="http://schemas.microsoft.com/office/drawing/2016/5/13/chartex" xmlns:cx8="http://schemas.microsoft.com/office/drawing/2016/5/14/chartex" xmlns:mc="http://schemas.openxmlformats.org/markup-compatibility/2006" xmlns:aink="http://schemas.microsoft.com/office/drawing/2016/ink" xmlns:am3d="http://schemas.microsoft.com/office/drawing/2017/model3d" xmlns:o="urn:schemas-microsoft-com:office:office" xmlns:oel="http://schemas.microsoft.com/office/2019/extlst" xmlns:r="http://schemas.openxmlformats.org/officeDocument/2006/relationships" xmlns:m="http://schemas.openxmlformats.org/officeDocument/2006/math" xmlns:v="urn:schemas-microsoft-com:vml" xmlns:wp14="http://schemas.microsoft.com/office/word/2010/wordprocessingDrawing" xmlns:wp="http://schemas.openxmlformats.org/drawingml/2006/wordprocessingDrawing" xmlns:w10="urn:schemas-microsoft-com:office:word" xmlns:w="http://schemas.openxmlformats.org/wordprocessingml/2006/main" xmlns:w14="http://schemas.microsoft.com/office/word/2010/wordml" xmlns:w15="http://schemas.microsoft.com/office/word/2012/wordml" xmlns:w16cex="http://schemas.microsoft.com/office/word/2018/wordml/cex" xmlns:w16cid="http://schemas.microsoft.com/office/word/2016/wordml/cid" xmlns:w16="http://schemas.microsoft.com/office/word/2018/wordml" xmlns:w16sdtdh="http://schemas.microsoft.com/office/word/2020/wordml/sdtdatahash" xmlns:w16se="http://schemas.microsoft.com/office/word/2015/wordml/symex" xmlns:wpg="http://schemas.microsoft.com/office/word/2010/wordprocessingGroup" xmlns:wpi="http://schemas.microsoft.com/office/word/2010/wordprocessingInk" xmlns:wne="http://schemas.microsoft.com/office/word/2006/wordml" xmlns:wps="http://schemas.microsoft.com/office/word/2010/wordprocessingShape" mc:Ignorable="w14 w15 w16se w16cid w16 w16cex w16sdtdh wp14">
+<w:document xmlns:wpc="http://schemas.microsoft.com/office/word/2010/wordprocessingCanvas" xmlns:cx="http://schemas.microsoft.com/office/drawing/2014/chartex" xmlns:cx1="http://schemas.microsoft.com/office/drawing/2015/9/8/chartex" xmlns:cx2="http://schemas.microsoft.com/office/drawing/2015/10/21/chartex" xmlns:cx3="http://schemas.microsoft.com/office/drawing/2016/5/9/chartex" xmlns:cx4="http://schemas.microsoft.com/office/drawing/2016/5/10/chartex" xmlns:cx5="http://schemas.microsoft.com/office/drawing/2016/5/11/chartex" xmlns:cx6="http://schemas.microsoft.com/office/drawing/2016/5/12/chartex" xmlns:cx7="http://schemas.microsoft.com/office/drawing/2016/5/13/chartex" xmlns:cx8="http://schemas.microsoft.com/office/drawing/2016/5/14/chartex" xmlns:mc="http://schemas.openxmlformats.org/markup-compatibility/2006" xmlns:aink="http://schemas.microsoft.com/office/drawing/2016/ink" xmlns:am3d="http://schemas.microsoft.com/office/drawing/2017/model3d" xmlns:o="urn:schemas-microsoft-com:office:office" xmlns:oel="http://schemas.microsoft.com/office/2019/extlst" xmlns:r="http://schemas.openxmlformats.org/officeDocument/2006/relationships" xmlns:m="http://schemas.openxmlformats.org/officeDocument/2006/math" xmlns:v="urn:schemas-microsoft-com:vml" xmlns:wp14="http://schemas.microsoft.com/office/word/2010/wordprocessingDrawing" xmlns:wp="http://schemas.openxmlformats.org/drawingml/2006/wordprocessingDrawing" xmlns:w10="urn:schemas-microsoft-com:office:word" xmlns:w="http://schemas.openxmlformats.org/wordprocessingml/2006/main" xmlns:w14="http://schemas.microsoft.com/office/word/2010/wordml" xmlns:w15="http://schemas.microsoft.com/office/word/2012/wordml" xmlns:w16cex="http://schemas.microsoft.com/office/word/2018/wordml/cex" xmlns:w16cid="http://schemas.microsoft.com/office/word/2016/wordml/cid" xmlns:w16="http://schemas.microsoft.com/office/word/2018/wordml" xmlns:w16du="http://schemas.microsoft.com/office/word/2023/wordml/word16du" xmlns:w16sdtdh="http://schemas.microsoft.com/office/word/2020/wordml/sdtdatahash" xmlns:w16sdtfl="http://schemas.microsoft.com/office/word/2024/wordml/sdtformatlock" xmlns:w16se="http://schemas.microsoft.com/office/word/2015/wordml/symex" xmlns:wpg="http://schemas.microsoft.com/office/word/2010/wordprocessingGroup" xmlns:wpi="http://schemas.microsoft.com/office/word/2010/wordprocessingInk" xmlns:wne="http://schemas.microsoft.com/office/word/2006/wordml" xmlns:wps="http://schemas.microsoft.com/office/word/2010/wordprocessingShape" mc:Ignorable="w14 w15 w16se w16cid w16 w16cex w16sdtdh w16sdtfl w16du wp14">
   <w:body>
     <w:p>
       <w:r>
@@ -168,7 +168,7 @@
     </w:p>
     <w:p>
       <w:r>
-        <w:t>Detta dokument behandlar höga naturvärden i avverkningsanmälan A 5455-2025 i Knivsta kommun. Denna avverkningsanmälan inkom 2025-02-05 00:00:00 och omfattar 17,1 ha.</w:t>
+        <w:t>Detta dokument behandlar höga naturvärden i avverkningsanmälan A 5455-2025 i Knivsta kommun som inkom 2025-02-05 och omfattar 17,1 ha.</w:t>
       </w:r>
     </w:p>
     <w:p>
@@ -191,12 +191,15 @@
     </w:p>
     <w:p>
       <w:r>
-        <w:t>I avverkningsanmälan har följande 30 naturvårdsarter hittats: rynkskinn (VU), vågticka (VU), fyrflikig jordstjärna (NT), granticka (NT), kötticka (NT), rosenticka (NT), spillkråka (NT, §4), tallticka (NT), ullticka (NT), vedtrappmossa (NT), vitplätt (NT), björksplintborre (S), blodticka (S), blåmossa (S), brandticka (S), bronshjon (S), granbarkgnagare (S), grön sköldmossa (S, §8), grönpyrola (S), mindre märgborre (S), noshornsoxe (S), nästlav (S), rödgul trumpetsvamp (S), stubbspretmossa (S), thomsons trägnagare (S), trådticka (S), vanlig rörsvepemossa (S), vedticka (S), vågbandad barkbock (S) och blåsippa (§9). Av dessa är 11 rödlistade. För rödlistade arter har rödlistekategorin angivits inom parentes. Arter som är signalarter enligt Skogsstyrelsen har markerats med (S). För fridlysta arter anges även paragrafen i Artskyddsförordningen som arten är fridlyst enligt.</w:t>
+        <w:t>I och inom 23 meter från avverkningsanmälan har följande 34 naturvårdsarter hittats: blackticka (VU), fyrflikig jordstjärna (NT, T), grönhjon (NT), kötticka (NT), rosenticka (NT, T), rynkskinn (NT, T), tallticka (NT, T), ullticka (NT, T), vedtrappmossa (NT, T), vitplätt (NT), vågticka (NT), Porodaedalea chrysoloma (DD), björksplintborre (S), blodticka (S, T), blåmossa (S, T), brandticka (S), bronshjon (S, T), granbarkgnagare (S, T), grön sköldmossa (S, T, §8), grönpyrola (S, T), mindre märgborre (S, T), noshornsoxe (S), nästlav (S, T), rödgul trumpetsvamp (S), stubbspretmossa (S, T), thomsons trägnagare (S), trådticka (S, T), vanlig rörsvepemossa (S, T), vedticka (S, T), vågbandad barkbock (S), blåsippa (T, §9), kransmossa (T), spillkråka (T, §4) och timmerticka (T). Av dessa är 12 rödlistade. För rödlistade arter har rödlistekategorin angivits inom parentes. Arter som är signalarter enligt Skogsstyrelsen har markerats med (S). Typiska arter inom Natura 2000 som är kopplade till skogsekosystem har markerats med (T). För fridlysta arter anges även paragrafen i Artskyddsförordningen som arten är fridlyst enligt.</w:t>
       </w:r>
     </w:p>
     <w:p>
       <w:r>
-        <w:t>De påträffade naturvårdsarterna är ett tydligt kvitto på att detta rör sig om en skog med höga naturvärden. I Figur 1 visas en karta över det avverkningsanmälda området, där samtliga fyndplatser för naturvårdsarter som finns registrerade på Artportalen har markerats.</w:t>
+        <w:t>De påträffade naturvårdsarterna är ett tydligt kvitto på att det rör sig om en skog med höga naturvärden.</w:t>
+      </w:r>
+      <w:r>
+        <w:t xml:space="preserve"> I Figur 1 visas fyndplatser för naturvårdsarter i området, som finns registrerade på Artportalen.</w:t>
       </w:r>
     </w:p>
     <w:p>
@@ -206,7 +209,7 @@
       <w:r>
         <w:drawing>
           <wp:inline xmlns:a="http://schemas.openxmlformats.org/drawingml/2006/main" xmlns:pic="http://schemas.openxmlformats.org/drawingml/2006/picture">
-            <wp:extent cx="5486400" cy="7016367"/>
+            <wp:extent cx="4788865" cy="5688000"/>
             <wp:docPr id="1" name="Picture 1"/>
             <wp:cNvGraphicFramePr>
               <a:graphicFrameLocks noChangeAspect="1"/>
@@ -227,7 +230,7 @@
                   <pic:spPr>
                     <a:xfrm>
                       <a:off x="0" y="0"/>
-                      <a:ext cx="5486400" cy="7016367"/>
+                      <a:ext cx="4788865" cy="5688000"/>
                     </a:xfrm>
                     <a:prstGeom prst="rect"/>
                   </pic:spPr>
@@ -241,9 +244,137 @@
     <w:p>
       <w:pPr>
         <w:pStyle w:val="Caption"/>
+        <w:spacing w:after="240"/>
       </w:pPr>
       <w:r>
-        <w:t>Figur 1. Fyndplatser för naturvårdsarter i det avverkningsanmälda området (röd linje). Markörer utan svart kant är placerade på fyndplatsen. Markörer med svart kant är placerade vid sidan av fyndplatsen och har ett svart streck som visar fyndplatsens exakta position. Kartans mittpunktskoordinat är N 6629531, E 657536 i SWEREF 99 TM.</w:t>
+        <w:t>Figur 1. Fyndplatser för naturvårdsarter i och inom 23 meter från avverkningsanmälan (röd linje). Markörer utan svart kant är placerade på fyndplatsen. Markörer med svart kant är placerade vid sidan av fyndplatsen och har ett svart streck som visar fyndplatsens exakta position. Kartans mittpunktskoordinat är N 6629531, E 657536 i SWEREF 99 TM.</w:t>
+      </w:r>
+    </w:p>
+    <w:p>
+      <w:pPr>
+        <w:pStyle w:val="Heading2"/>
+      </w:pPr>
+      <w:r>
+        <w:t>Fridlysta arter</w:t>
+      </w:r>
+    </w:p>
+    <w:p>
+      <w:r>
+        <w:t>Följande fridlysta arter har sina livsmiljöer och växtplatser i den avverkningsanmälda skogen: grön sköldmossa (S, T, §8), blåsippa (T, §9) och spillkråka (T, §4).</w:t>
+      </w:r>
+    </w:p>
+    <w:p>
+      <w:r>
+        <w:t xml:space="preserve">Observera att medlemsländerna är skyldiga att agera i enlighet med EU:s fågeldirektiv där det uttryckligen står att direktivet gäller för fåglar samt för deras ägg, bon och </w:t>
+      </w:r>
+      <w:r>
+        <w:rPr>
+          <w:b/>
+        </w:rPr>
+        <w:t xml:space="preserve">livsmiljöer </w:t>
+      </w:r>
+      <w:r>
+        <w:t>(artikel 1). Vidare att de åtgärder som vidtas inte får leda till en försämring av den nuvarande situationen beträffande bevarandet av de fågelarter som avses i artikel 1 (artikel 13). Fågeldirektivet är styrande för tillsynsansvariga myndigheters ärendehantering, ställningstaganden och beslutsfattande.</w:t>
+      </w:r>
+    </w:p>
+    <w:p>
+      <w:r>
+        <w:rPr>
+          <w:b/>
+        </w:rPr>
+        <w:t>Blåsippa (§9)</w:t>
+      </w:r>
+      <w:r>
+        <w:t xml:space="preserve"> är typisk art för </w:t>
+      </w:r>
+      <w:r>
+        <w:rPr>
+          <w:i/>
+        </w:rPr>
+        <w:t>9050 Näringsrik granskog, 9020 Nordlig ädellövskog</w:t>
+      </w:r>
+      <w:r>
+        <w:t xml:space="preserve"> och </w:t>
+      </w:r>
+      <w:r>
+        <w:rPr>
+          <w:i/>
+        </w:rPr>
+        <w:t>8240 Karsthällmarker</w:t>
+      </w:r>
+      <w:r>
+        <w:t xml:space="preserve"> (SLU Artdatabanken, 2025).</w:t>
+      </w:r>
+    </w:p>
+    <w:p>
+      <w:r>
+        <w:rPr>
+          <w:b/>
+        </w:rPr>
+        <w:t>Grön sköldmossa (§8)</w:t>
+      </w:r>
+      <w:r>
+        <w:t xml:space="preserve"> är typisk art för </w:t>
+      </w:r>
+      <w:r>
+        <w:rPr>
+          <w:i/>
+        </w:rPr>
+        <w:t xml:space="preserve">9010 Taiga </w:t>
+      </w:r>
+      <w:r>
+        <w:t>och</w:t>
+      </w:r>
+      <w:r>
+        <w:rPr>
+          <w:i/>
+        </w:rPr>
+        <w:t xml:space="preserve"> 9750 Svämlövskog</w:t>
+      </w:r>
+      <w:r>
+        <w:t xml:space="preserve"> och omfattas av EU:s art- och habitatdirektiv bilaga 2 vilket innebär att det finns ett uttalat intresse inom Europeiska unionen att bevara arten. Grön sköldmossa kräver skog som har ett speciellt mikroklimat med hög och jämn luftfuktighet i kombination med rik tillgång på död ved (Nitare &amp; Skogsstyrelsen, 2019; SLU Artdatabanken, 2025). I praktiken handlar det om åtminstone 50 meter med skyddande skog för att undvika uttorkning av marken (Hallingbäck, personligt meddelande 2022-02-24). Grön sköldmossa är en ansvarsart för Sverige då en särskilt stor andel av Europas population finns i landet. Mark- och miljööverdomstolen (MÖD) har i mål nr M 2019-20 (18 februari 2019) slagit fast att grön sköldmossa (§8) är dispenspliktig och att exemplar av arten inte får skadas utan dispens (MÖD, mål nr M 2019-20).</w:t>
+      </w:r>
+    </w:p>
+    <w:p>
+      <w:r>
+        <w:rPr>
+          <w:b/>
+        </w:rPr>
+        <w:t>Spillkråka (§4)</w:t>
+      </w:r>
+      <w:r>
+        <w:t xml:space="preserve"> omfattas av bilaga 1 i EU:s fågeldirektiv och är typisk art för </w:t>
+      </w:r>
+      <w:r>
+        <w:rPr>
+          <w:i/>
+        </w:rPr>
+        <w:t xml:space="preserve">9010 Taiga </w:t>
+      </w:r>
+      <w:r>
+        <w:t>och</w:t>
+      </w:r>
+      <w:r>
+        <w:rPr>
+          <w:i/>
+        </w:rPr>
+        <w:t xml:space="preserve"> 9740 Skogsbevuxen myr</w:t>
+      </w:r>
+      <w:r>
+        <w:t>. Den behöver grova träd, främst tall, asp och bok som boträd. Skogsbruk med korta omloppstider och täta, homogena ungskogar utgör det största hotet. Spillkråka är en nyckelart i skogliga miljöer vars övergivna bohål utnyttjas av flera andra hålhäckande fågelarter och fladdermöss, däribland pärluggla (EN, §4), knipa (§4), salskrake (§4) och skogsduva (§4). Hökuggla (VU, §4) och slaguggla (§4) häckar ofta i högstubbar som brutits av i höjd med ett gammalt spillkråkebo (SLU Artdatabanken, 2026; Skogsstyrelsen, 2016).</w:t>
+      </w:r>
+    </w:p>
+    <w:p>
+      <w:r>
+        <w:t>I BILAGA 1 finns mer detaljerad information om ekologi samt krav på livsmiljö hos fridlysta arter.</w:t>
+      </w:r>
+    </w:p>
+    <w:p>
+      <w:pPr>
+        <w:pStyle w:val="Heading2"/>
+      </w:pPr>
+      <w:r>
+        <w:t>Övriga naturvårdsarter</w:t>
       </w:r>
     </w:p>
     <w:p>
@@ -262,6 +393,17 @@
         <w:rPr>
           <w:b/>
         </w:rPr>
+        <w:t>Blackticka (VU)</w:t>
+      </w:r>
+      <w:r>
+        <w:t>, rödlistad som sårbar, är en exklusiv svamp som signalerar fuktiga granskogar med mycket höga naturvärden. Den har klassificerats som en “urskogsindikator” och påträffas nästan enbart i urskogsartade barrnaturskogar med långvarig kontinuitet av grova lågor i olika nedbrytningsstadier. Skogsskötselåtgärder på eller i omedelbar närhet av lokalerna utgör ett hot och på lång sikt innebär fragmenteringen av skogslandskapet att artens förekomster isoleras vilket i sig utgör ett hot mot artens överlevnad. Fler skogar med blackticka måste skyddas (Nitare &amp; Skogsstyrelsen, 2019; SLU Artdatabanken, 2024).</w:t>
+      </w:r>
+    </w:p>
+    <w:p>
+      <w:r>
+        <w:rPr>
+          <w:b/>
+        </w:rPr>
         <w:t xml:space="preserve">Blodticka </w:t>
       </w:r>
       <w:r>
@@ -382,10 +524,149 @@
         <w:rPr>
           <w:b/>
         </w:rPr>
-        <w:t>Granticka</w:t>
-      </w:r>
-      <w:r>
-        <w:t xml:space="preserve"> förekommer främst i äldre skogar med naturskogskaraktär, liksom i dimensionsavverkade och plockhuggna skogar. I äldre grannaturskog i norra Sverige är den alltjämt en förhållandevis vanlig karaktärsart, medan den längre söderut blir allt mer sällsynt. I Götaland och delar av Svealand är den en god signalart för skyddsvärda granskogsmiljöer. Arten bedöms ha minskat starkt under senare år på grund av skogsavverkningar, då den framför allt växer i äldre granskog med långvarig grankontinuitet. I urskogsliknande bestånd i norra Sverige kan ibland påträffas den mycket sällsynta tickan grantickeporing (VU), som lever på döda grantickor. Det som tidigare inbegripit grantickan har visat sig röra sig om två arter; tajgagranticka </w:t>
+        <w:t>Grönhjon (NT)</w:t>
+      </w:r>
+      <w:r>
+        <w:t xml:space="preserve"> är en skalbagge vars larvutveckling framför allt sker i grovbarkiga grenar (minst 3–5 cm tjocka) på gamla granar, men även i klena stamdelar av barrträd, främst gran, i mindre omfattning tall. Arten är knuten till gamla och gärna glesa granskogar där det finns långsamväxande träd med välutvecklat grenverk. Larverna lever i den skrovliga barken och gör en flera cm bred platt gång som mest liknar en rund håla och är tydligt nedsänkt i vedytan. I kanten av eller mitt på gången finner man en 5 mm bred, oval gång in i grenens ved där arten gör sin puppkammare. Insekten kläcks sedan ut genom samma gång. Främsta hotet är att gamla granar med grova grenar försvinner genom skogsbruk. Äldre granbestånd bör sparas så långt det är möjligt, och inte gallras eller slutavverkas (SLU Artdatabanken, 2024).</w:t>
+      </w:r>
+    </w:p>
+    <w:p>
+      <w:r>
+        <w:rPr>
+          <w:b/>
+        </w:rPr>
+        <w:t xml:space="preserve">Grönpyrola </w:t>
+      </w:r>
+      <w:r>
+        <w:t xml:space="preserve">växer främst på sandig, torr eller frisk mark i äldre barrskog, ofta på isälvsmaterial såsom sand och grus. Den påträffas främst i äldre naturligt uppkomna barrskogar, exempelvis på tallmoar, i åssluttningar, dyner och rasbranter. Arten är känslig för skogsbruksmetoder såsom slutavverkning och markberedning. Grönpyrola är typisk art för </w:t>
+      </w:r>
+      <w:r>
+        <w:rPr>
+          <w:i/>
+        </w:rPr>
+        <w:t>9010 Taiga, 9060 Åsbarrskog</w:t>
+      </w:r>
+      <w:r>
+        <w:t xml:space="preserve"> och</w:t>
+      </w:r>
+      <w:r>
+        <w:rPr>
+          <w:i/>
+        </w:rPr>
+        <w:t xml:space="preserve"> 1610 Åsöar i Östersjön </w:t>
+      </w:r>
+      <w:r>
+        <w:t>(Nitare &amp; Skogsstyrelsen, 2019; SLU Artdatabanken, 2025).</w:t>
+      </w:r>
+    </w:p>
+    <w:p>
+      <w:r>
+        <w:rPr>
+          <w:b/>
+        </w:rPr>
+        <w:t>Kransmossa</w:t>
+      </w:r>
+      <w:r>
+        <w:t xml:space="preserve"> är typisk art för </w:t>
+      </w:r>
+      <w:r>
+        <w:rPr>
+          <w:i/>
+        </w:rPr>
+        <w:t xml:space="preserve">9050 Näringsrik granskog </w:t>
+      </w:r>
+      <w:r>
+        <w:t xml:space="preserve">och </w:t>
+      </w:r>
+      <w:r>
+        <w:rPr>
+          <w:i/>
+        </w:rPr>
+        <w:t xml:space="preserve">6170 Alpina kalkgräsmarker </w:t>
+      </w:r>
+      <w:r>
+        <w:t>(SLU Artdatabanken, 2025).</w:t>
+      </w:r>
+    </w:p>
+    <w:p>
+      <w:r>
+        <w:rPr>
+          <w:b/>
+        </w:rPr>
+        <w:t>Kötticka (NT)</w:t>
+      </w:r>
+      <w:r>
+        <w:t xml:space="preserve"> är granens kötticka och har klassificerats som ”gammelskogsindikator”, då den förekommer med ett tydligt optimum i äldre barrskogar, främst fuktiga granskogar. Den har högst signalvärde söder om den naturliga norrlandsgränsen </w:t>
+      </w:r>
+      <w:r>
+        <w:rPr>
+          <w:i/>
+        </w:rPr>
+        <w:t>limes norrlandicus</w:t>
+      </w:r>
+      <w:r>
+        <w:t>, men signalerar vanligtvis höga naturvärden även i Norrland. Arten är knuten till miljöer med konstant luftfuktighet och känslig för uttorkning som en avverkning kan medföra. Den totala populationen bedöms därför ha minskat under de senaste 30 åren och fortsätter att minska i takt med att grankontinuitetsskogar (skogar som inte kalavverkats) minskar i areal, samtidigt som att lämpliga miljöer inte återskapas i samma takt (SLU Artdatabanken, 2024; Nitare &amp; Skogsstyrelsen, 2019).</w:t>
+      </w:r>
+    </w:p>
+    <w:p>
+      <w:r>
+        <w:rPr>
+          <w:b/>
+        </w:rPr>
+        <w:t>Mindre märgborre</w:t>
+      </w:r>
+      <w:r>
+        <w:t xml:space="preserve"> är en signalart för tallskog med höga naturvärden och betraktas tillsammans med skarptandad barkborre som nyckelarter för ett antal sällsynta åtgärdsprogramsarter som är beroende av deras gångsystem. Bland dessa kan nämnas avlång barkborre (VU), </w:t>
+      </w:r>
+      <w:r>
+        <w:rPr>
+          <w:i/>
+        </w:rPr>
+        <w:t>Corticeus longulus</w:t>
+      </w:r>
+      <w:r>
+        <w:t xml:space="preserve"> (VU), tallgångbagge (VU), cholodkovskys bastborre (NT) och tallbarksvartbagge (NT). Den mindre märgborrens måsvingeliknande gnaggångar är lätta att känna igen och hittas ofta på grova tallgrenar på marken. Rika förekomster av främst mindre märgborre men även skarptandad barkborre är en signal för artrikedom och inventeringar har visat att det är i skogar med en naturlig självgallring som det skapas förutsättningar för dessa arter samt de efterföljande åtgärdsprogramsarterna. Tallskogar med stark förekomst av mindre märgborre och skarptandad barkborre bör avsättas som reservat. Generellt bör hänsyn tas vid slutavverkning av talldominerad skog så att avverkningsrester som gren- och toppdelar lämnas. Mindre märgborre är typisk art för </w:t>
+      </w:r>
+      <w:r>
+        <w:rPr>
+          <w:i/>
+        </w:rPr>
+        <w:t>9060 Åsbarrskog</w:t>
+      </w:r>
+      <w:r>
+        <w:t xml:space="preserve"> (SLU Artdatabanken, 2026; Pettersson, 2014; Hedgren, 2012; Gunnarsson m fl., 1999).</w:t>
+      </w:r>
+    </w:p>
+    <w:p>
+      <w:r>
+        <w:rPr>
+          <w:b/>
+        </w:rPr>
+        <w:t>Nästlav</w:t>
+      </w:r>
+      <w:r>
+        <w:t xml:space="preserve"> indikerar söder om den naturliga norrlandsgränsen äldre barrskogsområden med höga naturvärden där andra ovanliga nordliga barrskogsarter kan påträffas. Nästlav är typisk art för </w:t>
+      </w:r>
+      <w:r>
+        <w:rPr>
+          <w:i/>
+        </w:rPr>
+        <w:t xml:space="preserve">9010 Taiga </w:t>
+      </w:r>
+      <w:r>
+        <w:t>(Nitare &amp; Skogsstyrelsen, 2019; SLU Artdatabanken, 2025).</w:t>
+      </w:r>
+    </w:p>
+    <w:p>
+      <w:r>
+        <w:rPr>
+          <w:b/>
+          <w:i/>
+        </w:rPr>
+        <w:t>Porodaedalea chrysoloma (DD)</w:t>
+      </w:r>
+      <w:r>
+        <w:t xml:space="preserve"> förekommer främst i äldre skogar med naturskogskaraktär och är en god signalart för skyddsvärda granskogsmiljöer. Den bedöms ha minskat starkt under senare år på grund av skogsavverkningar, då den framför allt växer i äldre grannaturskog med långvarig grankontinuitet. Det som tidigare inbegripit grantickan har visat sig röra sig om två arter; tajgagranticka </w:t>
       </w:r>
       <w:r>
         <w:rPr>
@@ -403,7 +684,16 @@
         <w:t>Porodaedalea chrysoloma</w:t>
       </w:r>
       <w:r>
-        <w:t xml:space="preserve"> (DD). Den nordligare arten, tajgagranticka, bildar större fruktkroppar och har sin främsta förekomst i norra Sverige, medan den mer tunnköttiga arten, </w:t>
+        <w:t xml:space="preserve"> </w:t>
+      </w:r>
+      <w:r>
+        <w:rPr>
+          <w:i/>
+        </w:rPr>
+        <w:t>(DD)</w:t>
+      </w:r>
+      <w:r>
+        <w:t xml:space="preserve">. Den nordligare arten, tajgagranticka, bildar större fruktkroppar och har sin främsta förekomst i norra Sverige, medan den mer tunnköttiga arten, </w:t>
       </w:r>
       <w:r>
         <w:rPr>
@@ -412,7 +702,16 @@
         <w:t>P. chrysoloma</w:t>
       </w:r>
       <w:r>
-        <w:t>, förekommer i sydöstra Sverige och på Gotland (SLU Artdatabanken, 2026; Nitare &amp; Skogsstyrelsen, 2019).</w:t>
+        <w:t xml:space="preserve">, förekommer i sydöstra Sverige och på Gotland. Faktaunderlaget för </w:t>
+      </w:r>
+      <w:r>
+        <w:rPr>
+          <w:i/>
+        </w:rPr>
+        <w:t>P. chrysoloma</w:t>
+      </w:r>
+      <w:r>
+        <w:t xml:space="preserve"> bedöms vara otillräckligt för att avgöra vilken av de olika rödlistningskategorierna som är mest trolig (SLU Artdatabanken, 2026; Nitare &amp; Skogsstyrelsen, 2019).</w:t>
       </w:r>
     </w:p>
     <w:p>
@@ -420,28 +719,28 @@
         <w:rPr>
           <w:b/>
         </w:rPr>
-        <w:t xml:space="preserve">Grönpyrola </w:t>
-      </w:r>
-      <w:r>
-        <w:t xml:space="preserve">växer främst på sandig, torr eller frisk mark i äldre barrskog, ofta på isälvsmaterial såsom sand och grus. Den påträffas främst i äldre naturligt uppkomna barrskogar, exempelvis på tallmoar, i åssluttningar, dyner och rasbranter. Arten är känslig för skogsbruksmetoder såsom slutavverkning och markberedning. Grönpyrola är typisk art för </w:t>
+        <w:t>Rosenticka (NT)</w:t>
+      </w:r>
+      <w:r>
+        <w:t xml:space="preserve">, rödlistad som nära hotad, ingår i en karaktäristisk association av vedsvampar som växer på gamla, grova granlågor i urskogsartade barrskogar. Den är placerad i toppen av Skogsstyrelsens värdepyramid för bedömning av skog med höga naturvärden och indikerar ett granskogsekosystem med långvarig kontinuitet av grova lågor. Artens beroende av grova granlågor innebär att alla skogsskötselåtgärder på eller i omedelbar närhet av lokalerna utgör ett hot på lång sikt. Det är angeläget att populationerna inte ytterligare glesas ut och ett tillräckligt antal områden där arten nu finns måste sparas för framtiden. Rosenticka är typisk art för </w:t>
       </w:r>
       <w:r>
         <w:rPr>
           <w:i/>
         </w:rPr>
-        <w:t>9010 Taiga, 9060 Åsbarrskog</w:t>
-      </w:r>
-      <w:r>
-        <w:t xml:space="preserve"> och</w:t>
+        <w:t xml:space="preserve">9010 Taiga </w:t>
+      </w:r>
+      <w:r>
+        <w:t xml:space="preserve">och </w:t>
       </w:r>
       <w:r>
         <w:rPr>
           <w:i/>
         </w:rPr>
-        <w:t xml:space="preserve"> 1610 Åsöar i Östersjön </w:t>
-      </w:r>
-      <w:r>
-        <w:t>(Nitare &amp; Skogsstyrelsen, 2019; SLU Artdatabanken, 2025).</w:t>
+        <w:t>9050 Näringsrik granskog</w:t>
+      </w:r>
+      <w:r>
+        <w:t xml:space="preserve"> (Nitare &amp; Skogsstyrelsen, 2019; SLU Artdatabanken, 2024).</w:t>
       </w:r>
     </w:p>
     <w:p>
@@ -449,19 +748,28 @@
         <w:rPr>
           <w:b/>
         </w:rPr>
-        <w:t>Kötticka (NT)</w:t>
-      </w:r>
-      <w:r>
-        <w:t xml:space="preserve"> är granens kötticka och har klassificerats som ”gammelskogsindikator”, då den förekommer med ett tydligt optimum i äldre barrskogar, främst fuktiga granskogar. Den har högst signalvärde söder om den naturliga norrlandsgränsen </w:t>
+        <w:t>Rynkskinn (NT)</w:t>
+      </w:r>
+      <w:r>
+        <w:t xml:space="preserve"> är en vednedbrytare som växer på grova granlågor och ingår i en karaktäristisk association av vedsvampar knutna till urskogsartade barrskogar. Den har klassificerats som en “urskogsindikator” och är placerad i toppen av Skogsstyrelsens värdepyramid för bedömning av skog med höga naturvärden. Allt tyder på att rynkskinn är mycket känslig för skogliga ingrepp och lokalerna, som oftast har höga biologiska kvaliteter, bör lämnas till fri utveckling. Rynkskinn är typisk art för </w:t>
       </w:r>
       <w:r>
         <w:rPr>
           <w:i/>
         </w:rPr>
-        <w:t>limes norrlandicus</w:t>
-      </w:r>
-      <w:r>
-        <w:t>, men signalerar vanligtvis höga naturvärden även i Norrland. Arten är knuten till miljöer med konstant luftfuktighet och känslig för uttorkning som en avverkning kan medföra. Den totala populationen bedöms därför ha minskat under de senaste 30 åren och fortsätter att minska i takt med att grankontinuitetsskogar (skogar som inte kalavverkats) minskar i areal, samtidigt som att lämpliga miljöer inte återskapas i samma takt (SLU Artdatabanken, 2024; Nitare &amp; Skogsstyrelsen, 2019).</w:t>
+        <w:t xml:space="preserve">9010 Taiga, 9050 Näringsrik granskog </w:t>
+      </w:r>
+      <w:r>
+        <w:t>och</w:t>
+      </w:r>
+      <w:r>
+        <w:rPr>
+          <w:i/>
+        </w:rPr>
+        <w:t xml:space="preserve"> 9030 Landhöjningsskog</w:t>
+      </w:r>
+      <w:r>
+        <w:t xml:space="preserve"> (Nitare &amp; Skogsstyrelsen, 2019; SLU Artdatabanken, 2026).</w:t>
       </w:r>
     </w:p>
     <w:p>
@@ -469,19 +777,50 @@
         <w:rPr>
           <w:b/>
         </w:rPr>
-        <w:t>Mindre märgborre</w:t>
-      </w:r>
-      <w:r>
-        <w:t xml:space="preserve"> är en signalart för tallskog med höga naturvärden och betraktas tillsammans med skarptandad barkborre som nyckelarter för ett antal sällsynta åtgärdsprogramsarter som är beroende av deras gångsystem. Bland dessa kan nämnas avlång barkborre (VU), </w:t>
+        <w:t xml:space="preserve">Rödgul trumpetsvamp </w:t>
+      </w:r>
+      <w:r>
+        <w:t>signalerar kalkrika barrsumpskogar eller avgränsade små mineralrika ytor i barrskogslandskapet, vilka normalt har höga naturvärden. I urbergsbygder är den en bra signalart på känsliga skogsbiotoper (Nitare &amp; Skogsstyrelsen, 2019).</w:t>
+      </w:r>
+    </w:p>
+    <w:p>
+      <w:r>
+        <w:rPr>
+          <w:b/>
+        </w:rPr>
+        <w:t>Stubbspretmossa</w:t>
+      </w:r>
+      <w:r>
+        <w:t xml:space="preserve"> växer på ved i rika löv- och barrskogar med relativt hög luftfuktighet och indikerar fuktiga skogsmiljöer med gott om murken ved och ofta höga naturvärden. Stubbspretmossa är typisk art för </w:t>
       </w:r>
       <w:r>
         <w:rPr>
           <w:i/>
         </w:rPr>
-        <w:t>Corticeus longulus</w:t>
-      </w:r>
-      <w:r>
-        <w:t xml:space="preserve"> (VU), tallgångbagge (VU), cholodkovskys bastborre (NT) och tallbarksvartbagge (NT). Den mindre märgborrens måsvingeliknande gnaggångar är lätta att känna igen och hittas ofta på grova tallgrenar på marken. Rika förekomster av främst mindre märgborre men även skarptandad barkborre är en signal för artrikedom och inventeringar har visat att det är i skogar med en naturlig självgallring som det skapas förutsättningar för dessa arter samt de efterföljande åtgärdsprogramsarterna. Tallskogar med stark förekomst av mindre märgborre och skarptandad barkborre bör avsättas som reservat. Generellt bör hänsyn tas vid slutavverkning av talldominerad skog så att avverkningsrester som gren- och toppdelar lämnas. Mindre märgborre är typisk art för </w:t>
+        <w:t>9020 Nordlig ädellövskog</w:t>
+      </w:r>
+      <w:r>
+        <w:t xml:space="preserve"> (SLU Artdatabanken, 2024).</w:t>
+      </w:r>
+    </w:p>
+    <w:p>
+      <w:r>
+        <w:rPr>
+          <w:b/>
+        </w:rPr>
+        <w:t xml:space="preserve">Tallticka (NT) </w:t>
+      </w:r>
+      <w:r>
+        <w:t xml:space="preserve">uppträder först på tallar som är 100–150 år gamla men är vanligast på träd som är runt 150–200 år eller äldre. I skogslandskapet är den främst knuten till tallnaturskogar och restbiotoper med biologiskt gamla träd och signalerar vanligtvis skyddsvärda tallbestånd med höga naturvärden. Tallticka är typisk art för </w:t>
+      </w:r>
+      <w:r>
+        <w:rPr>
+          <w:i/>
+        </w:rPr>
+        <w:t xml:space="preserve">9010 Taiga </w:t>
+      </w:r>
+      <w:r>
+        <w:t xml:space="preserve">och </w:t>
       </w:r>
       <w:r>
         <w:rPr>
@@ -490,7 +829,7 @@
         <w:t>9060 Åsbarrskog</w:t>
       </w:r>
       <w:r>
-        <w:t xml:space="preserve"> (SLU Artdatabanken, 2026; Pettersson, 2014; Hedgren, 2012; Gunnarsson m fl., 1999).</w:t>
+        <w:t xml:space="preserve"> (SLU Artdatabanken, 2023; Nitare &amp; Skogsstyrelsen, 2019).</w:t>
       </w:r>
     </w:p>
     <w:p>
@@ -498,128 +837,10 @@
         <w:rPr>
           <w:b/>
         </w:rPr>
-        <w:t>Nästlav</w:t>
-      </w:r>
-      <w:r>
-        <w:t xml:space="preserve"> indikerar söder om den naturliga norrlandsgränsen äldre barrskogsområden med höga naturvärden där andra ovanliga nordliga barrskogsarter kan påträffas. Nästlav är typisk art för </w:t>
-      </w:r>
-      <w:r>
-        <w:rPr>
-          <w:i/>
-        </w:rPr>
-        <w:t xml:space="preserve">9010 Taiga </w:t>
-      </w:r>
-      <w:r>
-        <w:t>(Nitare &amp; Skogsstyrelsen, 2019; SLU Artdatabanken, 2025).</w:t>
-      </w:r>
-    </w:p>
-    <w:p>
-      <w:r>
-        <w:rPr>
-          <w:b/>
-        </w:rPr>
-        <w:t>Rosenticka (NT)</w:t>
-      </w:r>
-      <w:r>
-        <w:t xml:space="preserve">, rödlistad som nära hotad, ingår i en karaktäristisk association av vedsvampar som växer på gamla, grova granlågor i urskogsartade barrskogar. Den är placerad i toppen av Skogsstyrelsens värdepyramid för bedömning av skog med höga naturvärden och indikerar ett granskogsekosystem med långvarig kontinuitet av grova lågor. Artens beroende av grova granlågor innebär att alla skogsskötselåtgärder på eller i omedelbar närhet av lokalerna utgör ett hot på lång sikt. Det är angeläget att populationerna inte ytterligare glesas ut och ett tillräckligt antal områden där arten nu finns måste sparas för framtiden. Rosenticka är typisk art för </w:t>
-      </w:r>
-      <w:r>
-        <w:rPr>
-          <w:i/>
-        </w:rPr>
-        <w:t xml:space="preserve">9010 Taiga </w:t>
-      </w:r>
-      <w:r>
-        <w:t xml:space="preserve">och </w:t>
-      </w:r>
-      <w:r>
-        <w:rPr>
-          <w:i/>
-        </w:rPr>
-        <w:t>9050 Näringsrik granskog</w:t>
-      </w:r>
-      <w:r>
-        <w:t xml:space="preserve"> (Nitare &amp; Skogsstyrelsen, 2019; SLU Artdatabanken, 2024).</w:t>
-      </w:r>
-    </w:p>
-    <w:p>
-      <w:r>
-        <w:rPr>
-          <w:b/>
-        </w:rPr>
-        <w:t>Rynkskinn (NT)</w:t>
-      </w:r>
-      <w:r>
-        <w:t xml:space="preserve"> är en vednedbrytare som växer på grova granlågor och ingår i en karaktäristisk association av vedsvampar knutna till urskogsartade barrskogar. Den har klassificerats som en “urskogsindikator” och är placerad i toppen av Skogsstyrelsens värdepyramid för bedömning av skog med höga naturvärden. Allt tyder på att rynkskinn är mycket känslig för skogliga ingrepp och lokalerna, som oftast har höga biologiska kvaliteter, bör lämnas till fri utveckling. Rynkskinn är typisk art för </w:t>
-      </w:r>
-      <w:r>
-        <w:rPr>
-          <w:i/>
-        </w:rPr>
-        <w:t xml:space="preserve">9010 Taiga, 9050 Näringsrik granskog </w:t>
-      </w:r>
-      <w:r>
-        <w:t>och</w:t>
-      </w:r>
-      <w:r>
-        <w:rPr>
-          <w:i/>
-        </w:rPr>
-        <w:t xml:space="preserve"> 9030 Landhöjningsskog</w:t>
-      </w:r>
-      <w:r>
-        <w:t xml:space="preserve"> (Nitare &amp; Skogsstyrelsen, 2019; SLU Artdatabanken, 2026).</w:t>
-      </w:r>
-    </w:p>
-    <w:p>
-      <w:r>
-        <w:rPr>
-          <w:b/>
-        </w:rPr>
-        <w:t xml:space="preserve">Rödgul trumpetsvamp </w:t>
-      </w:r>
-      <w:r>
-        <w:t>signalerar kalkrika barrsumpskogar eller avgränsade små mineralrika ytor i barrskogslandskapet, vilka normalt har höga naturvärden. I urbergsbygder är den en bra signalart på känsliga skogsbiotoper (Nitare &amp; Skogsstyrelsen, 2019).</w:t>
-      </w:r>
-    </w:p>
-    <w:p>
-      <w:r>
-        <w:rPr>
-          <w:b/>
-        </w:rPr>
-        <w:t>Stubbspretmossa</w:t>
-      </w:r>
-      <w:r>
-        <w:t xml:space="preserve"> växer på ved i rika löv- och barrskogar med relativt hög luftfuktighet och indikerar fuktiga skogsmiljöer med gott om murken ved och ofta höga naturvärden. Stubbspretmossa är typisk art för </w:t>
-      </w:r>
-      <w:r>
-        <w:rPr>
-          <w:i/>
-        </w:rPr>
-        <w:t>9020 Nordlig ädellövskog</w:t>
-      </w:r>
-      <w:r>
-        <w:t xml:space="preserve"> (SLU Artdatabanken, 2024).</w:t>
-      </w:r>
-    </w:p>
-    <w:p>
-      <w:r>
-        <w:rPr>
-          <w:b/>
-        </w:rPr>
-        <w:t xml:space="preserve">Tallticka (NT) </w:t>
-      </w:r>
-      <w:r>
-        <w:t xml:space="preserve">uppträder först på tallar som är 100–150 år gamla men är vanligast på träd som är runt 150–200 år eller äldre. I skogslandskapet är den främst knuten till tallnaturskogar och restbiotoper med biologiskt gamla träd och signalerar vanligtvis skyddsvärda tallbestånd med höga naturvärden. Tallticka är typisk art för </w:t>
-      </w:r>
-      <w:r>
-        <w:rPr>
-          <w:i/>
-        </w:rPr>
-        <w:t xml:space="preserve">9010 Taiga </w:t>
-      </w:r>
-      <w:r>
-        <w:t xml:space="preserve">och </w:t>
+        <w:t>Timmerticka</w:t>
+      </w:r>
+      <w:r>
+        <w:t xml:space="preserve"> är typisk art för </w:t>
       </w:r>
       <w:r>
         <w:rPr>
@@ -628,7 +849,16 @@
         <w:t>9060 Åsbarrskog</w:t>
       </w:r>
       <w:r>
-        <w:t xml:space="preserve"> (SLU Artdatabanken, 2023; Nitare &amp; Skogsstyrelsen, 2019).</w:t>
+        <w:t>. Bland annat åtgärdsprogramsarten skrovlig flatbagge (NT) samt timmertickgnagare kan påträffas på eller i nära anslutning till fruktkroppar av timmerticka</w:t>
+      </w:r>
+      <w:r>
+        <w:rPr>
+          <w:i/>
+        </w:rPr>
+        <w:t xml:space="preserve"> </w:t>
+      </w:r>
+      <w:r>
+        <w:t>(SLU Artdatabanken, 2026).</w:t>
       </w:r>
     </w:p>
     <w:p>
@@ -823,125 +1053,6 @@
         <w:pStyle w:val="Heading1"/>
       </w:pPr>
       <w:r>
-        <w:t>Fridlysta arter</w:t>
-      </w:r>
-    </w:p>
-    <w:p>
-      <w:r>
-        <w:t>Följande fridlysta arter har sina livsmiljöer och växtplatser i den avverkningsanmälda skogen: spillkråka (NT, §4), grön sköldmossa (S, §8) och blåsippa (§9).</w:t>
-      </w:r>
-    </w:p>
-    <w:p>
-      <w:r>
-        <w:t xml:space="preserve">Observera att medlemsländerna är skyldiga att agera i enlighet med EU:s fågeldirektiv där det uttryckligen står att direktivet gäller för fåglar samt för deras ägg, bon och </w:t>
-      </w:r>
-      <w:r>
-        <w:rPr>
-          <w:b/>
-        </w:rPr>
-        <w:t xml:space="preserve">livsmiljöer </w:t>
-      </w:r>
-      <w:r>
-        <w:t>(artikel 1). Vidare att de åtgärder som vidtas inte får leda till en försämring av den nuvarande situationen beträffande bevarandet av de fågelarter som avses i artikel 1 (artikel 13). Fågeldirektivet är styrande för tillsynsansvariga myndigheters ärendehantering, ställningstaganden och beslutsfattande.</w:t>
-      </w:r>
-    </w:p>
-    <w:p>
-      <w:r>
-        <w:rPr>
-          <w:b/>
-        </w:rPr>
-        <w:t>Blåsippa (§9)</w:t>
-      </w:r>
-      <w:r>
-        <w:t xml:space="preserve"> är typisk art för </w:t>
-      </w:r>
-      <w:r>
-        <w:rPr>
-          <w:i/>
-        </w:rPr>
-        <w:t>9050 Näringsrik granskog, 9020 Nordlig ädellövskog</w:t>
-      </w:r>
-      <w:r>
-        <w:t xml:space="preserve"> och </w:t>
-      </w:r>
-      <w:r>
-        <w:rPr>
-          <w:i/>
-        </w:rPr>
-        <w:t>8240 Karsthällmarker</w:t>
-      </w:r>
-      <w:r>
-        <w:t xml:space="preserve"> (SLU Artdatabanken, 2025).</w:t>
-      </w:r>
-    </w:p>
-    <w:p>
-      <w:r>
-        <w:rPr>
-          <w:b/>
-        </w:rPr>
-        <w:t>Grön sköldmossa (§8)</w:t>
-      </w:r>
-      <w:r>
-        <w:t xml:space="preserve"> är typisk art för </w:t>
-      </w:r>
-      <w:r>
-        <w:rPr>
-          <w:i/>
-        </w:rPr>
-        <w:t xml:space="preserve">9010 Taiga </w:t>
-      </w:r>
-      <w:r>
-        <w:t>och</w:t>
-      </w:r>
-      <w:r>
-        <w:rPr>
-          <w:i/>
-        </w:rPr>
-        <w:t xml:space="preserve"> 9750 Svämlövskog</w:t>
-      </w:r>
-      <w:r>
-        <w:t xml:space="preserve"> och omfattas av EU:s art- och habitatdirektiv bilaga 2 vilket innebär att det finns ett uttalat intresse inom Europeiska unionen att bevara arten. Grön sköldmossa kräver skog som har ett speciellt mikroklimat med hög och jämn luftfuktighet i kombination med rik tillgång på död ved (Nitare &amp; Skogsstyrelsen, 2019; SLU Artdatabanken, 2025). I praktiken handlar det om åtminstone 50 meter med skyddande skog för att undvika uttorkning av marken (Hallingbäck, personligt meddelande 2022-02-24). Grön sköldmossa är en ansvarsart för Sverige då en särskilt stor andel av Europas population finns i landet. Mark- och miljööverdomstolen (MÖD) har i mål nr M 2019-20 (18 februari 2019) slagit fast att grön sköldmossa (§8) är dispenspliktig och att exemplar av arten inte får skadas utan dispens (MÖD, mål nr M 2019-20).</w:t>
-      </w:r>
-    </w:p>
-    <w:p>
-      <w:r>
-        <w:rPr>
-          <w:b/>
-        </w:rPr>
-        <w:t>Spillkråka (§4)</w:t>
-      </w:r>
-      <w:r>
-        <w:t xml:space="preserve"> omfattas av bilaga 1 i EU:s fågeldirektiv och är typisk art för </w:t>
-      </w:r>
-      <w:r>
-        <w:rPr>
-          <w:i/>
-        </w:rPr>
-        <w:t xml:space="preserve">9010 Taiga </w:t>
-      </w:r>
-      <w:r>
-        <w:t>och</w:t>
-      </w:r>
-      <w:r>
-        <w:rPr>
-          <w:i/>
-        </w:rPr>
-        <w:t xml:space="preserve"> 9740 Skogsbevuxen myr</w:t>
-      </w:r>
-      <w:r>
-        <w:t>. Den behöver grova träd, främst tall, asp och bok som boträd. Skogsbruk med korta omloppstider och täta, homogena ungskogar utgör det största hotet. Spillkråka är en nyckelart i skogliga miljöer vars övergivna bohål utnyttjas av flera andra hålhäckande fågelarter och fladdermöss, däribland pärluggla (EN, §4), knipa (§4), salskrake (§4) och skogsduva (§4). Hökuggla (VU, §4) och slaguggla (§4) häckar ofta i högstubbar som brutits av i höjd med ett gammalt spillkråkebo (SLU Artdatabanken, 2026; Skogsstyrelsen, 2016).</w:t>
-      </w:r>
-    </w:p>
-    <w:p>
-      <w:r>
-        <w:t>I BILAGA 1 finns mer detaljerad information om ekologi samt krav på livsmiljö hos fridlysta arter.</w:t>
-      </w:r>
-    </w:p>
-    <w:p>
-      <w:pPr>
-        <w:pStyle w:val="Heading1"/>
-      </w:pPr>
-      <w:r>
         <w:t>Certifiering</w:t>
       </w:r>
     </w:p>
@@ -1051,7 +1162,7 @@
         <w:rPr>
           <w:i/>
         </w:rPr>
-        <w:t>I det avverkningsanmälda skogsområdet har 29 rödlistade arter och signalarter påträffats. Detta ska jämföras med Skogsstyrelsens uppföljning 2017 av nyckelbiotoper som visade att man i genomsnitt hittar 20,6 olika rödlistade arter och signalarter i en nyckelbiotop (Wijk, S. 2017. Biologisk mångfald i nyckelbiotoper – Resultat från inventeringen “Uppföljning biologisk mångfald” 2009–2015. Rapport 4/2017 Skogsstyrelsen, Jönköping).</w:t>
+        <w:t>I det avverkningsanmälda skogsområdet har 30 rödlistade arter och signalarter påträffats. Detta ska jämföras med Skogsstyrelsens uppföljning 2017 av nyckelbiotoper som visade att man i genomsnitt hittar 20,6 olika rödlistade arter och signalarter i en nyckelbiotop (Wijk, S. 2017. Biologisk mångfald i nyckelbiotoper – Resultat från inventeringen “Uppföljning biologisk mångfald” 2009–2015. Rapport 4/2017 Skogsstyrelsen, Jönköping).</w:t>
       </w:r>
     </w:p>
     <w:p>
@@ -1080,7 +1191,7 @@
         <w:rPr>
           <w:i/>
         </w:rPr>
-        <w:t>I det avverkningsanmälda skogsområdet har 30 naturvårdsarter varav 11 rödlistade arter sina livsmiljöer och växtplatser.</w:t>
+        <w:t>I det avverkningsanmälda skogsområdet har 34 naturvårdsarter varav 12 rödlistade arter sina livsmiljöer och växtplatser.</w:t>
       </w:r>
     </w:p>
     <w:p>
@@ -1755,7 +1866,7 @@
 </file>
 
 <file path=word/endnotes.xml><?xml version="1.0" encoding="utf-8"?>
-<w:endnotes xmlns:wpc="http://schemas.microsoft.com/office/word/2010/wordprocessingCanvas" xmlns:cx="http://schemas.microsoft.com/office/drawing/2014/chartex" xmlns:cx1="http://schemas.microsoft.com/office/drawing/2015/9/8/chartex" xmlns:cx2="http://schemas.microsoft.com/office/drawing/2015/10/21/chartex" xmlns:cx3="http://schemas.microsoft.com/office/drawing/2016/5/9/chartex" xmlns:cx4="http://schemas.microsoft.com/office/drawing/2016/5/10/chartex" xmlns:cx5="http://schemas.microsoft.com/office/drawing/2016/5/11/chartex" xmlns:cx6="http://schemas.microsoft.com/office/drawing/2016/5/12/chartex" xmlns:cx7="http://schemas.microsoft.com/office/drawing/2016/5/13/chartex" xmlns:cx8="http://schemas.microsoft.com/office/drawing/2016/5/14/chartex" xmlns:mc="http://schemas.openxmlformats.org/markup-compatibility/2006" xmlns:aink="http://schemas.microsoft.com/office/drawing/2016/ink" xmlns:am3d="http://schemas.microsoft.com/office/drawing/2017/model3d" xmlns:o="urn:schemas-microsoft-com:office:office" xmlns:oel="http://schemas.microsoft.com/office/2019/extlst" xmlns:r="http://schemas.openxmlformats.org/officeDocument/2006/relationships" xmlns:m="http://schemas.openxmlformats.org/officeDocument/2006/math" xmlns:v="urn:schemas-microsoft-com:vml" xmlns:wp14="http://schemas.microsoft.com/office/word/2010/wordprocessingDrawing" xmlns:wp="http://schemas.openxmlformats.org/drawingml/2006/wordprocessingDrawing" xmlns:w10="urn:schemas-microsoft-com:office:word" xmlns:w="http://schemas.openxmlformats.org/wordprocessingml/2006/main" xmlns:w14="http://schemas.microsoft.com/office/word/2010/wordml" xmlns:w15="http://schemas.microsoft.com/office/word/2012/wordml" xmlns:w16cex="http://schemas.microsoft.com/office/word/2018/wordml/cex" xmlns:w16cid="http://schemas.microsoft.com/office/word/2016/wordml/cid" xmlns:w16="http://schemas.microsoft.com/office/word/2018/wordml" xmlns:w16sdtdh="http://schemas.microsoft.com/office/word/2020/wordml/sdtdatahash" xmlns:w16se="http://schemas.microsoft.com/office/word/2015/wordml/symex" xmlns:wpg="http://schemas.microsoft.com/office/word/2010/wordprocessingGroup" xmlns:wpi="http://schemas.microsoft.com/office/word/2010/wordprocessingInk" xmlns:wne="http://schemas.microsoft.com/office/word/2006/wordml" xmlns:wps="http://schemas.microsoft.com/office/word/2010/wordprocessingShape" mc:Ignorable="w14 w15 w16se w16cid w16 w16cex w16sdtdh wp14">
+<w:endnotes xmlns:wpc="http://schemas.microsoft.com/office/word/2010/wordprocessingCanvas" xmlns:cx="http://schemas.microsoft.com/office/drawing/2014/chartex" xmlns:cx1="http://schemas.microsoft.com/office/drawing/2015/9/8/chartex" xmlns:cx2="http://schemas.microsoft.com/office/drawing/2015/10/21/chartex" xmlns:cx3="http://schemas.microsoft.com/office/drawing/2016/5/9/chartex" xmlns:cx4="http://schemas.microsoft.com/office/drawing/2016/5/10/chartex" xmlns:cx5="http://schemas.microsoft.com/office/drawing/2016/5/11/chartex" xmlns:cx6="http://schemas.microsoft.com/office/drawing/2016/5/12/chartex" xmlns:cx7="http://schemas.microsoft.com/office/drawing/2016/5/13/chartex" xmlns:cx8="http://schemas.microsoft.com/office/drawing/2016/5/14/chartex" xmlns:mc="http://schemas.openxmlformats.org/markup-compatibility/2006" xmlns:aink="http://schemas.microsoft.com/office/drawing/2016/ink" xmlns:am3d="http://schemas.microsoft.com/office/drawing/2017/model3d" xmlns:o="urn:schemas-microsoft-com:office:office" xmlns:oel="http://schemas.microsoft.com/office/2019/extlst" xmlns:r="http://schemas.openxmlformats.org/officeDocument/2006/relationships" xmlns:m="http://schemas.openxmlformats.org/officeDocument/2006/math" xmlns:v="urn:schemas-microsoft-com:vml" xmlns:wp14="http://schemas.microsoft.com/office/word/2010/wordprocessingDrawing" xmlns:wp="http://schemas.openxmlformats.org/drawingml/2006/wordprocessingDrawing" xmlns:w10="urn:schemas-microsoft-com:office:word" xmlns:w="http://schemas.openxmlformats.org/wordprocessingml/2006/main" xmlns:w14="http://schemas.microsoft.com/office/word/2010/wordml" xmlns:w15="http://schemas.microsoft.com/office/word/2012/wordml" xmlns:w16cex="http://schemas.microsoft.com/office/word/2018/wordml/cex" xmlns:w16cid="http://schemas.microsoft.com/office/word/2016/wordml/cid" xmlns:w16="http://schemas.microsoft.com/office/word/2018/wordml" xmlns:w16du="http://schemas.microsoft.com/office/word/2023/wordml/word16du" xmlns:w16sdtdh="http://schemas.microsoft.com/office/word/2020/wordml/sdtdatahash" xmlns:w16sdtfl="http://schemas.microsoft.com/office/word/2024/wordml/sdtformatlock" xmlns:w16se="http://schemas.microsoft.com/office/word/2015/wordml/symex" xmlns:wpg="http://schemas.microsoft.com/office/word/2010/wordprocessingGroup" xmlns:wpi="http://schemas.microsoft.com/office/word/2010/wordprocessingInk" xmlns:wne="http://schemas.microsoft.com/office/word/2006/wordml" xmlns:wps="http://schemas.microsoft.com/office/word/2010/wordprocessingShape" mc:Ignorable="w14 w15 w16se w16cid w16 w16cex w16sdtdh w16sdtfl w16du wp14">
   <w:endnote w:type="separator" w:id="-1">
     <w:p>
       <w:pPr>
@@ -1780,7 +1891,7 @@
 </file>
 
 <file path=word/footer1.xml><?xml version="1.0" encoding="utf-8"?>
-<w:ftr xmlns:wpc="http://schemas.microsoft.com/office/word/2010/wordprocessingCanvas" xmlns:cx="http://schemas.microsoft.com/office/drawing/2014/chartex" xmlns:cx1="http://schemas.microsoft.com/office/drawing/2015/9/8/chartex" xmlns:cx2="http://schemas.microsoft.com/office/drawing/2015/10/21/chartex" xmlns:cx3="http://schemas.microsoft.com/office/drawing/2016/5/9/chartex" xmlns:cx4="http://schemas.microsoft.com/office/drawing/2016/5/10/chartex" xmlns:cx5="http://schemas.microsoft.com/office/drawing/2016/5/11/chartex" xmlns:cx6="http://schemas.microsoft.com/office/drawing/2016/5/12/chartex" xmlns:cx7="http://schemas.microsoft.com/office/drawing/2016/5/13/chartex" xmlns:cx8="http://schemas.microsoft.com/office/drawing/2016/5/14/chartex" xmlns:mc="http://schemas.openxmlformats.org/markup-compatibility/2006" xmlns:aink="http://schemas.microsoft.com/office/drawing/2016/ink" xmlns:am3d="http://schemas.microsoft.com/office/drawing/2017/model3d" xmlns:o="urn:schemas-microsoft-com:office:office" xmlns:oel="http://schemas.microsoft.com/office/2019/extlst" xmlns:r="http://schemas.openxmlformats.org/officeDocument/2006/relationships" xmlns:m="http://schemas.openxmlformats.org/officeDocument/2006/math" xmlns:v="urn:schemas-microsoft-com:vml" xmlns:wp14="http://schemas.microsoft.com/office/word/2010/wordprocessingDrawing" xmlns:wp="http://schemas.openxmlformats.org/drawingml/2006/wordprocessingDrawing" xmlns:w10="urn:schemas-microsoft-com:office:word" xmlns:w="http://schemas.openxmlformats.org/wordprocessingml/2006/main" xmlns:w14="http://schemas.microsoft.com/office/word/2010/wordml" xmlns:w15="http://schemas.microsoft.com/office/word/2012/wordml" xmlns:w16cex="http://schemas.microsoft.com/office/word/2018/wordml/cex" xmlns:w16cid="http://schemas.microsoft.com/office/word/2016/wordml/cid" xmlns:w16="http://schemas.microsoft.com/office/word/2018/wordml" xmlns:w16sdtdh="http://schemas.microsoft.com/office/word/2020/wordml/sdtdatahash" xmlns:w16se="http://schemas.microsoft.com/office/word/2015/wordml/symex" xmlns:wpg="http://schemas.microsoft.com/office/word/2010/wordprocessingGroup" xmlns:wpi="http://schemas.microsoft.com/office/word/2010/wordprocessingInk" xmlns:wne="http://schemas.microsoft.com/office/word/2006/wordml" xmlns:wps="http://schemas.microsoft.com/office/word/2010/wordprocessingShape" mc:Ignorable="w14 w15 w16se w16cid w16 w16cex w16sdtdh wp14">
+<w:ftr xmlns:wpc="http://schemas.microsoft.com/office/word/2010/wordprocessingCanvas" xmlns:cx="http://schemas.microsoft.com/office/drawing/2014/chartex" xmlns:cx1="http://schemas.microsoft.com/office/drawing/2015/9/8/chartex" xmlns:cx2="http://schemas.microsoft.com/office/drawing/2015/10/21/chartex" xmlns:cx3="http://schemas.microsoft.com/office/drawing/2016/5/9/chartex" xmlns:cx4="http://schemas.microsoft.com/office/drawing/2016/5/10/chartex" xmlns:cx5="http://schemas.microsoft.com/office/drawing/2016/5/11/chartex" xmlns:cx6="http://schemas.microsoft.com/office/drawing/2016/5/12/chartex" xmlns:cx7="http://schemas.microsoft.com/office/drawing/2016/5/13/chartex" xmlns:cx8="http://schemas.microsoft.com/office/drawing/2016/5/14/chartex" xmlns:mc="http://schemas.openxmlformats.org/markup-compatibility/2006" xmlns:aink="http://schemas.microsoft.com/office/drawing/2016/ink" xmlns:am3d="http://schemas.microsoft.com/office/drawing/2017/model3d" xmlns:o="urn:schemas-microsoft-com:office:office" xmlns:oel="http://schemas.microsoft.com/office/2019/extlst" xmlns:r="http://schemas.openxmlformats.org/officeDocument/2006/relationships" xmlns:m="http://schemas.openxmlformats.org/officeDocument/2006/math" xmlns:v="urn:schemas-microsoft-com:vml" xmlns:wp14="http://schemas.microsoft.com/office/word/2010/wordprocessingDrawing" xmlns:wp="http://schemas.openxmlformats.org/drawingml/2006/wordprocessingDrawing" xmlns:w10="urn:schemas-microsoft-com:office:word" xmlns:w="http://schemas.openxmlformats.org/wordprocessingml/2006/main" xmlns:w14="http://schemas.microsoft.com/office/word/2010/wordml" xmlns:w15="http://schemas.microsoft.com/office/word/2012/wordml" xmlns:w16cex="http://schemas.microsoft.com/office/word/2018/wordml/cex" xmlns:w16cid="http://schemas.microsoft.com/office/word/2016/wordml/cid" xmlns:w16="http://schemas.microsoft.com/office/word/2018/wordml" xmlns:w16du="http://schemas.microsoft.com/office/word/2023/wordml/word16du" xmlns:w16sdtdh="http://schemas.microsoft.com/office/word/2020/wordml/sdtdatahash" xmlns:w16sdtfl="http://schemas.microsoft.com/office/word/2024/wordml/sdtformatlock" xmlns:w16se="http://schemas.microsoft.com/office/word/2015/wordml/symex" xmlns:wpg="http://schemas.microsoft.com/office/word/2010/wordprocessingGroup" xmlns:wpi="http://schemas.microsoft.com/office/word/2010/wordprocessingInk" xmlns:wne="http://schemas.microsoft.com/office/word/2006/wordml" xmlns:wps="http://schemas.microsoft.com/office/word/2010/wordprocessingShape" mc:Ignorable="w14 w15 w16se w16cid w16 w16cex w16sdtdh w16sdtfl w16du wp14">
   <w:p>
     <w:pPr>
       <w:pStyle w:val="Footer"/>
@@ -1790,7 +1901,7 @@
 </file>
 
 <file path=word/footer2.xml><?xml version="1.0" encoding="utf-8"?>
-<w:ftr xmlns:wpc="http://schemas.microsoft.com/office/word/2010/wordprocessingCanvas" xmlns:cx="http://schemas.microsoft.com/office/drawing/2014/chartex" xmlns:cx1="http://schemas.microsoft.com/office/drawing/2015/9/8/chartex" xmlns:cx2="http://schemas.microsoft.com/office/drawing/2015/10/21/chartex" xmlns:cx3="http://schemas.microsoft.com/office/drawing/2016/5/9/chartex" xmlns:cx4="http://schemas.microsoft.com/office/drawing/2016/5/10/chartex" xmlns:cx5="http://schemas.microsoft.com/office/drawing/2016/5/11/chartex" xmlns:cx6="http://schemas.microsoft.com/office/drawing/2016/5/12/chartex" xmlns:cx7="http://schemas.microsoft.com/office/drawing/2016/5/13/chartex" xmlns:cx8="http://schemas.microsoft.com/office/drawing/2016/5/14/chartex" xmlns:mc="http://schemas.openxmlformats.org/markup-compatibility/2006" xmlns:aink="http://schemas.microsoft.com/office/drawing/2016/ink" xmlns:am3d="http://schemas.microsoft.com/office/drawing/2017/model3d" xmlns:o="urn:schemas-microsoft-com:office:office" xmlns:oel="http://schemas.microsoft.com/office/2019/extlst" xmlns:r="http://schemas.openxmlformats.org/officeDocument/2006/relationships" xmlns:m="http://schemas.openxmlformats.org/officeDocument/2006/math" xmlns:v="urn:schemas-microsoft-com:vml" xmlns:wp14="http://schemas.microsoft.com/office/word/2010/wordprocessingDrawing" xmlns:wp="http://schemas.openxmlformats.org/drawingml/2006/wordprocessingDrawing" xmlns:w10="urn:schemas-microsoft-com:office:word" xmlns:w="http://schemas.openxmlformats.org/wordprocessingml/2006/main" xmlns:w14="http://schemas.microsoft.com/office/word/2010/wordml" xmlns:w15="http://schemas.microsoft.com/office/word/2012/wordml" xmlns:w16cex="http://schemas.microsoft.com/office/word/2018/wordml/cex" xmlns:w16cid="http://schemas.microsoft.com/office/word/2016/wordml/cid" xmlns:w16="http://schemas.microsoft.com/office/word/2018/wordml" xmlns:w16sdtdh="http://schemas.microsoft.com/office/word/2020/wordml/sdtdatahash" xmlns:w16se="http://schemas.microsoft.com/office/word/2015/wordml/symex" xmlns:wpg="http://schemas.microsoft.com/office/word/2010/wordprocessingGroup" xmlns:wpi="http://schemas.microsoft.com/office/word/2010/wordprocessingInk" xmlns:wne="http://schemas.microsoft.com/office/word/2006/wordml" xmlns:wps="http://schemas.microsoft.com/office/word/2010/wordprocessingShape" mc:Ignorable="w14 w15 w16se w16cid w16 w16cex w16sdtdh wp14">
+<w:ftr xmlns:wpc="http://schemas.microsoft.com/office/word/2010/wordprocessingCanvas" xmlns:cx="http://schemas.microsoft.com/office/drawing/2014/chartex" xmlns:cx1="http://schemas.microsoft.com/office/drawing/2015/9/8/chartex" xmlns:cx2="http://schemas.microsoft.com/office/drawing/2015/10/21/chartex" xmlns:cx3="http://schemas.microsoft.com/office/drawing/2016/5/9/chartex" xmlns:cx4="http://schemas.microsoft.com/office/drawing/2016/5/10/chartex" xmlns:cx5="http://schemas.microsoft.com/office/drawing/2016/5/11/chartex" xmlns:cx6="http://schemas.microsoft.com/office/drawing/2016/5/12/chartex" xmlns:cx7="http://schemas.microsoft.com/office/drawing/2016/5/13/chartex" xmlns:cx8="http://schemas.microsoft.com/office/drawing/2016/5/14/chartex" xmlns:mc="http://schemas.openxmlformats.org/markup-compatibility/2006" xmlns:aink="http://schemas.microsoft.com/office/drawing/2016/ink" xmlns:am3d="http://schemas.microsoft.com/office/drawing/2017/model3d" xmlns:o="urn:schemas-microsoft-com:office:office" xmlns:oel="http://schemas.microsoft.com/office/2019/extlst" xmlns:r="http://schemas.openxmlformats.org/officeDocument/2006/relationships" xmlns:m="http://schemas.openxmlformats.org/officeDocument/2006/math" xmlns:v="urn:schemas-microsoft-com:vml" xmlns:wp14="http://schemas.microsoft.com/office/word/2010/wordprocessingDrawing" xmlns:wp="http://schemas.openxmlformats.org/drawingml/2006/wordprocessingDrawing" xmlns:w10="urn:schemas-microsoft-com:office:word" xmlns:w="http://schemas.openxmlformats.org/wordprocessingml/2006/main" xmlns:w14="http://schemas.microsoft.com/office/word/2010/wordml" xmlns:w15="http://schemas.microsoft.com/office/word/2012/wordml" xmlns:w16cex="http://schemas.microsoft.com/office/word/2018/wordml/cex" xmlns:w16cid="http://schemas.microsoft.com/office/word/2016/wordml/cid" xmlns:w16="http://schemas.microsoft.com/office/word/2018/wordml" xmlns:w16du="http://schemas.microsoft.com/office/word/2023/wordml/word16du" xmlns:w16sdtdh="http://schemas.microsoft.com/office/word/2020/wordml/sdtdatahash" xmlns:w16sdtfl="http://schemas.microsoft.com/office/word/2024/wordml/sdtformatlock" xmlns:w16se="http://schemas.microsoft.com/office/word/2015/wordml/symex" xmlns:wpg="http://schemas.microsoft.com/office/word/2010/wordprocessingGroup" xmlns:wpi="http://schemas.microsoft.com/office/word/2010/wordprocessingInk" xmlns:wne="http://schemas.microsoft.com/office/word/2006/wordml" xmlns:wps="http://schemas.microsoft.com/office/word/2010/wordprocessingShape" mc:Ignorable="w14 w15 w16se w16cid w16 w16cex w16sdtdh w16sdtfl w16du wp14">
   <w:p>
     <w:pPr>
       <w:pStyle w:val="Footer"/>
@@ -1800,7 +1911,7 @@
 </file>
 
 <file path=word/footer3.xml><?xml version="1.0" encoding="utf-8"?>
-<w:ftr xmlns:wpc="http://schemas.microsoft.com/office/word/2010/wordprocessingCanvas" xmlns:cx="http://schemas.microsoft.com/office/drawing/2014/chartex" xmlns:cx1="http://schemas.microsoft.com/office/drawing/2015/9/8/chartex" xmlns:cx2="http://schemas.microsoft.com/office/drawing/2015/10/21/chartex" xmlns:cx3="http://schemas.microsoft.com/office/drawing/2016/5/9/chartex" xmlns:cx4="http://schemas.microsoft.com/office/drawing/2016/5/10/chartex" xmlns:cx5="http://schemas.microsoft.com/office/drawing/2016/5/11/chartex" xmlns:cx6="http://schemas.microsoft.com/office/drawing/2016/5/12/chartex" xmlns:cx7="http://schemas.microsoft.com/office/drawing/2016/5/13/chartex" xmlns:cx8="http://schemas.microsoft.com/office/drawing/2016/5/14/chartex" xmlns:mc="http://schemas.openxmlformats.org/markup-compatibility/2006" xmlns:aink="http://schemas.microsoft.com/office/drawing/2016/ink" xmlns:am3d="http://schemas.microsoft.com/office/drawing/2017/model3d" xmlns:o="urn:schemas-microsoft-com:office:office" xmlns:oel="http://schemas.microsoft.com/office/2019/extlst" xmlns:r="http://schemas.openxmlformats.org/officeDocument/2006/relationships" xmlns:m="http://schemas.openxmlformats.org/officeDocument/2006/math" xmlns:v="urn:schemas-microsoft-com:vml" xmlns:wp14="http://schemas.microsoft.com/office/word/2010/wordprocessingDrawing" xmlns:wp="http://schemas.openxmlformats.org/drawingml/2006/wordprocessingDrawing" xmlns:w10="urn:schemas-microsoft-com:office:word" xmlns:w="http://schemas.openxmlformats.org/wordprocessingml/2006/main" xmlns:w14="http://schemas.microsoft.com/office/word/2010/wordml" xmlns:w15="http://schemas.microsoft.com/office/word/2012/wordml" xmlns:w16cex="http://schemas.microsoft.com/office/word/2018/wordml/cex" xmlns:w16cid="http://schemas.microsoft.com/office/word/2016/wordml/cid" xmlns:w16="http://schemas.microsoft.com/office/word/2018/wordml" xmlns:w16sdtdh="http://schemas.microsoft.com/office/word/2020/wordml/sdtdatahash" xmlns:w16se="http://schemas.microsoft.com/office/word/2015/wordml/symex" xmlns:wpg="http://schemas.microsoft.com/office/word/2010/wordprocessingGroup" xmlns:wpi="http://schemas.microsoft.com/office/word/2010/wordprocessingInk" xmlns:wne="http://schemas.microsoft.com/office/word/2006/wordml" xmlns:wps="http://schemas.microsoft.com/office/word/2010/wordprocessingShape" mc:Ignorable="w14 w15 w16se w16cid w16 w16cex w16sdtdh wp14">
+<w:ftr xmlns:wpc="http://schemas.microsoft.com/office/word/2010/wordprocessingCanvas" xmlns:cx="http://schemas.microsoft.com/office/drawing/2014/chartex" xmlns:cx1="http://schemas.microsoft.com/office/drawing/2015/9/8/chartex" xmlns:cx2="http://schemas.microsoft.com/office/drawing/2015/10/21/chartex" xmlns:cx3="http://schemas.microsoft.com/office/drawing/2016/5/9/chartex" xmlns:cx4="http://schemas.microsoft.com/office/drawing/2016/5/10/chartex" xmlns:cx5="http://schemas.microsoft.com/office/drawing/2016/5/11/chartex" xmlns:cx6="http://schemas.microsoft.com/office/drawing/2016/5/12/chartex" xmlns:cx7="http://schemas.microsoft.com/office/drawing/2016/5/13/chartex" xmlns:cx8="http://schemas.microsoft.com/office/drawing/2016/5/14/chartex" xmlns:mc="http://schemas.openxmlformats.org/markup-compatibility/2006" xmlns:aink="http://schemas.microsoft.com/office/drawing/2016/ink" xmlns:am3d="http://schemas.microsoft.com/office/drawing/2017/model3d" xmlns:o="urn:schemas-microsoft-com:office:office" xmlns:oel="http://schemas.microsoft.com/office/2019/extlst" xmlns:r="http://schemas.openxmlformats.org/officeDocument/2006/relationships" xmlns:m="http://schemas.openxmlformats.org/officeDocument/2006/math" xmlns:v="urn:schemas-microsoft-com:vml" xmlns:wp14="http://schemas.microsoft.com/office/word/2010/wordprocessingDrawing" xmlns:wp="http://schemas.openxmlformats.org/drawingml/2006/wordprocessingDrawing" xmlns:w10="urn:schemas-microsoft-com:office:word" xmlns:w="http://schemas.openxmlformats.org/wordprocessingml/2006/main" xmlns:w14="http://schemas.microsoft.com/office/word/2010/wordml" xmlns:w15="http://schemas.microsoft.com/office/word/2012/wordml" xmlns:w16cex="http://schemas.microsoft.com/office/word/2018/wordml/cex" xmlns:w16cid="http://schemas.microsoft.com/office/word/2016/wordml/cid" xmlns:w16="http://schemas.microsoft.com/office/word/2018/wordml" xmlns:w16du="http://schemas.microsoft.com/office/word/2023/wordml/word16du" xmlns:w16sdtdh="http://schemas.microsoft.com/office/word/2020/wordml/sdtdatahash" xmlns:w16sdtfl="http://schemas.microsoft.com/office/word/2024/wordml/sdtformatlock" xmlns:w16se="http://schemas.microsoft.com/office/word/2015/wordml/symex" xmlns:wpg="http://schemas.microsoft.com/office/word/2010/wordprocessingGroup" xmlns:wpi="http://schemas.microsoft.com/office/word/2010/wordprocessingInk" xmlns:wne="http://schemas.microsoft.com/office/word/2006/wordml" xmlns:wps="http://schemas.microsoft.com/office/word/2010/wordprocessingShape" mc:Ignorable="w14 w15 w16se w16cid w16 w16cex w16sdtdh w16sdtfl w16du wp14">
   <w:p>
     <w:pPr>
       <w:pStyle w:val="Footer"/>
@@ -1810,7 +1921,7 @@
 </file>
 
 <file path=word/footnotes.xml><?xml version="1.0" encoding="utf-8"?>
-<w:footnotes xmlns:wpc="http://schemas.microsoft.com/office/word/2010/wordprocessingCanvas" xmlns:cx="http://schemas.microsoft.com/office/drawing/2014/chartex" xmlns:cx1="http://schemas.microsoft.com/office/drawing/2015/9/8/chartex" xmlns:cx2="http://schemas.microsoft.com/office/drawing/2015/10/21/chartex" xmlns:cx3="http://schemas.microsoft.com/office/drawing/2016/5/9/chartex" xmlns:cx4="http://schemas.microsoft.com/office/drawing/2016/5/10/chartex" xmlns:cx5="http://schemas.microsoft.com/office/drawing/2016/5/11/chartex" xmlns:cx6="http://schemas.microsoft.com/office/drawing/2016/5/12/chartex" xmlns:cx7="http://schemas.microsoft.com/office/drawing/2016/5/13/chartex" xmlns:cx8="http://schemas.microsoft.com/office/drawing/2016/5/14/chartex" xmlns:mc="http://schemas.openxmlformats.org/markup-compatibility/2006" xmlns:aink="http://schemas.microsoft.com/office/drawing/2016/ink" xmlns:am3d="http://schemas.microsoft.com/office/drawing/2017/model3d" xmlns:o="urn:schemas-microsoft-com:office:office" xmlns:oel="http://schemas.microsoft.com/office/2019/extlst" xmlns:r="http://schemas.openxmlformats.org/officeDocument/2006/relationships" xmlns:m="http://schemas.openxmlformats.org/officeDocument/2006/math" xmlns:v="urn:schemas-microsoft-com:vml" xmlns:wp14="http://schemas.microsoft.com/office/word/2010/wordprocessingDrawing" xmlns:wp="http://schemas.openxmlformats.org/drawingml/2006/wordprocessingDrawing" xmlns:w10="urn:schemas-microsoft-com:office:word" xmlns:w="http://schemas.openxmlformats.org/wordprocessingml/2006/main" xmlns:w14="http://schemas.microsoft.com/office/word/2010/wordml" xmlns:w15="http://schemas.microsoft.com/office/word/2012/wordml" xmlns:w16cex="http://schemas.microsoft.com/office/word/2018/wordml/cex" xmlns:w16cid="http://schemas.microsoft.com/office/word/2016/wordml/cid" xmlns:w16="http://schemas.microsoft.com/office/word/2018/wordml" xmlns:w16sdtdh="http://schemas.microsoft.com/office/word/2020/wordml/sdtdatahash" xmlns:w16se="http://schemas.microsoft.com/office/word/2015/wordml/symex" xmlns:wpg="http://schemas.microsoft.com/office/word/2010/wordprocessingGroup" xmlns:wpi="http://schemas.microsoft.com/office/word/2010/wordprocessingInk" xmlns:wne="http://schemas.microsoft.com/office/word/2006/wordml" xmlns:wps="http://schemas.microsoft.com/office/word/2010/wordprocessingShape" mc:Ignorable="w14 w15 w16se w16cid w16 w16cex w16sdtdh wp14">
+<w:footnotes xmlns:wpc="http://schemas.microsoft.com/office/word/2010/wordprocessingCanvas" xmlns:cx="http://schemas.microsoft.com/office/drawing/2014/chartex" xmlns:cx1="http://schemas.microsoft.com/office/drawing/2015/9/8/chartex" xmlns:cx2="http://schemas.microsoft.com/office/drawing/2015/10/21/chartex" xmlns:cx3="http://schemas.microsoft.com/office/drawing/2016/5/9/chartex" xmlns:cx4="http://schemas.microsoft.com/office/drawing/2016/5/10/chartex" xmlns:cx5="http://schemas.microsoft.com/office/drawing/2016/5/11/chartex" xmlns:cx6="http://schemas.microsoft.com/office/drawing/2016/5/12/chartex" xmlns:cx7="http://schemas.microsoft.com/office/drawing/2016/5/13/chartex" xmlns:cx8="http://schemas.microsoft.com/office/drawing/2016/5/14/chartex" xmlns:mc="http://schemas.openxmlformats.org/markup-compatibility/2006" xmlns:aink="http://schemas.microsoft.com/office/drawing/2016/ink" xmlns:am3d="http://schemas.microsoft.com/office/drawing/2017/model3d" xmlns:o="urn:schemas-microsoft-com:office:office" xmlns:oel="http://schemas.microsoft.com/office/2019/extlst" xmlns:r="http://schemas.openxmlformats.org/officeDocument/2006/relationships" xmlns:m="http://schemas.openxmlformats.org/officeDocument/2006/math" xmlns:v="urn:schemas-microsoft-com:vml" xmlns:wp14="http://schemas.microsoft.com/office/word/2010/wordprocessingDrawing" xmlns:wp="http://schemas.openxmlformats.org/drawingml/2006/wordprocessingDrawing" xmlns:w10="urn:schemas-microsoft-com:office:word" xmlns:w="http://schemas.openxmlformats.org/wordprocessingml/2006/main" xmlns:w14="http://schemas.microsoft.com/office/word/2010/wordml" xmlns:w15="http://schemas.microsoft.com/office/word/2012/wordml" xmlns:w16cex="http://schemas.microsoft.com/office/word/2018/wordml/cex" xmlns:w16cid="http://schemas.microsoft.com/office/word/2016/wordml/cid" xmlns:w16="http://schemas.microsoft.com/office/word/2018/wordml" xmlns:w16du="http://schemas.microsoft.com/office/word/2023/wordml/word16du" xmlns:w16sdtdh="http://schemas.microsoft.com/office/word/2020/wordml/sdtdatahash" xmlns:w16sdtfl="http://schemas.microsoft.com/office/word/2024/wordml/sdtformatlock" xmlns:w16se="http://schemas.microsoft.com/office/word/2015/wordml/symex" xmlns:wpg="http://schemas.microsoft.com/office/word/2010/wordprocessingGroup" xmlns:wpi="http://schemas.microsoft.com/office/word/2010/wordprocessingInk" xmlns:wne="http://schemas.microsoft.com/office/word/2006/wordml" xmlns:wps="http://schemas.microsoft.com/office/word/2010/wordprocessingShape" mc:Ignorable="w14 w15 w16se w16cid w16 w16cex w16sdtdh w16sdtfl w16du wp14">
   <w:footnote w:type="separator" w:id="-1">
     <w:p>
       <w:pPr>
@@ -1835,7 +1946,7 @@
 </file>
 
 <file path=word/header1.xml><?xml version="1.0" encoding="utf-8"?>
-<w:hdr xmlns:wpc="http://schemas.microsoft.com/office/word/2010/wordprocessingCanvas" xmlns:cx="http://schemas.microsoft.com/office/drawing/2014/chartex" xmlns:cx1="http://schemas.microsoft.com/office/drawing/2015/9/8/chartex" xmlns:cx2="http://schemas.microsoft.com/office/drawing/2015/10/21/chartex" xmlns:cx3="http://schemas.microsoft.com/office/drawing/2016/5/9/chartex" xmlns:cx4="http://schemas.microsoft.com/office/drawing/2016/5/10/chartex" xmlns:cx5="http://schemas.microsoft.com/office/drawing/2016/5/11/chartex" xmlns:cx6="http://schemas.microsoft.com/office/drawing/2016/5/12/chartex" xmlns:cx7="http://schemas.microsoft.com/office/drawing/2016/5/13/chartex" xmlns:cx8="http://schemas.microsoft.com/office/drawing/2016/5/14/chartex" xmlns:mc="http://schemas.openxmlformats.org/markup-compatibility/2006" xmlns:aink="http://schemas.microsoft.com/office/drawing/2016/ink" xmlns:am3d="http://schemas.microsoft.com/office/drawing/2017/model3d" xmlns:o="urn:schemas-microsoft-com:office:office" xmlns:oel="http://schemas.microsoft.com/office/2019/extlst" xmlns:r="http://schemas.openxmlformats.org/officeDocument/2006/relationships" xmlns:m="http://schemas.openxmlformats.org/officeDocument/2006/math" xmlns:v="urn:schemas-microsoft-com:vml" xmlns:wp14="http://schemas.microsoft.com/office/word/2010/wordprocessingDrawing" xmlns:wp="http://schemas.openxmlformats.org/drawingml/2006/wordprocessingDrawing" xmlns:w10="urn:schemas-microsoft-com:office:word" xmlns:w="http://schemas.openxmlformats.org/wordprocessingml/2006/main" xmlns:w14="http://schemas.microsoft.com/office/word/2010/wordml" xmlns:w15="http://schemas.microsoft.com/office/word/2012/wordml" xmlns:w16cex="http://schemas.microsoft.com/office/word/2018/wordml/cex" xmlns:w16cid="http://schemas.microsoft.com/office/word/2016/wordml/cid" xmlns:w16="http://schemas.microsoft.com/office/word/2018/wordml" xmlns:w16sdtdh="http://schemas.microsoft.com/office/word/2020/wordml/sdtdatahash" xmlns:w16se="http://schemas.microsoft.com/office/word/2015/wordml/symex" xmlns:wpg="http://schemas.microsoft.com/office/word/2010/wordprocessingGroup" xmlns:wpi="http://schemas.microsoft.com/office/word/2010/wordprocessingInk" xmlns:wne="http://schemas.microsoft.com/office/word/2006/wordml" xmlns:wps="http://schemas.microsoft.com/office/word/2010/wordprocessingShape" mc:Ignorable="w14 w15 w16se w16cid w16 w16cex w16sdtdh wp14">
+<w:hdr xmlns:wpc="http://schemas.microsoft.com/office/word/2010/wordprocessingCanvas" xmlns:cx="http://schemas.microsoft.com/office/drawing/2014/chartex" xmlns:cx1="http://schemas.microsoft.com/office/drawing/2015/9/8/chartex" xmlns:cx2="http://schemas.microsoft.com/office/drawing/2015/10/21/chartex" xmlns:cx3="http://schemas.microsoft.com/office/drawing/2016/5/9/chartex" xmlns:cx4="http://schemas.microsoft.com/office/drawing/2016/5/10/chartex" xmlns:cx5="http://schemas.microsoft.com/office/drawing/2016/5/11/chartex" xmlns:cx6="http://schemas.microsoft.com/office/drawing/2016/5/12/chartex" xmlns:cx7="http://schemas.microsoft.com/office/drawing/2016/5/13/chartex" xmlns:cx8="http://schemas.microsoft.com/office/drawing/2016/5/14/chartex" xmlns:mc="http://schemas.openxmlformats.org/markup-compatibility/2006" xmlns:aink="http://schemas.microsoft.com/office/drawing/2016/ink" xmlns:am3d="http://schemas.microsoft.com/office/drawing/2017/model3d" xmlns:o="urn:schemas-microsoft-com:office:office" xmlns:oel="http://schemas.microsoft.com/office/2019/extlst" xmlns:r="http://schemas.openxmlformats.org/officeDocument/2006/relationships" xmlns:m="http://schemas.openxmlformats.org/officeDocument/2006/math" xmlns:v="urn:schemas-microsoft-com:vml" xmlns:wp14="http://schemas.microsoft.com/office/word/2010/wordprocessingDrawing" xmlns:wp="http://schemas.openxmlformats.org/drawingml/2006/wordprocessingDrawing" xmlns:w10="urn:schemas-microsoft-com:office:word" xmlns:w="http://schemas.openxmlformats.org/wordprocessingml/2006/main" xmlns:w14="http://schemas.microsoft.com/office/word/2010/wordml" xmlns:w15="http://schemas.microsoft.com/office/word/2012/wordml" xmlns:w16cex="http://schemas.microsoft.com/office/word/2018/wordml/cex" xmlns:w16cid="http://schemas.microsoft.com/office/word/2016/wordml/cid" xmlns:w16="http://schemas.microsoft.com/office/word/2018/wordml" xmlns:w16du="http://schemas.microsoft.com/office/word/2023/wordml/word16du" xmlns:w16sdtdh="http://schemas.microsoft.com/office/word/2020/wordml/sdtdatahash" xmlns:w16sdtfl="http://schemas.microsoft.com/office/word/2024/wordml/sdtformatlock" xmlns:w16se="http://schemas.microsoft.com/office/word/2015/wordml/symex" xmlns:wpg="http://schemas.microsoft.com/office/word/2010/wordprocessingGroup" xmlns:wpi="http://schemas.microsoft.com/office/word/2010/wordprocessingInk" xmlns:wne="http://schemas.microsoft.com/office/word/2006/wordml" xmlns:wps="http://schemas.microsoft.com/office/word/2010/wordprocessingShape" mc:Ignorable="w14 w15 w16se w16cid w16 w16cex w16sdtdh w16sdtfl w16du wp14">
   <w:p>
     <w:pPr>
       <w:pStyle w:val="Header"/>
@@ -1845,7 +1956,7 @@
 </file>
 
 <file path=word/header2.xml><?xml version="1.0" encoding="utf-8"?>
-<w:hdr xmlns:wpc="http://schemas.microsoft.com/office/word/2010/wordprocessingCanvas" xmlns:cx="http://schemas.microsoft.com/office/drawing/2014/chartex" xmlns:cx1="http://schemas.microsoft.com/office/drawing/2015/9/8/chartex" xmlns:cx2="http://schemas.microsoft.com/office/drawing/2015/10/21/chartex" xmlns:cx3="http://schemas.microsoft.com/office/drawing/2016/5/9/chartex" xmlns:cx4="http://schemas.microsoft.com/office/drawing/2016/5/10/chartex" xmlns:cx5="http://schemas.microsoft.com/office/drawing/2016/5/11/chartex" xmlns:cx6="http://schemas.microsoft.com/office/drawing/2016/5/12/chartex" xmlns:cx7="http://schemas.microsoft.com/office/drawing/2016/5/13/chartex" xmlns:cx8="http://schemas.microsoft.com/office/drawing/2016/5/14/chartex" xmlns:mc="http://schemas.openxmlformats.org/markup-compatibility/2006" xmlns:aink="http://schemas.microsoft.com/office/drawing/2016/ink" xmlns:am3d="http://schemas.microsoft.com/office/drawing/2017/model3d" xmlns:o="urn:schemas-microsoft-com:office:office" xmlns:oel="http://schemas.microsoft.com/office/2019/extlst" xmlns:r="http://schemas.openxmlformats.org/officeDocument/2006/relationships" xmlns:m="http://schemas.openxmlformats.org/officeDocument/2006/math" xmlns:v="urn:schemas-microsoft-com:vml" xmlns:wp14="http://schemas.microsoft.com/office/word/2010/wordprocessingDrawing" xmlns:wp="http://schemas.openxmlformats.org/drawingml/2006/wordprocessingDrawing" xmlns:w10="urn:schemas-microsoft-com:office:word" xmlns:w="http://schemas.openxmlformats.org/wordprocessingml/2006/main" xmlns:w14="http://schemas.microsoft.com/office/word/2010/wordml" xmlns:w15="http://schemas.microsoft.com/office/word/2012/wordml" xmlns:w16cex="http://schemas.microsoft.com/office/word/2018/wordml/cex" xmlns:w16cid="http://schemas.microsoft.com/office/word/2016/wordml/cid" xmlns:w16="http://schemas.microsoft.com/office/word/2018/wordml" xmlns:w16sdtdh="http://schemas.microsoft.com/office/word/2020/wordml/sdtdatahash" xmlns:w16se="http://schemas.microsoft.com/office/word/2015/wordml/symex" xmlns:wpg="http://schemas.microsoft.com/office/word/2010/wordprocessingGroup" xmlns:wpi="http://schemas.microsoft.com/office/word/2010/wordprocessingInk" xmlns:wne="http://schemas.microsoft.com/office/word/2006/wordml" xmlns:wps="http://schemas.microsoft.com/office/word/2010/wordprocessingShape" mc:Ignorable="w14 w15 w16se w16cid w16 w16cex w16sdtdh wp14">
+<w:hdr xmlns:wpc="http://schemas.microsoft.com/office/word/2010/wordprocessingCanvas" xmlns:cx="http://schemas.microsoft.com/office/drawing/2014/chartex" xmlns:cx1="http://schemas.microsoft.com/office/drawing/2015/9/8/chartex" xmlns:cx2="http://schemas.microsoft.com/office/drawing/2015/10/21/chartex" xmlns:cx3="http://schemas.microsoft.com/office/drawing/2016/5/9/chartex" xmlns:cx4="http://schemas.microsoft.com/office/drawing/2016/5/10/chartex" xmlns:cx5="http://schemas.microsoft.com/office/drawing/2016/5/11/chartex" xmlns:cx6="http://schemas.microsoft.com/office/drawing/2016/5/12/chartex" xmlns:cx7="http://schemas.microsoft.com/office/drawing/2016/5/13/chartex" xmlns:cx8="http://schemas.microsoft.com/office/drawing/2016/5/14/chartex" xmlns:mc="http://schemas.openxmlformats.org/markup-compatibility/2006" xmlns:aink="http://schemas.microsoft.com/office/drawing/2016/ink" xmlns:am3d="http://schemas.microsoft.com/office/drawing/2017/model3d" xmlns:o="urn:schemas-microsoft-com:office:office" xmlns:oel="http://schemas.microsoft.com/office/2019/extlst" xmlns:r="http://schemas.openxmlformats.org/officeDocument/2006/relationships" xmlns:m="http://schemas.openxmlformats.org/officeDocument/2006/math" xmlns:v="urn:schemas-microsoft-com:vml" xmlns:wp14="http://schemas.microsoft.com/office/word/2010/wordprocessingDrawing" xmlns:wp="http://schemas.openxmlformats.org/drawingml/2006/wordprocessingDrawing" xmlns:w10="urn:schemas-microsoft-com:office:word" xmlns:w="http://schemas.openxmlformats.org/wordprocessingml/2006/main" xmlns:w14="http://schemas.microsoft.com/office/word/2010/wordml" xmlns:w15="http://schemas.microsoft.com/office/word/2012/wordml" xmlns:w16cex="http://schemas.microsoft.com/office/word/2018/wordml/cex" xmlns:w16cid="http://schemas.microsoft.com/office/word/2016/wordml/cid" xmlns:w16="http://schemas.microsoft.com/office/word/2018/wordml" xmlns:w16du="http://schemas.microsoft.com/office/word/2023/wordml/word16du" xmlns:w16sdtdh="http://schemas.microsoft.com/office/word/2020/wordml/sdtdatahash" xmlns:w16sdtfl="http://schemas.microsoft.com/office/word/2024/wordml/sdtformatlock" xmlns:w16se="http://schemas.microsoft.com/office/word/2015/wordml/symex" xmlns:wpg="http://schemas.microsoft.com/office/word/2010/wordprocessingGroup" xmlns:wpi="http://schemas.microsoft.com/office/word/2010/wordprocessingInk" xmlns:wne="http://schemas.microsoft.com/office/word/2006/wordml" xmlns:wps="http://schemas.microsoft.com/office/word/2010/wordprocessingShape" mc:Ignorable="w14 w15 w16se w16cid w16 w16cex w16sdtdh w16sdtfl w16du wp14">
   <w:p>
     <w:pPr>
       <w:pStyle w:val="Header"/>
@@ -1856,7 +1967,7 @@
 </file>
 
 <file path=word/header3.xml><?xml version="1.0" encoding="utf-8"?>
-<w:hdr xmlns:wpc="http://schemas.microsoft.com/office/word/2010/wordprocessingCanvas" xmlns:cx="http://schemas.microsoft.com/office/drawing/2014/chartex" xmlns:cx1="http://schemas.microsoft.com/office/drawing/2015/9/8/chartex" xmlns:cx2="http://schemas.microsoft.com/office/drawing/2015/10/21/chartex" xmlns:cx3="http://schemas.microsoft.com/office/drawing/2016/5/9/chartex" xmlns:cx4="http://schemas.microsoft.com/office/drawing/2016/5/10/chartex" xmlns:cx5="http://schemas.microsoft.com/office/drawing/2016/5/11/chartex" xmlns:cx6="http://schemas.microsoft.com/office/drawing/2016/5/12/chartex" xmlns:cx7="http://schemas.microsoft.com/office/drawing/2016/5/13/chartex" xmlns:cx8="http://schemas.microsoft.com/office/drawing/2016/5/14/chartex" xmlns:mc="http://schemas.openxmlformats.org/markup-compatibility/2006" xmlns:aink="http://schemas.microsoft.com/office/drawing/2016/ink" xmlns:am3d="http://schemas.microsoft.com/office/drawing/2017/model3d" xmlns:o="urn:schemas-microsoft-com:office:office" xmlns:oel="http://schemas.microsoft.com/office/2019/extlst" xmlns:r="http://schemas.openxmlformats.org/officeDocument/2006/relationships" xmlns:m="http://schemas.openxmlformats.org/officeDocument/2006/math" xmlns:v="urn:schemas-microsoft-com:vml" xmlns:wp14="http://schemas.microsoft.com/office/word/2010/wordprocessingDrawing" xmlns:wp="http://schemas.openxmlformats.org/drawingml/2006/wordprocessingDrawing" xmlns:w10="urn:schemas-microsoft-com:office:word" xmlns:w="http://schemas.openxmlformats.org/wordprocessingml/2006/main" xmlns:w14="http://schemas.microsoft.com/office/word/2010/wordml" xmlns:w15="http://schemas.microsoft.com/office/word/2012/wordml" xmlns:w16cex="http://schemas.microsoft.com/office/word/2018/wordml/cex" xmlns:w16cid="http://schemas.microsoft.com/office/word/2016/wordml/cid" xmlns:w16="http://schemas.microsoft.com/office/word/2018/wordml" xmlns:w16sdtdh="http://schemas.microsoft.com/office/word/2020/wordml/sdtdatahash" xmlns:w16se="http://schemas.microsoft.com/office/word/2015/wordml/symex" xmlns:wpg="http://schemas.microsoft.com/office/word/2010/wordprocessingGroup" xmlns:wpi="http://schemas.microsoft.com/office/word/2010/wordprocessingInk" xmlns:wne="http://schemas.microsoft.com/office/word/2006/wordml" xmlns:wps="http://schemas.microsoft.com/office/word/2010/wordprocessingShape" mc:Ignorable="w14 w15 w16se w16cid w16 w16cex w16sdtdh wp14">
+<w:hdr xmlns:wpc="http://schemas.microsoft.com/office/word/2010/wordprocessingCanvas" xmlns:cx="http://schemas.microsoft.com/office/drawing/2014/chartex" xmlns:cx1="http://schemas.microsoft.com/office/drawing/2015/9/8/chartex" xmlns:cx2="http://schemas.microsoft.com/office/drawing/2015/10/21/chartex" xmlns:cx3="http://schemas.microsoft.com/office/drawing/2016/5/9/chartex" xmlns:cx4="http://schemas.microsoft.com/office/drawing/2016/5/10/chartex" xmlns:cx5="http://schemas.microsoft.com/office/drawing/2016/5/11/chartex" xmlns:cx6="http://schemas.microsoft.com/office/drawing/2016/5/12/chartex" xmlns:cx7="http://schemas.microsoft.com/office/drawing/2016/5/13/chartex" xmlns:cx8="http://schemas.microsoft.com/office/drawing/2016/5/14/chartex" xmlns:mc="http://schemas.openxmlformats.org/markup-compatibility/2006" xmlns:aink="http://schemas.microsoft.com/office/drawing/2016/ink" xmlns:am3d="http://schemas.microsoft.com/office/drawing/2017/model3d" xmlns:o="urn:schemas-microsoft-com:office:office" xmlns:oel="http://schemas.microsoft.com/office/2019/extlst" xmlns:r="http://schemas.openxmlformats.org/officeDocument/2006/relationships" xmlns:m="http://schemas.openxmlformats.org/officeDocument/2006/math" xmlns:v="urn:schemas-microsoft-com:vml" xmlns:wp14="http://schemas.microsoft.com/office/word/2010/wordprocessingDrawing" xmlns:wp="http://schemas.openxmlformats.org/drawingml/2006/wordprocessingDrawing" xmlns:w10="urn:schemas-microsoft-com:office:word" xmlns:w="http://schemas.openxmlformats.org/wordprocessingml/2006/main" xmlns:w14="http://schemas.microsoft.com/office/word/2010/wordml" xmlns:w15="http://schemas.microsoft.com/office/word/2012/wordml" xmlns:w16cex="http://schemas.microsoft.com/office/word/2018/wordml/cex" xmlns:w16cid="http://schemas.microsoft.com/office/word/2016/wordml/cid" xmlns:w16="http://schemas.microsoft.com/office/word/2018/wordml" xmlns:w16du="http://schemas.microsoft.com/office/word/2023/wordml/word16du" xmlns:w16sdtdh="http://schemas.microsoft.com/office/word/2020/wordml/sdtdatahash" xmlns:w16sdtfl="http://schemas.microsoft.com/office/word/2024/wordml/sdtformatlock" xmlns:w16se="http://schemas.microsoft.com/office/word/2015/wordml/symex" xmlns:wpg="http://schemas.microsoft.com/office/word/2010/wordprocessingGroup" xmlns:wpi="http://schemas.microsoft.com/office/word/2010/wordprocessingInk" xmlns:wne="http://schemas.microsoft.com/office/word/2006/wordml" xmlns:wps="http://schemas.microsoft.com/office/word/2010/wordprocessingShape" mc:Ignorable="w14 w15 w16se w16cid w16 w16cex w16sdtdh w16sdtfl w16du wp14">
   <w:p>
     <w:pPr>
       <w:pStyle w:val="Header"/>
@@ -1865,7 +1976,7 @@
     <w:r>
       <w:tab/>
       <w:tab/>
-      <w:t>2026-06-17</w:t>
+      <w:t>2026-06-18</w:t>
       <w:br/>
       <w:br/>
     </w:r>
@@ -1882,7 +1993,7 @@
 </file>
 
 <file path=word/numbering.xml><?xml version="1.0" encoding="utf-8"?>
-<w:numbering xmlns:wpc="http://schemas.microsoft.com/office/word/2010/wordprocessingCanvas" xmlns:cx="http://schemas.microsoft.com/office/drawing/2014/chartex" xmlns:cx1="http://schemas.microsoft.com/office/drawing/2015/9/8/chartex" xmlns:cx2="http://schemas.microsoft.com/office/drawing/2015/10/21/chartex" xmlns:cx3="http://schemas.microsoft.com/office/drawing/2016/5/9/chartex" xmlns:cx4="http://schemas.microsoft.com/office/drawing/2016/5/10/chartex" xmlns:cx5="http://schemas.microsoft.com/office/drawing/2016/5/11/chartex" xmlns:cx6="http://schemas.microsoft.com/office/drawing/2016/5/12/chartex" xmlns:cx7="http://schemas.microsoft.com/office/drawing/2016/5/13/chartex" xmlns:cx8="http://schemas.microsoft.com/office/drawing/2016/5/14/chartex" xmlns:mc="http://schemas.openxmlformats.org/markup-compatibility/2006" xmlns:aink="http://schemas.microsoft.com/office/drawing/2016/ink" xmlns:am3d="http://schemas.microsoft.com/office/drawing/2017/model3d" xmlns:o="urn:schemas-microsoft-com:office:office" xmlns:oel="http://schemas.microsoft.com/office/2019/extlst" xmlns:r="http://schemas.openxmlformats.org/officeDocument/2006/relationships" xmlns:m="http://schemas.openxmlformats.org/officeDocument/2006/math" xmlns:v="urn:schemas-microsoft-com:vml" xmlns:wp14="http://schemas.microsoft.com/office/word/2010/wordprocessingDrawing" xmlns:wp="http://schemas.openxmlformats.org/drawingml/2006/wordprocessingDrawing" xmlns:w10="urn:schemas-microsoft-com:office:word" xmlns:w="http://schemas.openxmlformats.org/wordprocessingml/2006/main" xmlns:w14="http://schemas.microsoft.com/office/word/2010/wordml" xmlns:w15="http://schemas.microsoft.com/office/word/2012/wordml" xmlns:w16cex="http://schemas.microsoft.com/office/word/2018/wordml/cex" xmlns:w16cid="http://schemas.microsoft.com/office/word/2016/wordml/cid" xmlns:w16="http://schemas.microsoft.com/office/word/2018/wordml" xmlns:w16sdtdh="http://schemas.microsoft.com/office/word/2020/wordml/sdtdatahash" xmlns:w16se="http://schemas.microsoft.com/office/word/2015/wordml/symex" xmlns:wpg="http://schemas.microsoft.com/office/word/2010/wordprocessingGroup" xmlns:wpi="http://schemas.microsoft.com/office/word/2010/wordprocessingInk" xmlns:wne="http://schemas.microsoft.com/office/word/2006/wordml" xmlns:wps="http://schemas.microsoft.com/office/word/2010/wordprocessingShape" mc:Ignorable="w14 w15 w16se w16cid w16 w16cex w16sdtdh wp14">
+<w:numbering xmlns:wpc="http://schemas.microsoft.com/office/word/2010/wordprocessingCanvas" xmlns:cx="http://schemas.microsoft.com/office/drawing/2014/chartex" xmlns:cx1="http://schemas.microsoft.com/office/drawing/2015/9/8/chartex" xmlns:cx2="http://schemas.microsoft.com/office/drawing/2015/10/21/chartex" xmlns:cx3="http://schemas.microsoft.com/office/drawing/2016/5/9/chartex" xmlns:cx4="http://schemas.microsoft.com/office/drawing/2016/5/10/chartex" xmlns:cx5="http://schemas.microsoft.com/office/drawing/2016/5/11/chartex" xmlns:cx6="http://schemas.microsoft.com/office/drawing/2016/5/12/chartex" xmlns:cx7="http://schemas.microsoft.com/office/drawing/2016/5/13/chartex" xmlns:cx8="http://schemas.microsoft.com/office/drawing/2016/5/14/chartex" xmlns:mc="http://schemas.openxmlformats.org/markup-compatibility/2006" xmlns:aink="http://schemas.microsoft.com/office/drawing/2016/ink" xmlns:am3d="http://schemas.microsoft.com/office/drawing/2017/model3d" xmlns:o="urn:schemas-microsoft-com:office:office" xmlns:oel="http://schemas.microsoft.com/office/2019/extlst" xmlns:r="http://schemas.openxmlformats.org/officeDocument/2006/relationships" xmlns:m="http://schemas.openxmlformats.org/officeDocument/2006/math" xmlns:v="urn:schemas-microsoft-com:vml" xmlns:wp14="http://schemas.microsoft.com/office/word/2010/wordprocessingDrawing" xmlns:wp="http://schemas.openxmlformats.org/drawingml/2006/wordprocessingDrawing" xmlns:w10="urn:schemas-microsoft-com:office:word" xmlns:w="http://schemas.openxmlformats.org/wordprocessingml/2006/main" xmlns:w14="http://schemas.microsoft.com/office/word/2010/wordml" xmlns:w15="http://schemas.microsoft.com/office/word/2012/wordml" xmlns:w16cex="http://schemas.microsoft.com/office/word/2018/wordml/cex" xmlns:w16cid="http://schemas.microsoft.com/office/word/2016/wordml/cid" xmlns:w16="http://schemas.microsoft.com/office/word/2018/wordml" xmlns:w16du="http://schemas.microsoft.com/office/word/2023/wordml/word16du" xmlns:w16sdtdh="http://schemas.microsoft.com/office/word/2020/wordml/sdtdatahash" xmlns:w16sdtfl="http://schemas.microsoft.com/office/word/2024/wordml/sdtformatlock" xmlns:w16se="http://schemas.microsoft.com/office/word/2015/wordml/symex" xmlns:wpg="http://schemas.microsoft.com/office/word/2010/wordprocessingGroup" xmlns:wpi="http://schemas.microsoft.com/office/word/2010/wordprocessingInk" xmlns:wne="http://schemas.microsoft.com/office/word/2006/wordml" xmlns:wps="http://schemas.microsoft.com/office/word/2010/wordprocessingShape" mc:Ignorable="w14 w15 w16se w16cid w16 w16cex w16sdtdh w16sdtfl w16du wp14">
   <w:abstractNum w:abstractNumId="0" w15:restartNumberingAfterBreak="0">
     <w:nsid w:val="FFFFFF7C"/>
     <w:multiLevelType w:val="singleLevel"/>
@@ -2085,7 +2196,7 @@
 </file>
 
 <file path=word/styles.xml><?xml version="1.0" encoding="utf-8"?>
-<w:styles xmlns:mc="http://schemas.openxmlformats.org/markup-compatibility/2006" xmlns:r="http://schemas.openxmlformats.org/officeDocument/2006/relationships" xmlns:w="http://schemas.openxmlformats.org/wordprocessingml/2006/main" xmlns:w14="http://schemas.microsoft.com/office/word/2010/wordml" xmlns:w15="http://schemas.microsoft.com/office/word/2012/wordml" xmlns:w16cex="http://schemas.microsoft.com/office/word/2018/wordml/cex" xmlns:w16cid="http://schemas.microsoft.com/office/word/2016/wordml/cid" xmlns:w16="http://schemas.microsoft.com/office/word/2018/wordml" xmlns:w16sdtdh="http://schemas.microsoft.com/office/word/2020/wordml/sdtdatahash" xmlns:w16se="http://schemas.microsoft.com/office/word/2015/wordml/symex" mc:Ignorable="w14 w15 w16se w16cid w16 w16cex w16sdtdh">
+<w:styles xmlns:mc="http://schemas.openxmlformats.org/markup-compatibility/2006" xmlns:r="http://schemas.openxmlformats.org/officeDocument/2006/relationships" xmlns:w="http://schemas.openxmlformats.org/wordprocessingml/2006/main" xmlns:w14="http://schemas.microsoft.com/office/word/2010/wordml" xmlns:w15="http://schemas.microsoft.com/office/word/2012/wordml" xmlns:w16cex="http://schemas.microsoft.com/office/word/2018/wordml/cex" xmlns:w16cid="http://schemas.microsoft.com/office/word/2016/wordml/cid" xmlns:w16="http://schemas.microsoft.com/office/word/2018/wordml" xmlns:w16du="http://schemas.microsoft.com/office/word/2023/wordml/word16du" xmlns:w16sdtdh="http://schemas.microsoft.com/office/word/2020/wordml/sdtdatahash" xmlns:w16sdtfl="http://schemas.microsoft.com/office/word/2024/wordml/sdtformatlock" xmlns:w16se="http://schemas.microsoft.com/office/word/2015/wordml/symex" mc:Ignorable="w14 w15 w16se w16cid w16 w16cex w16sdtdh w16sdtfl w16du">
   <w:docDefaults>
     <w:rPrDefault>
       <w:rPr>
@@ -2843,7 +2954,7 @@
     <w:link w:val="TitleChar"/>
     <w:uiPriority w:val="10"/>
     <w:qFormat/>
-    <w:rsid w:val="007106C8"/>
+    <w:rsid w:val="00E854FA"/>
     <w:pPr>
       <w:spacing w:after="300" w:line="240" w:lineRule="auto"/>
       <w:contextualSpacing/>
@@ -2853,7 +2964,7 @@
       <w:rFonts w:eastAsiaTheme="majorEastAsia" w:cstheme="majorBidi"/>
       <w:spacing w:val="5"/>
       <w:kern w:val="28"/>
-      <w:sz w:val="52"/>
+      <w:sz w:val="40"/>
       <w:szCs w:val="52"/>
       <w:lang w:val="sv-SE" w:eastAsia="en-US" w:bidi="ar-SA"/>
     </w:rPr>
@@ -2863,12 +2974,12 @@
     <w:basedOn w:val="DefaultParagraphFont"/>
     <w:link w:val="Title"/>
     <w:uiPriority w:val="10"/>
-    <w:rsid w:val="007106C8"/>
+    <w:rsid w:val="00E854FA"/>
     <w:rPr>
       <w:rFonts w:ascii="Times New Roman" w:eastAsiaTheme="majorEastAsia" w:hAnsi="Times New Roman" w:cstheme="majorBidi"/>
       <w:spacing w:val="5"/>
       <w:kern w:val="28"/>
-      <w:sz w:val="52"/>
+      <w:sz w:val="40"/>
       <w:szCs w:val="52"/>
       <w:lang w:val="sv-SE" w:eastAsia="en-US" w:bidi="ar-SA"/>
     </w:rPr>

--- a/klagomål/A 5455-2025 FSC-klagomål.docx
+++ b/klagomål/A 5455-2025 FSC-klagomål.docx
@@ -1976,7 +1976,7 @@
     <w:r>
       <w:tab/>
       <w:tab/>
-      <w:t>2026-06-18</w:t>
+      <w:t>2026-06-19</w:t>
       <w:br/>
       <w:br/>
     </w:r>

--- a/klagomål/A 5455-2025 FSC-klagomål.docx
+++ b/klagomål/A 5455-2025 FSC-klagomål.docx
@@ -1976,7 +1976,7 @@
     <w:r>
       <w:tab/>
       <w:tab/>
-      <w:t>2026-06-19</w:t>
+      <w:t>2026-06-20</w:t>
       <w:br/>
       <w:br/>
     </w:r>

--- a/klagomål/A 5455-2025 FSC-klagomål.docx
+++ b/klagomål/A 5455-2025 FSC-klagomål.docx
@@ -168,38 +168,7 @@
     </w:p>
     <w:p>
       <w:r>
-        <w:t>Detta dokument behandlar höga naturvärden i avverkningsanmälan A 5455-2025 i Knivsta kommun som inkom 2025-02-05 och omfattar 17,1 ha.</w:t>
-      </w:r>
-    </w:p>
-    <w:p>
-      <w:r>
-        <w:t>Nedan presenteras fynd av naturvårdsarter och fridlysta arter som gjorts i det avverkningsanmälda området, samt relevanta utdrag ur standarderna för FSC, Chain of Custody, Controlled Wood och PEFC. I BILAGA 1 finns artfakta om fridlysta och rödlistade arter.</w:t>
-      </w:r>
-    </w:p>
-    <w:p>
-      <w:r>
-        <w:t>Vi förväntar oss att ni återkommer med ett skriftligt svar på vårt klagomål och även beskriver vilka korrigerande åtgärder ni satt in för att rätta till identifierade brister i er efterlevnad av den svenska FSC standarden.</w:t>
-      </w:r>
-    </w:p>
-    <w:p>
-      <w:pPr>
-        <w:pStyle w:val="Heading1"/>
-      </w:pPr>
-      <w:r>
-        <w:t>Naturvårdsarter</w:t>
-      </w:r>
-    </w:p>
-    <w:p>
-      <w:r>
-        <w:t>I och inom 23 meter från avverkningsanmälan har följande 34 naturvårdsarter hittats: blackticka (VU), fyrflikig jordstjärna (NT, T), grönhjon (NT), kötticka (NT), rosenticka (NT, T), rynkskinn (NT, T), tallticka (NT, T), ullticka (NT, T), vedtrappmossa (NT, T), vitplätt (NT), vågticka (NT), Porodaedalea chrysoloma (DD), björksplintborre (S), blodticka (S, T), blåmossa (S, T), brandticka (S), bronshjon (S, T), granbarkgnagare (S, T), grön sköldmossa (S, T, §8), grönpyrola (S, T), mindre märgborre (S, T), noshornsoxe (S), nästlav (S, T), rödgul trumpetsvamp (S), stubbspretmossa (S, T), thomsons trägnagare (S), trådticka (S, T), vanlig rörsvepemossa (S, T), vedticka (S, T), vågbandad barkbock (S), blåsippa (T, §9), kransmossa (T), spillkråka (T, §4) och timmerticka (T). Av dessa är 12 rödlistade. För rödlistade arter har rödlistekategorin angivits inom parentes. Arter som är signalarter enligt Skogsstyrelsen har markerats med (S). Typiska arter inom Natura 2000 som är kopplade till skogsekosystem har markerats med (T). För fridlysta arter anges även paragrafen i Artskyddsförordningen som arten är fridlyst enligt.</w:t>
-      </w:r>
-    </w:p>
-    <w:p>
-      <w:r>
-        <w:t>De påträffade naturvårdsarterna är ett tydligt kvitto på att det rör sig om en skog med höga naturvärden.</w:t>
-      </w:r>
-      <w:r>
-        <w:t xml:space="preserve"> I Figur 1 visas fyndplatser för naturvårdsarter i området, som finns registrerade på Artportalen.</w:t>
+        <w:t>Detta klagomål behandlar höga naturvärden i avverkningsanmälan A 5455-2025 i Knivsta kommun som inkom 2025-02-05 och omfattar 17,1 ha.</w:t>
       </w:r>
     </w:p>
     <w:p>
@@ -209,7 +178,7 @@
       <w:r>
         <w:drawing>
           <wp:inline xmlns:a="http://schemas.openxmlformats.org/drawingml/2006/main" xmlns:pic="http://schemas.openxmlformats.org/drawingml/2006/picture">
-            <wp:extent cx="4788865" cy="5688000"/>
+            <wp:extent cx="4819175" cy="5724000"/>
             <wp:docPr id="1" name="Picture 1"/>
             <wp:cNvGraphicFramePr>
               <a:graphicFrameLocks noChangeAspect="1"/>
@@ -230,7 +199,7 @@
                   <pic:spPr>
                     <a:xfrm>
                       <a:off x="0" y="0"/>
-                      <a:ext cx="4788865" cy="5688000"/>
+                      <a:ext cx="4819175" cy="5724000"/>
                     </a:xfrm>
                     <a:prstGeom prst="rect"/>
                   </pic:spPr>
@@ -247,34 +216,46 @@
         <w:spacing w:after="240"/>
       </w:pPr>
       <w:r>
-        <w:t>Figur 1. Fyndplatser för naturvårdsarter i och inom 23 meter från avverkningsanmälan (röd linje). Markörer utan svart kant är placerade på fyndplatsen. Markörer med svart kant är placerade vid sidan av fyndplatsen och har ett svart streck som visar fyndplatsens exakta position. Kartans mittpunktskoordinat är N 6629531, E 657536 i SWEREF 99 TM.</w:t>
+        <w:t>Figur 1. Fyndplatser för naturvårdsarter i och inom 23 meter från avverkningsanmälan. Markörer utan svart kant är placerade på fyndplatsen. Markörer med svart kant är placerade vid sidan av fyndplatsen har ett svart streck som visar fyndplatsens exakta position. Kartans mittpunktskoordinat är N 6629531, E 657536 i SWEREF 99 TM.</w:t>
+      </w:r>
+    </w:p>
+    <w:p>
+      <w:r>
+        <w:t>I och inom 23 meter från avverkningsanmälan finns fynd av 34 naturvårdsarter, varav 12 är rödlistade, 3 är fridlysta, 22 är typiska (T) och 18 är signalarter (S): blackticka (VU), fyrflikig jordstjärna (NT, T), grönhjon (NT), kötticka (NT), rosenticka (NT, T), rynkskinn (NT, T), tallticka (NT, T), ullticka (NT, T), vedtrappmossa (NT, T), vitplätt (NT), vågticka (NT), Porodaedalea chrysoloma (DD), björksplintborre (S), blodticka (S, T), blåmossa (S, T), brandticka (S), bronshjon (S, T), granbarkgnagare (S, T), grön sköldmossa (S, T, §8), grönpyrola (S, T), mindre märgborre (S, T), noshornsoxe (S), nästlav (S, T), rödgul trumpetsvamp (S), stubbspretmossa (S, T), thomsons trägnagare (S), trådticka (S, T), vanlig rörsvepemossa (S, T), vedticka (S, T), vågbandad barkbock (S), blåsippa (T, §9), kransmossa (T), spillkråka (T, §4) och timmerticka (T). Se Figur 1.</w:t>
+      </w:r>
+    </w:p>
+    <w:p>
+      <w:r>
+        <w:t>Nedan presenteras relevanta utdrag ur standarderna för FSC, Chain of Custody, Controlled Wood och PEFC.</w:t>
+      </w:r>
+    </w:p>
+    <w:p>
+      <w:r>
+        <w:t>Vi förväntar oss att ni återkommer med ett skriftligt svar på vårt klagomål och även beskriver vilka korrigerande åtgärder ni satt in för att rätta till identifierade brister i er efterlevnad av den svenska FSC standarden.</w:t>
       </w:r>
     </w:p>
     <w:p>
       <w:pPr>
-        <w:pStyle w:val="Heading2"/>
+        <w:pStyle w:val="Heading1"/>
       </w:pPr>
       <w:r>
-        <w:t>Fridlysta arter</w:t>
+        <w:t>Naturvårdsarter och fridlysta arter</w:t>
       </w:r>
     </w:p>
     <w:p>
       <w:r>
-        <w:t>Följande fridlysta arter har sina livsmiljöer och växtplatser i den avverkningsanmälda skogen: grön sköldmossa (S, T, §8), blåsippa (T, §9) och spillkråka (T, §4).</w:t>
+        <w:t>Nedan följer beskrivningar av de naturvårdsarter och fridlysta arter som har sina livsmiljöer och växtplatser i den avverkningsanmälda skogen. Se även ytterligare artfakta i BILAGA 1. De påträffade naturvårdsarterna är ett tydligt kvitto på att det rör sig om en skog med höga naturvärden.</w:t>
       </w:r>
     </w:p>
     <w:p>
-      <w:r>
-        <w:t xml:space="preserve">Observera att medlemsländerna är skyldiga att agera i enlighet med EU:s fågeldirektiv där det uttryckligen står att direktivet gäller för fåglar samt för deras ägg, bon och </w:t>
-      </w:r>
       <w:r>
         <w:rPr>
           <w:b/>
         </w:rPr>
-        <w:t xml:space="preserve">livsmiljöer </w:t>
-      </w:r>
-      <w:r>
-        <w:t>(artikel 1). Vidare att de åtgärder som vidtas inte får leda till en försämring av den nuvarande situationen beträffande bevarandet av de fågelarter som avses i artikel 1 (artikel 13). Fågeldirektivet är styrande för tillsynsansvariga myndigheters ärendehantering, ställningstaganden och beslutsfattande.</w:t>
+        <w:t>Blackticka (VU)</w:t>
+      </w:r>
+      <w:r>
+        <w:t>, rödlistad som sårbar, är en exklusiv svamp som signalerar fuktiga granskogar med mycket höga naturvärden. Den har klassificerats som en “urskogsindikator” och påträffas nästan enbart i urskogsartade barrnaturskogar med långvarig kontinuitet av grova lågor i olika nedbrytningsstadier. Skogsskötselåtgärder på eller i omedelbar närhet av lokalerna utgör ett hot och på lång sikt innebär fragmenteringen av skogslandskapet att artens förekomster isoleras vilket i sig utgör ett hot mot artens överlevnad. Fler skogar med blackticka måste skyddas (Nitare &amp; Skogsstyrelsen, 2019; SLU Artdatabanken, 2024).</w:t>
       </w:r>
     </w:p>
     <w:p>
@@ -282,28 +263,50 @@
         <w:rPr>
           <w:b/>
         </w:rPr>
-        <w:t>Blåsippa (§9)</w:t>
-      </w:r>
-      <w:r>
-        <w:t xml:space="preserve"> är typisk art för </w:t>
+        <w:t xml:space="preserve">Fyrflikig jordstjärna (NT) </w:t>
+      </w:r>
+      <w:r>
+        <w:t xml:space="preserve">är en nedbrytare i löv- eller barrförna i skogsmark på väl dränerade och mer eller mindre kalkrika jordar. Den är främst funnen i örtrika gamla barrskogar, med eller utan lövträdsinslag, där den växer i nakna eller mosstäckta välutvecklade barrmattor, under gran, tall, en och ibland idegran. Artens växtplatser, och även den närliggande skogsmiljön kring växtplatserna, bör undantas från slutavverkning och genomgripande gallringar. Fyrflikig jordstjärna är typisk art för </w:t>
       </w:r>
       <w:r>
         <w:rPr>
           <w:i/>
         </w:rPr>
-        <w:t>9050 Näringsrik granskog, 9020 Nordlig ädellövskog</w:t>
-      </w:r>
-      <w:r>
-        <w:t xml:space="preserve"> och </w:t>
+        <w:t>9050 Näringsrik granskog</w:t>
+      </w:r>
+      <w:r>
+        <w:t xml:space="preserve"> (SLU Artdatabanken, 2024).</w:t>
+      </w:r>
+    </w:p>
+    <w:p>
+      <w:r>
+        <w:rPr>
+          <w:b/>
+        </w:rPr>
+        <w:t>Grönhjon (NT)</w:t>
+      </w:r>
+      <w:r>
+        <w:t xml:space="preserve"> är en skalbagge vars larvutveckling framför allt sker i grovbarkiga grenar (minst 3–5 cm tjocka) på gamla granar, men även i klena stamdelar av barrträd, främst gran, i mindre omfattning tall. Arten är knuten till gamla och gärna glesa granskogar där det finns långsamväxande träd med välutvecklat grenverk. Larverna lever i den skrovliga barken och gör en flera cm bred platt gång som mest liknar en rund håla och är tydligt nedsänkt i vedytan. I kanten av eller mitt på gången finner man en 5 mm bred, oval gång in i grenens ved där arten gör sin puppkammare. Insekten kläcks sedan ut genom samma gång. Främsta hotet är att gamla granar med grova grenar försvinner genom skogsbruk. Äldre granbestånd bör sparas så långt det är möjligt, och inte gallras eller slutavverkas (SLU Artdatabanken, 2024).</w:t>
+      </w:r>
+    </w:p>
+    <w:p>
+      <w:r>
+        <w:rPr>
+          <w:b/>
+        </w:rPr>
+        <w:t>Kötticka (NT)</w:t>
+      </w:r>
+      <w:r>
+        <w:t xml:space="preserve"> är granens kötticka och har klassificerats som ”gammelskogsindikator”, då den förekommer med ett tydligt optimum i äldre barrskogar, främst fuktiga granskogar. Den har högst signalvärde söder om den naturliga norrlandsgränsen </w:t>
       </w:r>
       <w:r>
         <w:rPr>
           <w:i/>
         </w:rPr>
-        <w:t>8240 Karsthällmarker</w:t>
-      </w:r>
-      <w:r>
-        <w:t xml:space="preserve"> (SLU Artdatabanken, 2025).</w:t>
+        <w:t>limes norrlandicus</w:t>
+      </w:r>
+      <w:r>
+        <w:t>, men signalerar vanligtvis höga naturvärden även i Norrland. Arten är knuten till miljöer med konstant luftfuktighet och känslig för uttorkning som en avverkning kan medföra. Den totala populationen bedöms därför ha minskat under de senaste 30 åren och fortsätter att minska i takt med att grankontinuitetsskogar (skogar som inte kalavverkats) minskar i areal, samtidigt som att lämpliga miljöer inte återskapas i samma takt (SLU Artdatabanken, 2024; Nitare &amp; Skogsstyrelsen, 2019).</w:t>
       </w:r>
     </w:p>
     <w:p>
@@ -311,10 +314,10 @@
         <w:rPr>
           <w:b/>
         </w:rPr>
-        <w:t>Grön sköldmossa (§8)</w:t>
-      </w:r>
-      <w:r>
-        <w:t xml:space="preserve"> är typisk art för </w:t>
+        <w:t>Rosenticka (NT)</w:t>
+      </w:r>
+      <w:r>
+        <w:t xml:space="preserve">, rödlistad som nära hotad, ingår i en karaktäristisk association av vedsvampar som växer på gamla, grova granlågor i urskogsartade barrskogar. Den är placerad i toppen av Skogsstyrelsens värdepyramid för bedömning av skog med höga naturvärden och indikerar ett granskogsekosystem med långvarig kontinuitet av grova lågor. Artens beroende av grova granlågor innebär att alla skogsskötselåtgärder på eller i omedelbar närhet av lokalerna utgör ett hot på lång sikt. Det är angeläget att populationerna inte ytterligare glesas ut och ett tillräckligt antal områden där arten nu finns måste sparas för framtiden. Rosenticka är typisk art för </w:t>
       </w:r>
       <w:r>
         <w:rPr>
@@ -323,16 +326,16 @@
         <w:t xml:space="preserve">9010 Taiga </w:t>
       </w:r>
       <w:r>
-        <w:t>och</w:t>
+        <w:t xml:space="preserve">och </w:t>
       </w:r>
       <w:r>
         <w:rPr>
           <w:i/>
         </w:rPr>
-        <w:t xml:space="preserve"> 9750 Svämlövskog</w:t>
-      </w:r>
-      <w:r>
-        <w:t xml:space="preserve"> och omfattas av EU:s art- och habitatdirektiv bilaga 2 vilket innebär att det finns ett uttalat intresse inom Europeiska unionen att bevara arten. Grön sköldmossa kräver skog som har ett speciellt mikroklimat med hög och jämn luftfuktighet i kombination med rik tillgång på död ved (Nitare &amp; Skogsstyrelsen, 2019; SLU Artdatabanken, 2025). I praktiken handlar det om åtminstone 50 meter med skyddande skog för att undvika uttorkning av marken (Hallingbäck, personligt meddelande 2022-02-24). Grön sköldmossa är en ansvarsart för Sverige då en särskilt stor andel av Europas population finns i landet. Mark- och miljööverdomstolen (MÖD) har i mål nr M 2019-20 (18 februari 2019) slagit fast att grön sköldmossa (§8) är dispenspliktig och att exemplar av arten inte får skadas utan dispens (MÖD, mål nr M 2019-20).</w:t>
+        <w:t>9050 Näringsrik granskog</w:t>
+      </w:r>
+      <w:r>
+        <w:t xml:space="preserve"> (Nitare &amp; Skogsstyrelsen, 2019; SLU Artdatabanken, 2024).</w:t>
       </w:r>
     </w:p>
     <w:p>
@@ -340,10 +343,39 @@
         <w:rPr>
           <w:b/>
         </w:rPr>
-        <w:t>Spillkråka (§4)</w:t>
-      </w:r>
-      <w:r>
-        <w:t xml:space="preserve"> omfattas av bilaga 1 i EU:s fågeldirektiv och är typisk art för </w:t>
+        <w:t>Rynkskinn (NT)</w:t>
+      </w:r>
+      <w:r>
+        <w:t xml:space="preserve"> är en vednedbrytare som växer på grova granlågor och ingår i en karaktäristisk association av vedsvampar knutna till urskogsartade barrskogar. Den har klassificerats som en “urskogsindikator” och är placerad i toppen av Skogsstyrelsens värdepyramid för bedömning av skog med höga naturvärden. Allt tyder på att rynkskinn är mycket känslig för skogliga ingrepp och lokalerna, som oftast har höga biologiska kvaliteter, bör lämnas till fri utveckling. Rynkskinn är typisk art för </w:t>
+      </w:r>
+      <w:r>
+        <w:rPr>
+          <w:i/>
+        </w:rPr>
+        <w:t xml:space="preserve">9010 Taiga, 9050 Näringsrik granskog </w:t>
+      </w:r>
+      <w:r>
+        <w:t>och</w:t>
+      </w:r>
+      <w:r>
+        <w:rPr>
+          <w:i/>
+        </w:rPr>
+        <w:t xml:space="preserve"> 9030 Landhöjningsskog</w:t>
+      </w:r>
+      <w:r>
+        <w:t xml:space="preserve"> (Nitare &amp; Skogsstyrelsen, 2019; SLU Artdatabanken, 2026).</w:t>
+      </w:r>
+    </w:p>
+    <w:p>
+      <w:r>
+        <w:rPr>
+          <w:b/>
+        </w:rPr>
+        <w:t xml:space="preserve">Tallticka (NT) </w:t>
+      </w:r>
+      <w:r>
+        <w:t xml:space="preserve">uppträder först på tallar som är 100–150 år gamla men är vanligast på träd som är runt 150–200 år eller äldre. I skogslandskapet är den främst knuten till tallnaturskogar och restbiotoper med biologiskt gamla träd och signalerar vanligtvis skyddsvärda tallbestånd med höga naturvärden. Tallticka är typisk art för </w:t>
       </w:r>
       <w:r>
         <w:rPr>
@@ -352,29 +384,16 @@
         <w:t xml:space="preserve">9010 Taiga </w:t>
       </w:r>
       <w:r>
-        <w:t>och</w:t>
+        <w:t xml:space="preserve">och </w:t>
       </w:r>
       <w:r>
         <w:rPr>
           <w:i/>
         </w:rPr>
-        <w:t xml:space="preserve"> 9740 Skogsbevuxen myr</w:t>
-      </w:r>
-      <w:r>
-        <w:t>. Den behöver grova träd, främst tall, asp och bok som boträd. Skogsbruk med korta omloppstider och täta, homogena ungskogar utgör det största hotet. Spillkråka är en nyckelart i skogliga miljöer vars övergivna bohål utnyttjas av flera andra hålhäckande fågelarter och fladdermöss, däribland pärluggla (EN, §4), knipa (§4), salskrake (§4) och skogsduva (§4). Hökuggla (VU, §4) och slaguggla (§4) häckar ofta i högstubbar som brutits av i höjd med ett gammalt spillkråkebo (SLU Artdatabanken, 2026; Skogsstyrelsen, 2016).</w:t>
-      </w:r>
-    </w:p>
-    <w:p>
-      <w:r>
-        <w:t>I BILAGA 1 finns mer detaljerad information om ekologi samt krav på livsmiljö hos fridlysta arter.</w:t>
-      </w:r>
-    </w:p>
-    <w:p>
-      <w:pPr>
-        <w:pStyle w:val="Heading2"/>
-      </w:pPr>
-      <w:r>
-        <w:t>Övriga naturvårdsarter</w:t>
+        <w:t>9060 Åsbarrskog</w:t>
+      </w:r>
+      <w:r>
+        <w:t xml:space="preserve"> (SLU Artdatabanken, 2023; Nitare &amp; Skogsstyrelsen, 2019).</w:t>
       </w:r>
     </w:p>
     <w:p>
@@ -382,32 +401,46 @@
         <w:rPr>
           <w:b/>
         </w:rPr>
-        <w:t xml:space="preserve">Björksplintborre </w:t>
-      </w:r>
-      <w:r>
-        <w:t>är en skalbagge vars larvutveckling sker i bark på nyligen döda björkar, både stående träd och vindfällen. En prydlig rad med runda ventilationshål i barken ovanför modergången är synnerligen karaktäristiskt. Arten är knuten till lövrika blandskogar med en hög andel gamla träd, och starkt gynnad av naturliga störningar som torka, översvämningar, brand och stormfällningar. Talrika gnagspår kan tyda på biotoper med höga naturvärden, exempelvis för ovanliga hackspettar och andra, mer sällsynta vedinsekter. Larverna är omtyckt hackspettsföda (SLU Artdatabanken, 2025).</w:t>
-      </w:r>
-    </w:p>
-    <w:p>
+        <w:t>Ullticka (NT)</w:t>
+      </w:r>
+      <w:r>
+        <w:t xml:space="preserve"> är knuten till restbestånd av barrnaturskog och förekommer med ett tydligt optimum i orörda eller måttligt påverkade gamla granskogar där det föreligger viss kontinuitet av grov död ved. Ullticka är en bra signalart inom hela sitt utbredningsområde och i södra Sverige är den sällsynt och en god signalart för skyddsvärda granskogsmiljöer. Den hotas av avverkning och fragmentering av naturskog och äldre granskog med lång trädkontinuitet. På ullticka kan ibland ulltickeporing (VU) påträffas - det är en sällsynt ticka som nyligen delats upp i de tre olika arterna ulltickeporing </w:t>
+      </w:r>
       <w:r>
         <w:rPr>
-          <w:b/>
+          <w:i/>
         </w:rPr>
-        <w:t>Blackticka (VU)</w:t>
-      </w:r>
-      <w:r>
-        <w:t>, rödlistad som sårbar, är en exklusiv svamp som signalerar fuktiga granskogar med mycket höga naturvärden. Den har klassificerats som en “urskogsindikator” och påträffas nästan enbart i urskogsartade barrnaturskogar med långvarig kontinuitet av grova lågor i olika nedbrytningsstadier. Skogsskötselåtgärder på eller i omedelbar närhet av lokalerna utgör ett hot och på lång sikt innebär fragmenteringen av skogslandskapet att artens förekomster isoleras vilket i sig utgör ett hot mot artens överlevnad. Fler skogar med blackticka måste skyddas (Nitare &amp; Skogsstyrelsen, 2019; SLU Artdatabanken, 2024).</w:t>
-      </w:r>
-    </w:p>
-    <w:p>
+        <w:t xml:space="preserve">Skeletocutis brevispora </w:t>
+      </w:r>
+      <w:r>
+        <w:t>(VU)</w:t>
+      </w:r>
       <w:r>
         <w:rPr>
-          <w:b/>
+          <w:i/>
         </w:rPr>
-        <w:t xml:space="preserve">Blodticka </w:t>
-      </w:r>
-      <w:r>
-        <w:t xml:space="preserve">är i norra Sverige främst knuten till grova granlågor i urskogsartad barrskog, men förekommer ibland även på klenare granar i anslutning till bäckar och sumpskogar. Den är en bra indikator på granskogar med höga naturvärden och oftast förekommer den tillsammans med ett stort antal ovanliga och rödlistade arter. I södra Sverige växer den framför allt på tall och har då ett lägre signalvärde. Blodticka är typisk art för </w:t>
+        <w:t>, Skeletocutis delicata</w:t>
+      </w:r>
+      <w:r>
+        <w:t xml:space="preserve"> (VU)</w:t>
+      </w:r>
+      <w:r>
+        <w:rPr>
+          <w:i/>
+        </w:rPr>
+        <w:t xml:space="preserve"> och Skeletocutis exilis</w:t>
+      </w:r>
+      <w:r>
+        <w:t xml:space="preserve"> (NT). Ullticka är typisk art för </w:t>
+      </w:r>
+      <w:r>
+        <w:rPr>
+          <w:i/>
+        </w:rPr>
+        <w:t xml:space="preserve">9010 Taiga, 9050 Näringsrik granskog </w:t>
+      </w:r>
+      <w:r>
+        <w:t xml:space="preserve">och </w:t>
       </w:r>
       <w:r>
         <w:rPr>
@@ -416,7 +449,7 @@
         <w:t>9030 Landhöjningsskog</w:t>
       </w:r>
       <w:r>
-        <w:t xml:space="preserve"> (SLU Artdatabanken, 2025; Nitare &amp; Skogsstyrelsen, 2019).</w:t>
+        <w:t xml:space="preserve"> (SLU Artdatabanken, 2026; Nitare &amp; Skogsstyrelsen, 2019; Miettinen &amp; Niemelä, 2018).</w:t>
       </w:r>
     </w:p>
     <w:p>
@@ -424,50 +457,10 @@
         <w:rPr>
           <w:b/>
         </w:rPr>
-        <w:t xml:space="preserve">Blåmossa </w:t>
-      </w:r>
-      <w:r>
-        <w:t xml:space="preserve">har karaktäristiska kuddar som är lätta att se på långt håll. Mycket stora kuddar, större än 0,5 meter i höjd, indikerar höga naturvärden där skogen har en lång period av orördhet oh stabila miljöförhållanden. Mossan växer under gynnsamma omständigheter cirka 1 centimeter per år och stora kuddar kan därför indirekt visa att lokalen varit lämplig under en lång tid. Blåmossa är typisk art för </w:t>
-      </w:r>
-      <w:r>
-        <w:rPr>
-          <w:i/>
-        </w:rPr>
-        <w:t>9010 Taiga, 9080 Lövsumpskog</w:t>
-      </w:r>
-      <w:r>
-        <w:t xml:space="preserve"> och </w:t>
-      </w:r>
-      <w:r>
-        <w:rPr>
-          <w:i/>
-        </w:rPr>
-        <w:t>9750 Svämlövskog</w:t>
-      </w:r>
-      <w:r>
-        <w:t xml:space="preserve"> (SLU Artdatabanken, 2025; Nitare &amp; Skogsstyrelsen, 2019).</w:t>
-      </w:r>
-    </w:p>
-    <w:p>
-      <w:r>
-        <w:rPr>
-          <w:b/>
-        </w:rPr>
-        <w:t xml:space="preserve">Brandticka </w:t>
-      </w:r>
-      <w:r>
-        <w:t>förekommer främst i olikåldrig fuktig granskog med mycket död ved, ofta i kärrkanter eller vid bäckar på lokaler med hög luftfuktighet. Växer huvudsakligen på grova granlågor, någon enstaka gång på tall, asp eller björk, och verkar knuten till ved som först rötats av klibbticka. Arten var tidigare rödlistad men en sentida ökning, bland annat i barkborreangripna granplanteringar i sydligaste Skandinavien har förändrat hotbilden. Populationen i landet kan påverkas negativt av kalavverkning och ett skogsbruk som innebär att mängden grova granlågor minskar. Även dikning och gallring som leder till ett torrare mikroklimat på växtplatserna kan ha negativ inverkan. För att säkerställa en gynnsam bevarandestatus på sikt bör områdesskydd av artens livsmiljöer upprättas på ett sätt som tryggar livskraftiga populationer på landskapsnivå. Vid skogsbruk bör grov död ved och skyddszoner vid kärr och vattendrag lämnas, och träd tillåtas åldras och dö på ett sätt som skapar kontinuerlig tillgång på livsmiljöer (SLU Artdatabanken, 2025).</w:t>
-      </w:r>
-    </w:p>
-    <w:p>
-      <w:r>
-        <w:rPr>
-          <w:b/>
-        </w:rPr>
-        <w:t>Bronshjon</w:t>
-      </w:r>
-      <w:r>
-        <w:t xml:space="preserve"> är en skalbagge vars larvutveckling sker under grov bark på stammar av döda eller döende barrträd, främst gran, i mindre omfattning tall. Arten är knuten till äldre, naturskogslik granskog med inslag av torkande träd. Bronshjon är typisk art för </w:t>
+        <w:t xml:space="preserve">Vedtrappmossa (NT) </w:t>
+      </w:r>
+      <w:r>
+        <w:t xml:space="preserve">växer på död ved, främst i gammal granskog. Den förekommer knappast alls i fjällnära barrskogar utan finns i skogslandskapet nedom fjällen och framför allt i landets södra delar är den en mycket bra signalart för barrnaturskog med höga naturvärden. Skogsavverkning och brist på grov död ved i skogen är de allvarligaste hoten och den överlever inte kalhyggesbruk. Lokaler med sluten granskog, tillräckligt stora för att säkerställa ett kontinuerligt tillskott på grova lågor, bör undantas från storskaligt skogsbruk. Vedtrappmossa är typisk art för </w:t>
       </w:r>
       <w:r>
         <w:rPr>
@@ -476,7 +469,7 @@
         <w:t>9010 Taiga</w:t>
       </w:r>
       <w:r>
-        <w:t xml:space="preserve"> (SLU Artdatabanken, 2025).</w:t>
+        <w:t xml:space="preserve"> (SLU Artdatabanken, 2024).</w:t>
       </w:r>
     </w:p>
     <w:p>
@@ -484,19 +477,10 @@
         <w:rPr>
           <w:b/>
         </w:rPr>
-        <w:t xml:space="preserve">Fyrflikig jordstjärna (NT) </w:t>
-      </w:r>
-      <w:r>
-        <w:t xml:space="preserve">är en nedbrytare i löv- eller barrförna i skogsmark på väl dränerade och mer eller mindre kalkrika jordar. Den är främst funnen i örtrika gamla barrskogar, med eller utan lövträdsinslag, där den växer i nakna eller mosstäckta välutvecklade barrmattor, under gran, tall, en och ibland idegran. Artens växtplatser, och även den närliggande skogsmiljön kring växtplatserna, bör undantas från slutavverkning och genomgripande gallringar. Fyrflikig jordstjärna är typisk art för </w:t>
-      </w:r>
-      <w:r>
-        <w:rPr>
-          <w:i/>
-        </w:rPr>
-        <w:t>9050 Näringsrik granskog</w:t>
-      </w:r>
-      <w:r>
-        <w:t xml:space="preserve"> (SLU Artdatabanken, 2024).</w:t>
+        <w:t>Vitplätt (NT)</w:t>
+      </w:r>
+      <w:r>
+        <w:t xml:space="preserve"> är en nedbrytare av död, hård och torr tallved och orsakar brunröta. Den förekommer mest i äldre, naturskogsliknande tallskog eller blandskog med äldre tall. Arten hotas av avverkning av gammal, senvuxen tall. I södra Sverige råder brist på lämpliga habitat och arten kan inte längre sprida sig utanför sina få kända växtplatser. Lokaler med gammal tall bör undantas från skogsbruk, i synnerhet i södra Sverige (SLU Artdatabanken, 2024).</w:t>
       </w:r>
     </w:p>
     <w:p>
@@ -504,157 +488,10 @@
         <w:rPr>
           <w:b/>
         </w:rPr>
-        <w:t xml:space="preserve">Granbarkgnagare </w:t>
-      </w:r>
-      <w:r>
-        <w:t xml:space="preserve">är en skalbagge vars larvutveckling sker i den tjocka ytterbarken på gamla och mycket grova levande granar. Man lägger lätt märke till angreppen på träden eftersom flera grova kläckhål ligger ganska tätt intill varandra på de grövre barkåsarna. Kläckhålen är runda och ca 1,5 mm breda. Granbarkgnagare är typisk art för </w:t>
-      </w:r>
-      <w:r>
-        <w:rPr>
-          <w:i/>
-        </w:rPr>
-        <w:t xml:space="preserve">9010 Taiga </w:t>
-      </w:r>
-      <w:r>
-        <w:t>(Ehnström, 2002; SLU Artdatabanken, 2025).</w:t>
-      </w:r>
-    </w:p>
-    <w:p>
-      <w:r>
-        <w:rPr>
-          <w:b/>
-        </w:rPr>
-        <w:t>Grönhjon (NT)</w:t>
-      </w:r>
-      <w:r>
-        <w:t xml:space="preserve"> är en skalbagge vars larvutveckling framför allt sker i grovbarkiga grenar (minst 3–5 cm tjocka) på gamla granar, men även i klena stamdelar av barrträd, främst gran, i mindre omfattning tall. Arten är knuten till gamla och gärna glesa granskogar där det finns långsamväxande träd med välutvecklat grenverk. Larverna lever i den skrovliga barken och gör en flera cm bred platt gång som mest liknar en rund håla och är tydligt nedsänkt i vedytan. I kanten av eller mitt på gången finner man en 5 mm bred, oval gång in i grenens ved där arten gör sin puppkammare. Insekten kläcks sedan ut genom samma gång. Främsta hotet är att gamla granar med grova grenar försvinner genom skogsbruk. Äldre granbestånd bör sparas så långt det är möjligt, och inte gallras eller slutavverkas (SLU Artdatabanken, 2024).</w:t>
-      </w:r>
-    </w:p>
-    <w:p>
-      <w:r>
-        <w:rPr>
-          <w:b/>
-        </w:rPr>
-        <w:t xml:space="preserve">Grönpyrola </w:t>
-      </w:r>
-      <w:r>
-        <w:t xml:space="preserve">växer främst på sandig, torr eller frisk mark i äldre barrskog, ofta på isälvsmaterial såsom sand och grus. Den påträffas främst i äldre naturligt uppkomna barrskogar, exempelvis på tallmoar, i åssluttningar, dyner och rasbranter. Arten är känslig för skogsbruksmetoder såsom slutavverkning och markberedning. Grönpyrola är typisk art för </w:t>
-      </w:r>
-      <w:r>
-        <w:rPr>
-          <w:i/>
-        </w:rPr>
-        <w:t>9010 Taiga, 9060 Åsbarrskog</w:t>
-      </w:r>
-      <w:r>
-        <w:t xml:space="preserve"> och</w:t>
-      </w:r>
-      <w:r>
-        <w:rPr>
-          <w:i/>
-        </w:rPr>
-        <w:t xml:space="preserve"> 1610 Åsöar i Östersjön </w:t>
-      </w:r>
-      <w:r>
-        <w:t>(Nitare &amp; Skogsstyrelsen, 2019; SLU Artdatabanken, 2025).</w:t>
-      </w:r>
-    </w:p>
-    <w:p>
-      <w:r>
-        <w:rPr>
-          <w:b/>
-        </w:rPr>
-        <w:t>Kransmossa</w:t>
-      </w:r>
-      <w:r>
-        <w:t xml:space="preserve"> är typisk art för </w:t>
-      </w:r>
-      <w:r>
-        <w:rPr>
-          <w:i/>
-        </w:rPr>
-        <w:t xml:space="preserve">9050 Näringsrik granskog </w:t>
-      </w:r>
-      <w:r>
-        <w:t xml:space="preserve">och </w:t>
-      </w:r>
-      <w:r>
-        <w:rPr>
-          <w:i/>
-        </w:rPr>
-        <w:t xml:space="preserve">6170 Alpina kalkgräsmarker </w:t>
-      </w:r>
-      <w:r>
-        <w:t>(SLU Artdatabanken, 2025).</w:t>
-      </w:r>
-    </w:p>
-    <w:p>
-      <w:r>
-        <w:rPr>
-          <w:b/>
-        </w:rPr>
-        <w:t>Kötticka (NT)</w:t>
-      </w:r>
-      <w:r>
-        <w:t xml:space="preserve"> är granens kötticka och har klassificerats som ”gammelskogsindikator”, då den förekommer med ett tydligt optimum i äldre barrskogar, främst fuktiga granskogar. Den har högst signalvärde söder om den naturliga norrlandsgränsen </w:t>
-      </w:r>
-      <w:r>
-        <w:rPr>
-          <w:i/>
-        </w:rPr>
-        <w:t>limes norrlandicus</w:t>
-      </w:r>
-      <w:r>
-        <w:t>, men signalerar vanligtvis höga naturvärden även i Norrland. Arten är knuten till miljöer med konstant luftfuktighet och känslig för uttorkning som en avverkning kan medföra. Den totala populationen bedöms därför ha minskat under de senaste 30 åren och fortsätter att minska i takt med att grankontinuitetsskogar (skogar som inte kalavverkats) minskar i areal, samtidigt som att lämpliga miljöer inte återskapas i samma takt (SLU Artdatabanken, 2024; Nitare &amp; Skogsstyrelsen, 2019).</w:t>
-      </w:r>
-    </w:p>
-    <w:p>
-      <w:r>
-        <w:rPr>
-          <w:b/>
-        </w:rPr>
-        <w:t>Mindre märgborre</w:t>
-      </w:r>
-      <w:r>
-        <w:t xml:space="preserve"> är en signalart för tallskog med höga naturvärden och betraktas tillsammans med skarptandad barkborre som nyckelarter för ett antal sällsynta åtgärdsprogramsarter som är beroende av deras gångsystem. Bland dessa kan nämnas avlång barkborre (VU), </w:t>
-      </w:r>
-      <w:r>
-        <w:rPr>
-          <w:i/>
-        </w:rPr>
-        <w:t>Corticeus longulus</w:t>
-      </w:r>
-      <w:r>
-        <w:t xml:space="preserve"> (VU), tallgångbagge (VU), cholodkovskys bastborre (NT) och tallbarksvartbagge (NT). Den mindre märgborrens måsvingeliknande gnaggångar är lätta att känna igen och hittas ofta på grova tallgrenar på marken. Rika förekomster av främst mindre märgborre men även skarptandad barkborre är en signal för artrikedom och inventeringar har visat att det är i skogar med en naturlig självgallring som det skapas förutsättningar för dessa arter samt de efterföljande åtgärdsprogramsarterna. Tallskogar med stark förekomst av mindre märgborre och skarptandad barkborre bör avsättas som reservat. Generellt bör hänsyn tas vid slutavverkning av talldominerad skog så att avverkningsrester som gren- och toppdelar lämnas. Mindre märgborre är typisk art för </w:t>
-      </w:r>
-      <w:r>
-        <w:rPr>
-          <w:i/>
-        </w:rPr>
-        <w:t>9060 Åsbarrskog</w:t>
-      </w:r>
-      <w:r>
-        <w:t xml:space="preserve"> (SLU Artdatabanken, 2026; Pettersson, 2014; Hedgren, 2012; Gunnarsson m fl., 1999).</w:t>
-      </w:r>
-    </w:p>
-    <w:p>
-      <w:r>
-        <w:rPr>
-          <w:b/>
-        </w:rPr>
-        <w:t>Nästlav</w:t>
-      </w:r>
-      <w:r>
-        <w:t xml:space="preserve"> indikerar söder om den naturliga norrlandsgränsen äldre barrskogsområden med höga naturvärden där andra ovanliga nordliga barrskogsarter kan påträffas. Nästlav är typisk art för </w:t>
-      </w:r>
-      <w:r>
-        <w:rPr>
-          <w:i/>
-        </w:rPr>
-        <w:t xml:space="preserve">9010 Taiga </w:t>
-      </w:r>
-      <w:r>
-        <w:t>(Nitare &amp; Skogsstyrelsen, 2019; SLU Artdatabanken, 2025).</w:t>
+        <w:t xml:space="preserve">Vågticka (NT) </w:t>
+      </w:r>
+      <w:r>
+        <w:t>förekommer främst i rikare kontinuitetsskogar med mycket död ved. Den växer på grova lågor och stubbar av gran och asp, men ibland även på andra trädslag.  Arten missgynnas av slutavverkning av äldre barrskog med lång skoglig kontinuitet, men även av skogliga åtgärder som t.ex. markberedning som förstör lågor. Minskningstakten för den svenska populationen bedöms vara nära gränsvärdet för sårbar (VU) (SLU Artdatabanken, 2026).</w:t>
       </w:r>
     </w:p>
     <w:p>
@@ -719,10 +556,101 @@
         <w:rPr>
           <w:b/>
         </w:rPr>
-        <w:t>Rosenticka (NT)</w:t>
-      </w:r>
-      <w:r>
-        <w:t xml:space="preserve">, rödlistad som nära hotad, ingår i en karaktäristisk association av vedsvampar som växer på gamla, grova granlågor i urskogsartade barrskogar. Den är placerad i toppen av Skogsstyrelsens värdepyramid för bedömning av skog med höga naturvärden och indikerar ett granskogsekosystem med långvarig kontinuitet av grova lågor. Artens beroende av grova granlågor innebär att alla skogsskötselåtgärder på eller i omedelbar närhet av lokalerna utgör ett hot på lång sikt. Det är angeläget att populationerna inte ytterligare glesas ut och ett tillräckligt antal områden där arten nu finns måste sparas för framtiden. Rosenticka är typisk art för </w:t>
+        <w:t xml:space="preserve">Björksplintborre </w:t>
+      </w:r>
+      <w:r>
+        <w:t>är en skalbagge vars larvutveckling sker i bark på nyligen döda björkar, både stående träd och vindfällen. En prydlig rad med runda ventilationshål i barken ovanför modergången är synnerligen karaktäristiskt. Arten är knuten till lövrika blandskogar med en hög andel gamla träd, och starkt gynnad av naturliga störningar som torka, översvämningar, brand och stormfällningar. Talrika gnagspår kan tyda på biotoper med höga naturvärden, exempelvis för ovanliga hackspettar och andra, mer sällsynta vedinsekter. Larverna är omtyckt hackspettsföda (SLU Artdatabanken, 2025).</w:t>
+      </w:r>
+    </w:p>
+    <w:p>
+      <w:r>
+        <w:rPr>
+          <w:b/>
+        </w:rPr>
+        <w:t xml:space="preserve">Blodticka </w:t>
+      </w:r>
+      <w:r>
+        <w:t xml:space="preserve">är i norra Sverige främst knuten till grova granlågor i urskogsartad barrskog, men förekommer ibland även på klenare granar i anslutning till bäckar och sumpskogar. Den är en bra indikator på granskogar med höga naturvärden och oftast förekommer den tillsammans med ett stort antal ovanliga och rödlistade arter. I södra Sverige växer den framför allt på tall och har då ett lägre signalvärde. Blodticka är typisk art för </w:t>
+      </w:r>
+      <w:r>
+        <w:rPr>
+          <w:i/>
+        </w:rPr>
+        <w:t>9030 Landhöjningsskog</w:t>
+      </w:r>
+      <w:r>
+        <w:t xml:space="preserve"> (SLU Artdatabanken, 2025; Nitare &amp; Skogsstyrelsen, 2019).</w:t>
+      </w:r>
+    </w:p>
+    <w:p>
+      <w:r>
+        <w:rPr>
+          <w:b/>
+        </w:rPr>
+        <w:t xml:space="preserve">Blåmossa </w:t>
+      </w:r>
+      <w:r>
+        <w:t xml:space="preserve">har karaktäristiska kuddar som är lätta att se på långt håll. Mycket stora kuddar, större än 0,5 meter i höjd, indikerar höga naturvärden där skogen har en lång period av orördhet oh stabila miljöförhållanden. Mossan växer under gynnsamma omständigheter cirka 1 centimeter per år och stora kuddar kan därför indirekt visa att lokalen varit lämplig under en lång tid. Blåmossa är typisk art för </w:t>
+      </w:r>
+      <w:r>
+        <w:rPr>
+          <w:i/>
+        </w:rPr>
+        <w:t>9010 Taiga, 9080 Lövsumpskog</w:t>
+      </w:r>
+      <w:r>
+        <w:t xml:space="preserve"> och </w:t>
+      </w:r>
+      <w:r>
+        <w:rPr>
+          <w:i/>
+        </w:rPr>
+        <w:t>9750 Svämlövskog</w:t>
+      </w:r>
+      <w:r>
+        <w:t xml:space="preserve"> (SLU Artdatabanken, 2025; Nitare &amp; Skogsstyrelsen, 2019).</w:t>
+      </w:r>
+    </w:p>
+    <w:p>
+      <w:r>
+        <w:rPr>
+          <w:b/>
+        </w:rPr>
+        <w:t xml:space="preserve">Brandticka </w:t>
+      </w:r>
+      <w:r>
+        <w:t>förekommer främst i olikåldrig fuktig granskog med mycket död ved, ofta i kärrkanter eller vid bäckar på lokaler med hög luftfuktighet. Växer huvudsakligen på grova granlågor, någon enstaka gång på tall, asp eller björk, och verkar knuten till ved som först rötats av klibbticka. Arten var tidigare rödlistad men en sentida ökning, bland annat i barkborreangripna granplanteringar i sydligaste Skandinavien har förändrat hotbilden. Populationen i landet kan påverkas negativt av kalavverkning och ett skogsbruk som innebär att mängden grova granlågor minskar. Även dikning och gallring som leder till ett torrare mikroklimat på växtplatserna kan ha negativ inverkan. För att säkerställa en gynnsam bevarandestatus på sikt bör områdesskydd av artens livsmiljöer upprättas på ett sätt som tryggar livskraftiga populationer på landskapsnivå. Vid skogsbruk bör grov död ved och skyddszoner vid kärr och vattendrag lämnas, och träd tillåtas åldras och dö på ett sätt som skapar kontinuerlig tillgång på livsmiljöer (SLU Artdatabanken, 2025).</w:t>
+      </w:r>
+    </w:p>
+    <w:p>
+      <w:r>
+        <w:rPr>
+          <w:b/>
+        </w:rPr>
+        <w:t>Bronshjon</w:t>
+      </w:r>
+      <w:r>
+        <w:t xml:space="preserve"> är en skalbagge vars larvutveckling sker under grov bark på stammar av döda eller döende barrträd, främst gran, i mindre omfattning tall. Arten är knuten till äldre, naturskogslik granskog med inslag av torkande träd. Bronshjon är typisk art för </w:t>
+      </w:r>
+      <w:r>
+        <w:rPr>
+          <w:i/>
+        </w:rPr>
+        <w:t>9010 Taiga</w:t>
+      </w:r>
+      <w:r>
+        <w:t xml:space="preserve"> (SLU Artdatabanken, 2025).</w:t>
+      </w:r>
+    </w:p>
+    <w:p>
+      <w:r>
+        <w:rPr>
+          <w:b/>
+        </w:rPr>
+        <w:t xml:space="preserve">Granbarkgnagare </w:t>
+      </w:r>
+      <w:r>
+        <w:t xml:space="preserve">är en skalbagge vars larvutveckling sker i den tjocka ytterbarken på gamla och mycket grova levande granar. Man lägger lätt märke till angreppen på träden eftersom flera grova kläckhål ligger ganska tätt intill varandra på de grövre barkåsarna. Kläckhålen är runda och ca 1,5 mm breda. Granbarkgnagare är typisk art för </w:t>
       </w:r>
       <w:r>
         <w:rPr>
@@ -731,16 +659,36 @@
         <w:t xml:space="preserve">9010 Taiga </w:t>
       </w:r>
       <w:r>
-        <w:t xml:space="preserve">och </w:t>
+        <w:t>(Ehnström, 2002; SLU Artdatabanken, 2025).</w:t>
+      </w:r>
+    </w:p>
+    <w:p>
+      <w:r>
+        <w:rPr>
+          <w:b/>
+        </w:rPr>
+        <w:t>Grön sköldmossa (§8)</w:t>
+      </w:r>
+      <w:r>
+        <w:t xml:space="preserve"> är typisk art för </w:t>
       </w:r>
       <w:r>
         <w:rPr>
           <w:i/>
         </w:rPr>
-        <w:t>9050 Näringsrik granskog</w:t>
-      </w:r>
-      <w:r>
-        <w:t xml:space="preserve"> (Nitare &amp; Skogsstyrelsen, 2019; SLU Artdatabanken, 2024).</w:t>
+        <w:t xml:space="preserve">9010 Taiga </w:t>
+      </w:r>
+      <w:r>
+        <w:t>och</w:t>
+      </w:r>
+      <w:r>
+        <w:rPr>
+          <w:i/>
+        </w:rPr>
+        <w:t xml:space="preserve"> 9750 Svämlövskog</w:t>
+      </w:r>
+      <w:r>
+        <w:t xml:space="preserve"> och omfattas av EU:s art- och habitatdirektiv bilaga 2 vilket innebär att det finns ett uttalat intresse inom Europeiska unionen att bevara arten. Grön sköldmossa kräver skog som har ett speciellt mikroklimat med hög och jämn luftfuktighet i kombination med rik tillgång på död ved (Nitare &amp; Skogsstyrelsen, 2019; SLU Artdatabanken, 2025). I praktiken handlar det om åtminstone 50 meter med skyddande skog för att undvika uttorkning av marken (Hallingbäck, personligt meddelande 2022-02-24). Grön sköldmossa är en ansvarsart för Sverige då en särskilt stor andel av Europas population finns i landet. Mark- och miljööverdomstolen (MÖD) har i mål nr M 2019-20 (18 februari 2019) slagit fast att grön sköldmossa (§8) är dispenspliktig och att exemplar av arten inte får skadas utan dispens (MÖD, mål nr M 2019-20).</w:t>
       </w:r>
     </w:p>
     <w:p>
@@ -748,28 +696,77 @@
         <w:rPr>
           <w:b/>
         </w:rPr>
-        <w:t>Rynkskinn (NT)</w:t>
-      </w:r>
-      <w:r>
-        <w:t xml:space="preserve"> är en vednedbrytare som växer på grova granlågor och ingår i en karaktäristisk association av vedsvampar knutna till urskogsartade barrskogar. Den har klassificerats som en “urskogsindikator” och är placerad i toppen av Skogsstyrelsens värdepyramid för bedömning av skog med höga naturvärden. Allt tyder på att rynkskinn är mycket känslig för skogliga ingrepp och lokalerna, som oftast har höga biologiska kvaliteter, bör lämnas till fri utveckling. Rynkskinn är typisk art för </w:t>
+        <w:t xml:space="preserve">Grönpyrola </w:t>
+      </w:r>
+      <w:r>
+        <w:t xml:space="preserve">växer främst på sandig, torr eller frisk mark i äldre barrskog, ofta på isälvsmaterial såsom sand och grus. Den påträffas främst i äldre naturligt uppkomna barrskogar, exempelvis på tallmoar, i åssluttningar, dyner och rasbranter. Arten är känslig för skogsbruksmetoder såsom slutavverkning och markberedning. Grönpyrola är typisk art för </w:t>
       </w:r>
       <w:r>
         <w:rPr>
           <w:i/>
         </w:rPr>
-        <w:t xml:space="preserve">9010 Taiga, 9050 Näringsrik granskog </w:t>
-      </w:r>
-      <w:r>
-        <w:t>och</w:t>
+        <w:t>9010 Taiga, 9060 Åsbarrskog</w:t>
+      </w:r>
+      <w:r>
+        <w:t xml:space="preserve"> och</w:t>
       </w:r>
       <w:r>
         <w:rPr>
           <w:i/>
         </w:rPr>
-        <w:t xml:space="preserve"> 9030 Landhöjningsskog</w:t>
-      </w:r>
-      <w:r>
-        <w:t xml:space="preserve"> (Nitare &amp; Skogsstyrelsen, 2019; SLU Artdatabanken, 2026).</w:t>
+        <w:t xml:space="preserve"> 1610 Åsöar i Östersjön </w:t>
+      </w:r>
+      <w:r>
+        <w:t>(Nitare &amp; Skogsstyrelsen, 2019; SLU Artdatabanken, 2025).</w:t>
+      </w:r>
+    </w:p>
+    <w:p>
+      <w:r>
+        <w:rPr>
+          <w:b/>
+        </w:rPr>
+        <w:t>Mindre märgborre</w:t>
+      </w:r>
+      <w:r>
+        <w:t xml:space="preserve"> är en signalart för tallskog med höga naturvärden och betraktas tillsammans med skarptandad barkborre som nyckelarter för ett antal sällsynta åtgärdsprogramsarter som är beroende av deras gångsystem. Bland dessa kan nämnas avlång barkborre (VU), </w:t>
+      </w:r>
+      <w:r>
+        <w:rPr>
+          <w:i/>
+        </w:rPr>
+        <w:t>Corticeus longulus</w:t>
+      </w:r>
+      <w:r>
+        <w:t xml:space="preserve"> (VU), tallgångbagge (VU), cholodkovskys bastborre (NT) och tallbarksvartbagge (NT). Den mindre märgborrens måsvingeliknande gnaggångar är lätta att känna igen och hittas ofta på grova tallgrenar på marken. Rika förekomster av främst mindre märgborre men även skarptandad barkborre är en signal för artrikedom och inventeringar har visat att det är i skogar med en naturlig självgallring som det skapas förutsättningar för dessa arter samt de efterföljande åtgärdsprogramsarterna. Tallskogar med stark förekomst av mindre märgborre och skarptandad barkborre bör avsättas som reservat. Generellt bör hänsyn tas vid slutavverkning av talldominerad skog så att avverkningsrester som gren- och toppdelar lämnas. Mindre märgborre är typisk art för </w:t>
+      </w:r>
+      <w:r>
+        <w:rPr>
+          <w:i/>
+        </w:rPr>
+        <w:t>9060 Åsbarrskog</w:t>
+      </w:r>
+      <w:r>
+        <w:t xml:space="preserve"> (SLU Artdatabanken, 2026; Pettersson, 2014; Hedgren, 2012; Gunnarsson m fl., 1999).</w:t>
+      </w:r>
+    </w:p>
+    <w:p>
+      <w:r>
+        <w:rPr>
+          <w:b/>
+        </w:rPr>
+        <w:t>Nästlav</w:t>
+      </w:r>
+      <w:r>
+        <w:t xml:space="preserve"> indikerar söder om den naturliga norrlandsgränsen äldre barrskogsområden med höga naturvärden där andra ovanliga nordliga barrskogsarter kan påträffas. Nästlav är typisk art för </w:t>
+      </w:r>
+      <w:r>
+        <w:rPr>
+          <w:i/>
+        </w:rPr>
+        <w:t xml:space="preserve">9010 Taiga </w:t>
+      </w:r>
+      <w:r>
+        <w:t>(Nitare &amp; Skogsstyrelsen, 2019; SLU Artdatabanken, 2025).</w:t>
       </w:r>
     </w:p>
     <w:p>
@@ -808,10 +805,10 @@
         <w:rPr>
           <w:b/>
         </w:rPr>
-        <w:t xml:space="preserve">Tallticka (NT) </w:t>
-      </w:r>
-      <w:r>
-        <w:t xml:space="preserve">uppträder först på tallar som är 100–150 år gamla men är vanligast på träd som är runt 150–200 år eller äldre. I skogslandskapet är den främst knuten till tallnaturskogar och restbiotoper med biologiskt gamla träd och signalerar vanligtvis skyddsvärda tallbestånd med höga naturvärden. Tallticka är typisk art för </w:t>
+        <w:t xml:space="preserve">Trådticka </w:t>
+      </w:r>
+      <w:r>
+        <w:t xml:space="preserve">är knuten till grova granar i rikare ofta fuktiga miljöer. Den återfinns på både levande och döda träd samt stubbar och nyligen fallna träd. Karaktärsart för äldre fuktiga granskogsbiotoper, och i stor mängd är den en bra signalart för miljöer med andra rödlistade arter. Trådticka är typisk art för </w:t>
       </w:r>
       <w:r>
         <w:rPr>
@@ -826,10 +823,157 @@
         <w:rPr>
           <w:i/>
         </w:rPr>
-        <w:t>9060 Åsbarrskog</w:t>
-      </w:r>
-      <w:r>
-        <w:t xml:space="preserve"> (SLU Artdatabanken, 2023; Nitare &amp; Skogsstyrelsen, 2019).</w:t>
+        <w:t xml:space="preserve">9050 Näringsrik granskog </w:t>
+      </w:r>
+      <w:r>
+        <w:t>(SLU Artdatabanken, 2025).</w:t>
+      </w:r>
+    </w:p>
+    <w:p>
+      <w:r>
+        <w:rPr>
+          <w:b/>
+        </w:rPr>
+        <w:t xml:space="preserve">Vanlig rörsvepemossa </w:t>
+      </w:r>
+      <w:r>
+        <w:t xml:space="preserve">signalerar överallt skog med höga naturvärden och indikerar bestånd som haft kontinuerligt god tillgång på murken ved, konstant hög luftfuktighet och beskuggad näringsrik mark. Där den växer finns oftast en rad andra rödlistade och skyddsvärda mossor. Arten är känslig för större avverkningar men tål ofta plockhuggning som bevarar ett tätare trädskikt. Vanlig rörsvepemossa är typisk art för </w:t>
+      </w:r>
+      <w:r>
+        <w:rPr>
+          <w:i/>
+        </w:rPr>
+        <w:t xml:space="preserve">9080 Lövsumpskog </w:t>
+      </w:r>
+      <w:r>
+        <w:t xml:space="preserve">och </w:t>
+      </w:r>
+      <w:r>
+        <w:rPr>
+          <w:i/>
+        </w:rPr>
+        <w:t>9750 Svämlövskog</w:t>
+      </w:r>
+      <w:r>
+        <w:t xml:space="preserve"> (Nitare &amp; Skogsstyrelsen, 2019; SLU Artdatabanken, 2024).</w:t>
+      </w:r>
+    </w:p>
+    <w:p>
+      <w:r>
+        <w:rPr>
+          <w:b/>
+        </w:rPr>
+        <w:t xml:space="preserve">Vedticka </w:t>
+      </w:r>
+      <w:r>
+        <w:t xml:space="preserve">är en bra signalart söder om den naturliga norrlandsgränsen. Den är huvudsakligen knuten till äldre barrskogar där det föreligger långvarig kontinuitet av död barrved. Vedticka är typisk art för </w:t>
+      </w:r>
+      <w:r>
+        <w:rPr>
+          <w:i/>
+        </w:rPr>
+        <w:t xml:space="preserve">9010 Taiga </w:t>
+      </w:r>
+      <w:r>
+        <w:t>(Nitare &amp; Skogsstyrelsen, 2019; SLU Artdatabanken, 2025).</w:t>
+      </w:r>
+    </w:p>
+    <w:p>
+      <w:r>
+        <w:rPr>
+          <w:b/>
+        </w:rPr>
+        <w:t xml:space="preserve">Vågbandad barkbock </w:t>
+      </w:r>
+      <w:r>
+        <w:t>är en långhorning vars larvutveckling sker under bark på nyligen döda stående barrträd, främst gran, mer undantagsvis på tall. Främst i stående träd, särskilt gamla, långsamvuxna granar med grov bark, även i grövre grenar, stubbar eller vindfällen. Arten är starkt knuten till naturskogsliknande granskogar, och gynnas av extrema torrsomrar som försvagar träden. Arten påverkas negativt av brist på kontinuitetsskog och en minskning av populationen pågår eller förväntas ske (SLU Artdatabanken, 2025).</w:t>
+      </w:r>
+    </w:p>
+    <w:p>
+      <w:r>
+        <w:rPr>
+          <w:b/>
+        </w:rPr>
+        <w:t>Blåsippa (§9)</w:t>
+      </w:r>
+      <w:r>
+        <w:t xml:space="preserve"> är typisk art för </w:t>
+      </w:r>
+      <w:r>
+        <w:rPr>
+          <w:i/>
+        </w:rPr>
+        <w:t>9050 Näringsrik granskog, 9020 Nordlig ädellövskog</w:t>
+      </w:r>
+      <w:r>
+        <w:t xml:space="preserve"> och </w:t>
+      </w:r>
+      <w:r>
+        <w:rPr>
+          <w:i/>
+        </w:rPr>
+        <w:t>8240 Karsthällmarker</w:t>
+      </w:r>
+      <w:r>
+        <w:t xml:space="preserve"> (SLU Artdatabanken, 2025).</w:t>
+      </w:r>
+    </w:p>
+    <w:p>
+      <w:r>
+        <w:rPr>
+          <w:b/>
+        </w:rPr>
+        <w:t>Kransmossa</w:t>
+      </w:r>
+      <w:r>
+        <w:t xml:space="preserve"> är typisk art för </w:t>
+      </w:r>
+      <w:r>
+        <w:rPr>
+          <w:i/>
+        </w:rPr>
+        <w:t xml:space="preserve">9050 Näringsrik granskog </w:t>
+      </w:r>
+      <w:r>
+        <w:t xml:space="preserve">och </w:t>
+      </w:r>
+      <w:r>
+        <w:rPr>
+          <w:i/>
+        </w:rPr>
+        <w:t xml:space="preserve">6170 Alpina kalkgräsmarker </w:t>
+      </w:r>
+      <w:r>
+        <w:t>(SLU Artdatabanken, 2025).</w:t>
+      </w:r>
+    </w:p>
+    <w:p>
+      <w:r>
+        <w:rPr>
+          <w:b/>
+        </w:rPr>
+        <w:t>Spillkråka (§4)</w:t>
+      </w:r>
+      <w:r>
+        <w:t xml:space="preserve"> omfattas av bilaga 1 i EU:s fågeldirektiv och är typisk art för </w:t>
+      </w:r>
+      <w:r>
+        <w:rPr>
+          <w:i/>
+        </w:rPr>
+        <w:t xml:space="preserve">9010 Taiga </w:t>
+      </w:r>
+      <w:r>
+        <w:t>och</w:t>
+      </w:r>
+      <w:r>
+        <w:rPr>
+          <w:i/>
+        </w:rPr>
+        <w:t xml:space="preserve"> 9740 Skogsbevuxen myr</w:t>
+      </w:r>
+      <w:r>
+        <w:t>. Den behöver grova träd, främst tall, asp och bok som boträd. Skogsbruk med korta omloppstider och täta, homogena ungskogar utgör det största hotet. Spillkråka är en nyckelart i skogliga miljöer vars övergivna bohål utnyttjas av flera andra hålhäckande fågelarter och fladdermöss, däribland pärluggla (EN, §4), knipa (§4), salskrake (§4) och skogsduva (§4). Hökuggla (VU, §4) och slaguggla (§4) häckar ofta i högstubbar som brutits av i höjd med ett gammalt spillkråkebo (SLU Artdatabanken, 2026; Skogsstyrelsen, 2016).</w:t>
       </w:r>
     </w:p>
     <w:p>
@@ -859,193 +1003,6 @@
       </w:r>
       <w:r>
         <w:t>(SLU Artdatabanken, 2026).</w:t>
-      </w:r>
-    </w:p>
-    <w:p>
-      <w:r>
-        <w:rPr>
-          <w:b/>
-        </w:rPr>
-        <w:t xml:space="preserve">Trådticka </w:t>
-      </w:r>
-      <w:r>
-        <w:t xml:space="preserve">är knuten till grova granar i rikare ofta fuktiga miljöer. Den återfinns på både levande och döda träd samt stubbar och nyligen fallna träd. Karaktärsart för äldre fuktiga granskogsbiotoper, och i stor mängd är den en bra signalart för miljöer med andra rödlistade arter. Trådticka är typisk art för </w:t>
-      </w:r>
-      <w:r>
-        <w:rPr>
-          <w:i/>
-        </w:rPr>
-        <w:t xml:space="preserve">9010 Taiga </w:t>
-      </w:r>
-      <w:r>
-        <w:t xml:space="preserve">och </w:t>
-      </w:r>
-      <w:r>
-        <w:rPr>
-          <w:i/>
-        </w:rPr>
-        <w:t xml:space="preserve">9050 Näringsrik granskog </w:t>
-      </w:r>
-      <w:r>
-        <w:t>(SLU Artdatabanken, 2025).</w:t>
-      </w:r>
-    </w:p>
-    <w:p>
-      <w:r>
-        <w:rPr>
-          <w:b/>
-        </w:rPr>
-        <w:t>Ullticka (NT)</w:t>
-      </w:r>
-      <w:r>
-        <w:t xml:space="preserve"> är knuten till restbestånd av barrnaturskog och förekommer med ett tydligt optimum i orörda eller måttligt påverkade gamla granskogar där det föreligger viss kontinuitet av grov död ved. Ullticka är en bra signalart inom hela sitt utbredningsområde och i södra Sverige är den sällsynt och en god signalart för skyddsvärda granskogsmiljöer. Den hotas av avverkning och fragmentering av naturskog och äldre granskog med lång trädkontinuitet. På ullticka kan ibland ulltickeporing (VU) påträffas - det är en sällsynt ticka som nyligen delats upp i de tre olika arterna ulltickeporing </w:t>
-      </w:r>
-      <w:r>
-        <w:rPr>
-          <w:i/>
-        </w:rPr>
-        <w:t xml:space="preserve">Skeletocutis brevispora </w:t>
-      </w:r>
-      <w:r>
-        <w:t>(VU)</w:t>
-      </w:r>
-      <w:r>
-        <w:rPr>
-          <w:i/>
-        </w:rPr>
-        <w:t>, Skeletocutis delicata</w:t>
-      </w:r>
-      <w:r>
-        <w:t xml:space="preserve"> (VU)</w:t>
-      </w:r>
-      <w:r>
-        <w:rPr>
-          <w:i/>
-        </w:rPr>
-        <w:t xml:space="preserve"> och Skeletocutis exilis</w:t>
-      </w:r>
-      <w:r>
-        <w:t xml:space="preserve"> (NT). Ullticka är typisk art för </w:t>
-      </w:r>
-      <w:r>
-        <w:rPr>
-          <w:i/>
-        </w:rPr>
-        <w:t xml:space="preserve">9010 Taiga, 9050 Näringsrik granskog </w:t>
-      </w:r>
-      <w:r>
-        <w:t xml:space="preserve">och </w:t>
-      </w:r>
-      <w:r>
-        <w:rPr>
-          <w:i/>
-        </w:rPr>
-        <w:t>9030 Landhöjningsskog</w:t>
-      </w:r>
-      <w:r>
-        <w:t xml:space="preserve"> (SLU Artdatabanken, 2026; Nitare &amp; Skogsstyrelsen, 2019; Miettinen &amp; Niemelä, 2018).</w:t>
-      </w:r>
-    </w:p>
-    <w:p>
-      <w:r>
-        <w:rPr>
-          <w:b/>
-        </w:rPr>
-        <w:t xml:space="preserve">Vanlig rörsvepemossa </w:t>
-      </w:r>
-      <w:r>
-        <w:t xml:space="preserve">signalerar överallt skog med höga naturvärden och indikerar bestånd som haft kontinuerligt god tillgång på murken ved, konstant hög luftfuktighet och beskuggad näringsrik mark. Där den växer finns oftast en rad andra rödlistade och skyddsvärda mossor. Arten är känslig för större avverkningar men tål ofta plockhuggning som bevarar ett tätare trädskikt. Vanlig rörsvepemossa är typisk art för </w:t>
-      </w:r>
-      <w:r>
-        <w:rPr>
-          <w:i/>
-        </w:rPr>
-        <w:t xml:space="preserve">9080 Lövsumpskog </w:t>
-      </w:r>
-      <w:r>
-        <w:t xml:space="preserve">och </w:t>
-      </w:r>
-      <w:r>
-        <w:rPr>
-          <w:i/>
-        </w:rPr>
-        <w:t>9750 Svämlövskog</w:t>
-      </w:r>
-      <w:r>
-        <w:t xml:space="preserve"> (Nitare &amp; Skogsstyrelsen, 2019; SLU Artdatabanken, 2024).</w:t>
-      </w:r>
-    </w:p>
-    <w:p>
-      <w:r>
-        <w:rPr>
-          <w:b/>
-        </w:rPr>
-        <w:t xml:space="preserve">Vedticka </w:t>
-      </w:r>
-      <w:r>
-        <w:t xml:space="preserve">är en bra signalart söder om den naturliga norrlandsgränsen. Den är huvudsakligen knuten till äldre barrskogar där det föreligger långvarig kontinuitet av död barrved. Vedticka är typisk art för </w:t>
-      </w:r>
-      <w:r>
-        <w:rPr>
-          <w:i/>
-        </w:rPr>
-        <w:t xml:space="preserve">9010 Taiga </w:t>
-      </w:r>
-      <w:r>
-        <w:t>(Nitare &amp; Skogsstyrelsen, 2019; SLU Artdatabanken, 2025).</w:t>
-      </w:r>
-    </w:p>
-    <w:p>
-      <w:r>
-        <w:rPr>
-          <w:b/>
-        </w:rPr>
-        <w:t xml:space="preserve">Vedtrappmossa (NT) </w:t>
-      </w:r>
-      <w:r>
-        <w:t xml:space="preserve">växer på död ved, främst i gammal granskog. Den förekommer knappast alls i fjällnära barrskogar utan finns i skogslandskapet nedom fjällen och framför allt i landets södra delar är den en mycket bra signalart för barrnaturskog med höga naturvärden. Skogsavverkning och brist på grov död ved i skogen är de allvarligaste hoten och den överlever inte kalhyggesbruk. Lokaler med sluten granskog, tillräckligt stora för att säkerställa ett kontinuerligt tillskott på grova lågor, bör undantas från storskaligt skogsbruk. Vedtrappmossa är typisk art för </w:t>
-      </w:r>
-      <w:r>
-        <w:rPr>
-          <w:i/>
-        </w:rPr>
-        <w:t>9010 Taiga</w:t>
-      </w:r>
-      <w:r>
-        <w:t xml:space="preserve"> (SLU Artdatabanken, 2024).</w:t>
-      </w:r>
-    </w:p>
-    <w:p>
-      <w:r>
-        <w:rPr>
-          <w:b/>
-        </w:rPr>
-        <w:t>Vitplätt (NT)</w:t>
-      </w:r>
-      <w:r>
-        <w:t xml:space="preserve"> är en nedbrytare av död, hård och torr tallved och orsakar brunröta. Den förekommer mest i äldre, naturskogsliknande tallskog eller blandskog med äldre tall. Arten hotas av avverkning av gammal, senvuxen tall. I södra Sverige råder brist på lämpliga habitat och arten kan inte längre sprida sig utanför sina få kända växtplatser. Lokaler med gammal tall bör undantas från skogsbruk, i synnerhet i södra Sverige (SLU Artdatabanken, 2024).</w:t>
-      </w:r>
-    </w:p>
-    <w:p>
-      <w:r>
-        <w:rPr>
-          <w:b/>
-        </w:rPr>
-        <w:t xml:space="preserve">Vågbandad barkbock </w:t>
-      </w:r>
-      <w:r>
-        <w:t>är en långhorning vars larvutveckling sker under bark på nyligen döda stående barrträd, främst gran, mer undantagsvis på tall. Främst i stående träd, särskilt gamla, långsamvuxna granar med grov bark, även i grövre grenar, stubbar eller vindfällen. Arten är starkt knuten till naturskogsliknande granskogar, och gynnas av extrema torrsomrar som försvagar träden. Arten påverkas negativt av brist på kontinuitetsskog och en minskning av populationen pågår eller förväntas ske (SLU Artdatabanken, 2025).</w:t>
-      </w:r>
-    </w:p>
-    <w:p>
-      <w:r>
-        <w:rPr>
-          <w:b/>
-        </w:rPr>
-        <w:t xml:space="preserve">Vågticka (NT) </w:t>
-      </w:r>
-      <w:r>
-        <w:t>förekommer främst i rikare kontinuitetsskogar med mycket död ved. Den växer på grova lågor och stubbar av gran och asp, men ibland även på andra trädslag.  Arten missgynnas av slutavverkning av äldre barrskog med lång skoglig kontinuitet, men även av skogliga åtgärder som t.ex. markberedning som förstör lågor. Minskningstakten för den svenska populationen bedöms vara nära gränsvärdet för sårbar (VU) (SLU Artdatabanken, 2026).</w:t>
       </w:r>
     </w:p>
     <w:p>
@@ -1976,7 +1933,7 @@
     <w:r>
       <w:tab/>
       <w:tab/>
-      <w:t>2026-06-20</w:t>
+      <w:t>2026-06-21</w:t>
       <w:br/>
       <w:br/>
     </w:r>

--- a/klagomål/A 5455-2025 FSC-klagomål.docx
+++ b/klagomål/A 5455-2025 FSC-klagomål.docx
@@ -1933,7 +1933,7 @@
     <w:r>
       <w:tab/>
       <w:tab/>
-      <w:t>2026-06-21</w:t>
+      <w:t>2026-06-22</w:t>
       <w:br/>
       <w:br/>
     </w:r>

--- a/klagomål/A 5455-2025 FSC-klagomål.docx
+++ b/klagomål/A 5455-2025 FSC-klagomål.docx
@@ -1933,7 +1933,7 @@
     <w:r>
       <w:tab/>
       <w:tab/>
-      <w:t>2026-06-22</w:t>
+      <w:t>2026-06-23</w:t>
       <w:br/>
       <w:br/>
     </w:r>

--- a/klagomål/A 5455-2025 FSC-klagomål.docx
+++ b/klagomål/A 5455-2025 FSC-klagomål.docx
@@ -1933,7 +1933,7 @@
     <w:r>
       <w:tab/>
       <w:tab/>
-      <w:t>2026-06-23</w:t>
+      <w:t>2026-06-24</w:t>
       <w:br/>
       <w:br/>
     </w:r>

--- a/klagomål/A 5455-2025 FSC-klagomål.docx
+++ b/klagomål/A 5455-2025 FSC-klagomål.docx
@@ -1933,7 +1933,7 @@
     <w:r>
       <w:tab/>
       <w:tab/>
-      <w:t>2026-06-24</w:t>
+      <w:t>2026-06-25</w:t>
       <w:br/>
       <w:br/>
     </w:r>

--- a/klagomål/A 5455-2025 FSC-klagomål.docx
+++ b/klagomål/A 5455-2025 FSC-klagomål.docx
@@ -1933,7 +1933,7 @@
     <w:r>
       <w:tab/>
       <w:tab/>
-      <w:t>2026-06-25</w:t>
+      <w:t>2026-06-26</w:t>
       <w:br/>
       <w:br/>
     </w:r>

--- a/klagomål/A 5455-2025 FSC-klagomål.docx
+++ b/klagomål/A 5455-2025 FSC-klagomål.docx
@@ -1933,7 +1933,7 @@
     <w:r>
       <w:tab/>
       <w:tab/>
-      <w:t>2026-06-26</w:t>
+      <w:t>2026-06-27</w:t>
       <w:br/>
       <w:br/>
     </w:r>

--- a/klagomål/A 5455-2025 FSC-klagomål.docx
+++ b/klagomål/A 5455-2025 FSC-klagomål.docx
@@ -1933,7 +1933,7 @@
     <w:r>
       <w:tab/>
       <w:tab/>
-      <w:t>2026-06-27</w:t>
+      <w:t>2026-06-28</w:t>
       <w:br/>
       <w:br/>
     </w:r>

--- a/klagomål/A 5455-2025 FSC-klagomål.docx
+++ b/klagomål/A 5455-2025 FSC-klagomål.docx
@@ -1933,7 +1933,7 @@
     <w:r>
       <w:tab/>
       <w:tab/>
-      <w:t>2026-06-28</w:t>
+      <w:t>2026-06-29</w:t>
       <w:br/>
       <w:br/>
     </w:r>

--- a/klagomål/A 5455-2025 FSC-klagomål.docx
+++ b/klagomål/A 5455-2025 FSC-klagomål.docx
@@ -1933,7 +1933,7 @@
     <w:r>
       <w:tab/>
       <w:tab/>
-      <w:t>2026-06-29</w:t>
+      <w:t>2026-06-30</w:t>
       <w:br/>
       <w:br/>
     </w:r>

--- a/klagomål/A 5455-2025 FSC-klagomål.docx
+++ b/klagomål/A 5455-2025 FSC-klagomål.docx
@@ -1933,7 +1933,7 @@
     <w:r>
       <w:tab/>
       <w:tab/>
-      <w:t>2026-06-30</w:t>
+      <w:t>2026-07-01</w:t>
       <w:br/>
       <w:br/>
     </w:r>

--- a/klagomål/A 5455-2025 FSC-klagomål.docx
+++ b/klagomål/A 5455-2025 FSC-klagomål.docx
@@ -1933,7 +1933,7 @@
     <w:r>
       <w:tab/>
       <w:tab/>
-      <w:t>2026-07-01</w:t>
+      <w:t>2026-07-02</w:t>
       <w:br/>
       <w:br/>
     </w:r>

--- a/klagomål/A 5455-2025 FSC-klagomål.docx
+++ b/klagomål/A 5455-2025 FSC-klagomål.docx
@@ -1933,7 +1933,7 @@
     <w:r>
       <w:tab/>
       <w:tab/>
-      <w:t>2026-07-13</w:t>
+      <w:t>2026-07-14</w:t>
       <w:br/>
       <w:br/>
     </w:r>

--- a/klagomål/A 5455-2025 FSC-klagomål.docx
+++ b/klagomål/A 5455-2025 FSC-klagomål.docx
@@ -1933,7 +1933,7 @@
     <w:r>
       <w:tab/>
       <w:tab/>
-      <w:t>2026-07-14</w:t>
+      <w:t>2026-07-15</w:t>
       <w:br/>
       <w:br/>
     </w:r>

--- a/klagomål/A 5455-2025 FSC-klagomål.docx
+++ b/klagomål/A 5455-2025 FSC-klagomål.docx
@@ -1933,7 +1933,7 @@
     <w:r>
       <w:tab/>
       <w:tab/>
-      <w:t>2026-07-15</w:t>
+      <w:t>2026-07-16</w:t>
       <w:br/>
       <w:br/>
     </w:r>

--- a/klagomål/A 5455-2025 FSC-klagomål.docx
+++ b/klagomål/A 5455-2025 FSC-klagomål.docx
@@ -1933,7 +1933,7 @@
     <w:r>
       <w:tab/>
       <w:tab/>
-      <w:t>2026-07-16</w:t>
+      <w:t>2026-07-17</w:t>
       <w:br/>
       <w:br/>
     </w:r>

--- a/klagomål/A 5455-2025 FSC-klagomål.docx
+++ b/klagomål/A 5455-2025 FSC-klagomål.docx
@@ -1933,7 +1933,7 @@
     <w:r>
       <w:tab/>
       <w:tab/>
-      <w:t>2026-07-17</w:t>
+      <w:t>2026-07-18</w:t>
       <w:br/>
       <w:br/>
     </w:r>

--- a/klagomål/A 5455-2025 FSC-klagomål.docx
+++ b/klagomål/A 5455-2025 FSC-klagomål.docx
@@ -1933,7 +1933,7 @@
     <w:r>
       <w:tab/>
       <w:tab/>
-      <w:t>2026-07-18</w:t>
+      <w:t>2026-07-19</w:t>
       <w:br/>
       <w:br/>
     </w:r>

--- a/klagomål/A 5455-2025 FSC-klagomål.docx
+++ b/klagomål/A 5455-2025 FSC-klagomål.docx
@@ -1933,7 +1933,7 @@
     <w:r>
       <w:tab/>
       <w:tab/>
-      <w:t>2026-07-19</w:t>
+      <w:t>2026-07-20</w:t>
       <w:br/>
       <w:br/>
     </w:r>

--- a/klagomål/A 5455-2025 FSC-klagomål.docx
+++ b/klagomål/A 5455-2025 FSC-klagomål.docx
@@ -1933,7 +1933,7 @@
     <w:r>
       <w:tab/>
       <w:tab/>
-      <w:t>2026-07-20</w:t>
+      <w:t>2026-07-21</w:t>
       <w:br/>
       <w:br/>
     </w:r>

--- a/klagomål/A 5455-2025 FSC-klagomål.docx
+++ b/klagomål/A 5455-2025 FSC-klagomål.docx
@@ -1933,7 +1933,7 @@
     <w:r>
       <w:tab/>
       <w:tab/>
-      <w:t>2026-07-21</w:t>
+      <w:t>2026-07-22</w:t>
       <w:br/>
       <w:br/>
     </w:r>

--- a/klagomål/A 5455-2025 FSC-klagomål.docx
+++ b/klagomål/A 5455-2025 FSC-klagomål.docx
@@ -1933,7 +1933,7 @@
     <w:r>
       <w:tab/>
       <w:tab/>
-      <w:t>2026-07-22</w:t>
+      <w:t>2026-07-23</w:t>
       <w:br/>
       <w:br/>
     </w:r>

--- a/klagomål/A 5455-2025 FSC-klagomål.docx
+++ b/klagomål/A 5455-2025 FSC-klagomål.docx
@@ -1933,7 +1933,7 @@
     <w:r>
       <w:tab/>
       <w:tab/>
-      <w:t>2026-07-23</w:t>
+      <w:t>2026-07-24</w:t>
       <w:br/>
       <w:br/>
     </w:r>

--- a/klagomål/A 5455-2025 FSC-klagomål.docx
+++ b/klagomål/A 5455-2025 FSC-klagomål.docx
@@ -1933,7 +1933,7 @@
     <w:r>
       <w:tab/>
       <w:tab/>
-      <w:t>2026-07-24</w:t>
+      <w:t>2026-07-25</w:t>
       <w:br/>
       <w:br/>
     </w:r>

--- a/klagomål/A 5455-2025 FSC-klagomål.docx
+++ b/klagomål/A 5455-2025 FSC-klagomål.docx
@@ -1933,7 +1933,7 @@
     <w:r>
       <w:tab/>
       <w:tab/>
-      <w:t>2026-07-25</w:t>
+      <w:t>2026-07-26</w:t>
       <w:br/>
       <w:br/>
     </w:r>

--- a/klagomål/A 5455-2025 FSC-klagomål.docx
+++ b/klagomål/A 5455-2025 FSC-klagomål.docx
@@ -1933,7 +1933,7 @@
     <w:r>
       <w:tab/>
       <w:tab/>
-      <w:t>2026-07-26</w:t>
+      <w:t>2026-07-27</w:t>
       <w:br/>
       <w:br/>
     </w:r>

--- a/klagomål/A 5455-2025 FSC-klagomål.docx
+++ b/klagomål/A 5455-2025 FSC-klagomål.docx
@@ -1933,7 +1933,7 @@
     <w:r>
       <w:tab/>
       <w:tab/>
-      <w:t>2026-07-27</w:t>
+      <w:t>2026-07-28</w:t>
       <w:br/>
       <w:br/>
     </w:r>

--- a/klagomål/A 5455-2025 FSC-klagomål.docx
+++ b/klagomål/A 5455-2025 FSC-klagomål.docx
@@ -1933,7 +1933,7 @@
     <w:r>
       <w:tab/>
       <w:tab/>
-      <w:t>2026-07-28</w:t>
+      <w:t>2026-07-29</w:t>
       <w:br/>
       <w:br/>
     </w:r>

--- a/klagomål/A 5455-2025 FSC-klagomål.docx
+++ b/klagomål/A 5455-2025 FSC-klagomål.docx
@@ -1933,7 +1933,7 @@
     <w:r>
       <w:tab/>
       <w:tab/>
-      <w:t>2026-07-29</w:t>
+      <w:t>2026-07-30</w:t>
       <w:br/>
       <w:br/>
     </w:r>

--- a/klagomål/A 5455-2025 FSC-klagomål.docx
+++ b/klagomål/A 5455-2025 FSC-klagomål.docx
@@ -1933,7 +1933,7 @@
     <w:r>
       <w:tab/>
       <w:tab/>
-      <w:t>2026-07-30</w:t>
+      <w:t>2026-07-31</w:t>
       <w:br/>
       <w:br/>
     </w:r>

--- a/klagomål/A 5455-2025 FSC-klagomål.docx
+++ b/klagomål/A 5455-2025 FSC-klagomål.docx
@@ -1933,7 +1933,7 @@
     <w:r>
       <w:tab/>
       <w:tab/>
-      <w:t>2026-07-31</w:t>
+      <w:t>2026-08-01</w:t>
       <w:br/>
       <w:br/>
     </w:r>

--- a/klagomål/A 5455-2025 FSC-klagomål.docx
+++ b/klagomål/A 5455-2025 FSC-klagomål.docx
@@ -1933,7 +1933,7 @@
     <w:r>
       <w:tab/>
       <w:tab/>
-      <w:t>2026-08-01</w:t>
+      <w:t>2026-08-02</w:t>
       <w:br/>
       <w:br/>
     </w:r>

--- a/klagomål/A 5455-2025 FSC-klagomål.docx
+++ b/klagomål/A 5455-2025 FSC-klagomål.docx
@@ -1933,7 +1933,7 @@
     <w:r>
       <w:tab/>
       <w:tab/>
-      <w:t>2026-08-02</w:t>
+      <w:t>2026-08-03</w:t>
       <w:br/>
       <w:br/>
     </w:r>

--- a/klagomål/A 5455-2025 FSC-klagomål.docx
+++ b/klagomål/A 5455-2025 FSC-klagomål.docx
@@ -1933,7 +1933,7 @@
     <w:r>
       <w:tab/>
       <w:tab/>
-      <w:t>2026-08-03</w:t>
+      <w:t>2026-08-05</w:t>
       <w:br/>
       <w:br/>
     </w:r>

--- a/klagomål/A 5455-2025 FSC-klagomål.docx
+++ b/klagomål/A 5455-2025 FSC-klagomål.docx
@@ -1933,7 +1933,7 @@
     <w:r>
       <w:tab/>
       <w:tab/>
-      <w:t>2026-08-05</w:t>
+      <w:t>2026-08-07</w:t>
       <w:br/>
       <w:br/>
     </w:r>

--- a/klagomål/A 5455-2025 FSC-klagomål.docx
+++ b/klagomål/A 5455-2025 FSC-klagomål.docx
@@ -1933,7 +1933,7 @@
     <w:r>
       <w:tab/>
       <w:tab/>
-      <w:t>2026-08-07</w:t>
+      <w:t>2026-08-08</w:t>
       <w:br/>
       <w:br/>
     </w:r>

--- a/klagomål/A 5455-2025 FSC-klagomål.docx
+++ b/klagomål/A 5455-2025 FSC-klagomål.docx
@@ -216,7 +216,7 @@
         <w:spacing w:after="240"/>
       </w:pPr>
       <w:r>
-        <w:t>Figur 1. Fyndplatser för naturvårdsarter i och inom 23 meter från avverkningsanmälan. Markörer utan svart kant är placerade på fyndplatsen. Markörer med svart kant är placerade vid sidan av fyndplatsen har ett svart streck som visar fyndplatsens exakta position. Kartans mittpunktskoordinat är N 6629531, E 657536 i SWEREF 99 TM.</w:t>
+        <w:t>Figur 1. Fyndplatser för naturvårdsarter i och inom 23 meter från avverkningsanmälan. Markörer utan svart kant är placerade på fyndplatsen. Markörer med svart kant är placerade vid sidan av fyndplatsen och har ett svart streck som visar fyndplatsens exakta position. Kartans mittpunktskoordinat är N 6629531, E 657536 i SWEREF 99 TM.</w:t>
       </w:r>
     </w:p>
     <w:p>
@@ -1933,7 +1933,7 @@
     <w:r>
       <w:tab/>
       <w:tab/>
-      <w:t>2026-08-14</w:t>
+      <w:t>2026-08-15</w:t>
       <w:br/>
       <w:br/>
     </w:r>

--- a/klagomål/A 5455-2025 FSC-klagomål.docx
+++ b/klagomål/A 5455-2025 FSC-klagomål.docx
@@ -1933,7 +1933,7 @@
     <w:r>
       <w:tab/>
       <w:tab/>
-      <w:t>2026-08-15</w:t>
+      <w:t>2026-08-16</w:t>
       <w:br/>
       <w:br/>
     </w:r>

--- a/klagomål/A 5455-2025 FSC-klagomål.docx
+++ b/klagomål/A 5455-2025 FSC-klagomål.docx
@@ -1933,7 +1933,7 @@
     <w:r>
       <w:tab/>
       <w:tab/>
-      <w:t>2026-08-16</w:t>
+      <w:t>2026-08-17</w:t>
       <w:br/>
       <w:br/>
     </w:r>

--- a/klagomål/A 5455-2025 FSC-klagomål.docx
+++ b/klagomål/A 5455-2025 FSC-klagomål.docx
@@ -1933,7 +1933,7 @@
     <w:r>
       <w:tab/>
       <w:tab/>
-      <w:t>2026-08-17</w:t>
+      <w:t>2026-08-18</w:t>
       <w:br/>
       <w:br/>
     </w:r>

--- a/klagomål/A 5455-2025 FSC-klagomål.docx
+++ b/klagomål/A 5455-2025 FSC-klagomål.docx
@@ -1933,7 +1933,7 @@
     <w:r>
       <w:tab/>
       <w:tab/>
-      <w:t>2026-08-18</w:t>
+      <w:t>2026-08-19</w:t>
       <w:br/>
       <w:br/>
     </w:r>

--- a/klagomål/A 5455-2025 FSC-klagomål.docx
+++ b/klagomål/A 5455-2025 FSC-klagomål.docx
@@ -1933,7 +1933,7 @@
     <w:r>
       <w:tab/>
       <w:tab/>
-      <w:t>2026-08-19</w:t>
+      <w:t>2026-08-20</w:t>
       <w:br/>
       <w:br/>
     </w:r>

--- a/klagomål/A 5455-2025 FSC-klagomål.docx
+++ b/klagomål/A 5455-2025 FSC-klagomål.docx
@@ -1933,7 +1933,7 @@
     <w:r>
       <w:tab/>
       <w:tab/>
-      <w:t>2026-08-20</w:t>
+      <w:t>2026-08-21</w:t>
       <w:br/>
       <w:br/>
     </w:r>

--- a/klagomål/A 5455-2025 FSC-klagomål.docx
+++ b/klagomål/A 5455-2025 FSC-klagomål.docx
@@ -1933,7 +1933,7 @@
     <w:r>
       <w:tab/>
       <w:tab/>
-      <w:t>2026-08-21</w:t>
+      <w:t>2026-08-22</w:t>
       <w:br/>
       <w:br/>
     </w:r>

--- a/klagomål/A 5455-2025 FSC-klagomål.docx
+++ b/klagomål/A 5455-2025 FSC-klagomål.docx
@@ -1933,7 +1933,7 @@
     <w:r>
       <w:tab/>
       <w:tab/>
-      <w:t>2026-08-22</w:t>
+      <w:t>2026-08-23</w:t>
       <w:br/>
       <w:br/>
     </w:r>

--- a/klagomål/A 5455-2025 FSC-klagomål.docx
+++ b/klagomål/A 5455-2025 FSC-klagomål.docx
@@ -1933,7 +1933,7 @@
     <w:r>
       <w:tab/>
       <w:tab/>
-      <w:t>2026-08-23</w:t>
+      <w:t>2026-08-24</w:t>
       <w:br/>
       <w:br/>
     </w:r>

--- a/klagomål/A 5455-2025 FSC-klagomål.docx
+++ b/klagomål/A 5455-2025 FSC-klagomål.docx
@@ -1933,7 +1933,7 @@
     <w:r>
       <w:tab/>
       <w:tab/>
-      <w:t>2026-08-24</w:t>
+      <w:t>2026-08-25</w:t>
       <w:br/>
       <w:br/>
     </w:r>

--- a/klagomål/A 5455-2025 FSC-klagomål.docx
+++ b/klagomål/A 5455-2025 FSC-klagomål.docx
@@ -1933,7 +1933,7 @@
     <w:r>
       <w:tab/>
       <w:tab/>
-      <w:t>2026-08-25</w:t>
+      <w:t>2026-08-26</w:t>
       <w:br/>
       <w:br/>
     </w:r>

--- a/klagomål/A 5455-2025 FSC-klagomål.docx
+++ b/klagomål/A 5455-2025 FSC-klagomål.docx
@@ -1933,7 +1933,7 @@
     <w:r>
       <w:tab/>
       <w:tab/>
-      <w:t>2026-08-26</w:t>
+      <w:t>2026-08-27</w:t>
       <w:br/>
       <w:br/>
     </w:r>

--- a/klagomål/A 5455-2025 FSC-klagomål.docx
+++ b/klagomål/A 5455-2025 FSC-klagomål.docx
@@ -1933,7 +1933,7 @@
     <w:r>
       <w:tab/>
       <w:tab/>
-      <w:t>2026-08-27</w:t>
+      <w:t>2026-08-28</w:t>
       <w:br/>
       <w:br/>
     </w:r>

--- a/klagomål/A 5455-2025 FSC-klagomål.docx
+++ b/klagomål/A 5455-2025 FSC-klagomål.docx
@@ -1933,7 +1933,7 @@
     <w:r>
       <w:tab/>
       <w:tab/>
-      <w:t>2026-08-28</w:t>
+      <w:t>2026-08-29</w:t>
       <w:br/>
       <w:br/>
     </w:r>

--- a/klagomål/A 5455-2025 FSC-klagomål.docx
+++ b/klagomål/A 5455-2025 FSC-klagomål.docx
@@ -1933,7 +1933,7 @@
     <w:r>
       <w:tab/>
       <w:tab/>
-      <w:t>2026-08-29</w:t>
+      <w:t>2026-08-31</w:t>
       <w:br/>
       <w:br/>
     </w:r>

--- a/klagomål/A 5455-2025 FSC-klagomål.docx
+++ b/klagomål/A 5455-2025 FSC-klagomål.docx
@@ -1933,7 +1933,7 @@
     <w:r>
       <w:tab/>
       <w:tab/>
-      <w:t>2026-08-31</w:t>
+      <w:t>2026-09-01</w:t>
       <w:br/>
       <w:br/>
     </w:r>

--- a/klagomål/A 5455-2025 FSC-klagomål.docx
+++ b/klagomål/A 5455-2025 FSC-klagomål.docx
@@ -1933,7 +1933,7 @@
     <w:r>
       <w:tab/>
       <w:tab/>
-      <w:t>2026-09-01</w:t>
+      <w:t>2026-09-02</w:t>
       <w:br/>
       <w:br/>
     </w:r>

--- a/klagomål/A 5455-2025 FSC-klagomål.docx
+++ b/klagomål/A 5455-2025 FSC-klagomål.docx
@@ -1933,7 +1933,7 @@
     <w:r>
       <w:tab/>
       <w:tab/>
-      <w:t>2026-09-02</w:t>
+      <w:t>2026-09-03</w:t>
       <w:br/>
       <w:br/>
     </w:r>

--- a/klagomål/A 5455-2025 FSC-klagomål.docx
+++ b/klagomål/A 5455-2025 FSC-klagomål.docx
@@ -1933,7 +1933,7 @@
     <w:r>
       <w:tab/>
       <w:tab/>
-      <w:t>2026-09-03</w:t>
+      <w:t>2026-09-04</w:t>
       <w:br/>
       <w:br/>
     </w:r>

--- a/klagomål/A 5455-2025 FSC-klagomål.docx
+++ b/klagomål/A 5455-2025 FSC-klagomål.docx
@@ -1933,7 +1933,7 @@
     <w:r>
       <w:tab/>
       <w:tab/>
-      <w:t>2026-09-04</w:t>
+      <w:t>2026-09-05</w:t>
       <w:br/>
       <w:br/>
     </w:r>

--- a/klagomål/A 5455-2025 FSC-klagomål.docx
+++ b/klagomål/A 5455-2025 FSC-klagomål.docx
@@ -1933,7 +1933,7 @@
     <w:r>
       <w:tab/>
       <w:tab/>
-      <w:t>2026-09-05</w:t>
+      <w:t>2026-09-06</w:t>
       <w:br/>
       <w:br/>
     </w:r>

--- a/klagomål/A 5455-2025 FSC-klagomål.docx
+++ b/klagomål/A 5455-2025 FSC-klagomål.docx
@@ -1933,7 +1933,7 @@
     <w:r>
       <w:tab/>
       <w:tab/>
-      <w:t>2026-09-06</w:t>
+      <w:t>2026-09-07</w:t>
       <w:br/>
       <w:br/>
     </w:r>

--- a/klagomål/A 5455-2025 FSC-klagomål.docx
+++ b/klagomål/A 5455-2025 FSC-klagomål.docx
@@ -1933,7 +1933,7 @@
     <w:r>
       <w:tab/>
       <w:tab/>
-      <w:t>2026-09-07</w:t>
+      <w:t>2026-09-08</w:t>
       <w:br/>
       <w:br/>
     </w:r>

--- a/klagomål/A 5455-2025 FSC-klagomål.docx
+++ b/klagomål/A 5455-2025 FSC-klagomål.docx
@@ -1933,7 +1933,7 @@
     <w:r>
       <w:tab/>
       <w:tab/>
-      <w:t>2026-09-08</w:t>
+      <w:t>2026-09-09</w:t>
       <w:br/>
       <w:br/>
     </w:r>

--- a/klagomål/A 5455-2025 FSC-klagomål.docx
+++ b/klagomål/A 5455-2025 FSC-klagomål.docx
@@ -1933,7 +1933,7 @@
     <w:r>
       <w:tab/>
       <w:tab/>
-      <w:t>2026-09-09</w:t>
+      <w:t>2026-09-10</w:t>
       <w:br/>
       <w:br/>
     </w:r>

--- a/klagomål/A 5455-2025 FSC-klagomål.docx
+++ b/klagomål/A 5455-2025 FSC-klagomål.docx
@@ -1933,7 +1933,7 @@
     <w:r>
       <w:tab/>
       <w:tab/>
-      <w:t>2026-09-10</w:t>
+      <w:t>2026-09-11</w:t>
       <w:br/>
       <w:br/>
     </w:r>

--- a/klagomål/A 5455-2025 FSC-klagomål.docx
+++ b/klagomål/A 5455-2025 FSC-klagomål.docx
@@ -1933,7 +1933,7 @@
     <w:r>
       <w:tab/>
       <w:tab/>
-      <w:t>2026-09-11</w:t>
+      <w:t>2026-09-12</w:t>
       <w:br/>
       <w:br/>
     </w:r>
